--- a/templates/Legal Complaint - Template.docx
+++ b/templates/Legal Complaint - Template.docx
@@ -4566,27 +4566,7 @@
           <w:sz w:val="24"/>
           <w:szCs w:val="24"/>
         </w:rPr>
-        <w:t xml:space="preserve">duly performed </w:t>
-      </w:r>
-      <w:proofErr w:type="gramStart"/>
-      <w:r>
-        <w:rPr>
-          <w:rFonts w:ascii="Times New Roman" w:hAnsi="Times New Roman"/>
-          <w:color w:val="000000" w:themeColor="text1"/>
-          <w:sz w:val="24"/>
-          <w:szCs w:val="24"/>
-        </w:rPr>
-        <w:t>all of</w:t>
-      </w:r>
-      <w:proofErr w:type="gramEnd"/>
-      <w:r>
-        <w:rPr>
-          <w:rFonts w:ascii="Times New Roman" w:hAnsi="Times New Roman"/>
-          <w:color w:val="000000" w:themeColor="text1"/>
-          <w:sz w:val="24"/>
-          <w:szCs w:val="24"/>
-        </w:rPr>
-        <w:t xml:space="preserve"> the conditions of </w:t>
+        <w:t xml:space="preserve">duly performed all of the conditions of </w:t>
       </w:r>
       <w:r>
         <w:rPr>
@@ -5091,25 +5071,7 @@
           <w:sz w:val="24"/>
           <w:szCs w:val="24"/>
         </w:rPr>
-        <w:t xml:space="preserve">, and </w:t>
-      </w:r>
-      <w:proofErr w:type="gramStart"/>
-      <w:r>
-        <w:rPr>
-          <w:rFonts w:ascii="Times New Roman" w:hAnsi="Times New Roman"/>
-          <w:sz w:val="24"/>
-          <w:szCs w:val="24"/>
-        </w:rPr>
-        <w:t>at all times</w:t>
-      </w:r>
-      <w:proofErr w:type="gramEnd"/>
-      <w:r>
-        <w:rPr>
-          <w:rFonts w:ascii="Times New Roman" w:hAnsi="Times New Roman"/>
-          <w:sz w:val="24"/>
-          <w:szCs w:val="24"/>
-        </w:rPr>
-        <w:t xml:space="preserve"> relevant</w:t>
+        <w:t>, and at all times relevant</w:t>
       </w:r>
       <w:r>
         <w:rPr>
@@ -6423,27 +6385,7 @@
           <w:sz w:val="24"/>
           <w:szCs w:val="24"/>
         </w:rPr>
-        <w:t xml:space="preserve">is a person who, </w:t>
-      </w:r>
-      <w:proofErr w:type="gramStart"/>
-      <w:r>
-        <w:rPr>
-          <w:rFonts w:ascii="Times New Roman" w:hAnsi="Times New Roman"/>
-          <w:color w:val="000000" w:themeColor="text1"/>
-          <w:sz w:val="24"/>
-          <w:szCs w:val="24"/>
-        </w:rPr>
-        <w:t>at all times</w:t>
-      </w:r>
-      <w:proofErr w:type="gramEnd"/>
-      <w:r>
-        <w:rPr>
-          <w:rFonts w:ascii="Times New Roman" w:hAnsi="Times New Roman"/>
-          <w:color w:val="000000" w:themeColor="text1"/>
-          <w:sz w:val="24"/>
-          <w:szCs w:val="24"/>
-        </w:rPr>
-        <w:t xml:space="preserve"> relevant to this action, </w:t>
+        <w:t xml:space="preserve">is a person who, at all times relevant to this action, </w:t>
       </w:r>
       <w:r>
         <w:rPr>
@@ -7987,36 +7929,16 @@
           <w:sz w:val="24"/>
           <w:szCs w:val="24"/>
         </w:rPr>
-        <w:t xml:space="preserve">Additionally, </w:t>
-      </w:r>
-      <w:proofErr w:type="gramStart"/>
-      <w:r>
-        <w:rPr>
-          <w:rFonts w:ascii="Times New Roman" w:hAnsi="Times New Roman"/>
-          <w:color w:val="000000" w:themeColor="text1"/>
-          <w:sz w:val="24"/>
-          <w:szCs w:val="24"/>
-        </w:rPr>
-        <w:t>a</w:t>
-      </w:r>
-      <w:r>
-        <w:rPr>
-          <w:rFonts w:ascii="Times New Roman" w:hAnsi="Times New Roman"/>
-          <w:color w:val="000000" w:themeColor="text1"/>
-          <w:sz w:val="24"/>
-          <w:szCs w:val="24"/>
-        </w:rPr>
-        <w:t>t all times</w:t>
-      </w:r>
-      <w:proofErr w:type="gramEnd"/>
-      <w:r>
-        <w:rPr>
-          <w:rFonts w:ascii="Times New Roman" w:hAnsi="Times New Roman"/>
-          <w:color w:val="000000" w:themeColor="text1"/>
-          <w:sz w:val="24"/>
-          <w:szCs w:val="24"/>
-        </w:rPr>
-        <w:t xml:space="preserve"> relevant herein, </w:t>
+        <w:t>Additionally, a</w:t>
+      </w:r>
+      <w:r>
+        <w:rPr>
+          <w:rFonts w:ascii="Times New Roman" w:hAnsi="Times New Roman"/>
+          <w:color w:val="000000" w:themeColor="text1"/>
+          <w:sz w:val="24"/>
+          <w:szCs w:val="24"/>
+        </w:rPr>
+        <w:t xml:space="preserve">t all times relevant herein, </w:t>
       </w:r>
       <w:r>
         <w:rPr>
@@ -8120,27 +8042,7 @@
           <w:sz w:val="24"/>
           <w:szCs w:val="24"/>
         </w:rPr>
-        <w:t xml:space="preserve">, and each of them, are and </w:t>
-      </w:r>
-      <w:proofErr w:type="gramStart"/>
-      <w:r>
-        <w:rPr>
-          <w:rFonts w:ascii="Times New Roman" w:hAnsi="Times New Roman"/>
-          <w:color w:val="000000" w:themeColor="text1"/>
-          <w:sz w:val="24"/>
-          <w:szCs w:val="24"/>
-        </w:rPr>
-        <w:t>were at all times</w:t>
-      </w:r>
-      <w:proofErr w:type="gramEnd"/>
-      <w:r>
-        <w:rPr>
-          <w:rFonts w:ascii="Times New Roman" w:hAnsi="Times New Roman"/>
-          <w:color w:val="000000" w:themeColor="text1"/>
-          <w:sz w:val="24"/>
-          <w:szCs w:val="24"/>
-        </w:rPr>
-        <w:t xml:space="preserve"> relevant to this action, in the business of owning, renting, controlling, possessing, leasing, managing, and/or maintaining residential dwelling units in the </w:t>
+        <w:t xml:space="preserve">, and each of them, are and were at all times relevant to this action, in the business of owning, renting, controlling, possessing, leasing, managing, and/or maintaining residential dwelling units in the </w:t>
       </w:r>
       <w:r>
         <w:rPr>
@@ -10070,17 +9972,7 @@
           <w:sz w:val="24"/>
           <w:szCs w:val="24"/>
         </w:rPr>
-        <w:t xml:space="preserve"> attorney leave the </w:t>
-      </w:r>
-      <w:proofErr w:type="gramStart"/>
-      <w:r>
-        <w:rPr>
-          <w:rFonts w:ascii="Times New Roman" w:hAnsi="Times New Roman"/>
-          <w:color w:val="000000" w:themeColor="text1"/>
-          <w:sz w:val="24"/>
-          <w:szCs w:val="24"/>
-        </w:rPr>
-        <w:t>P</w:t>
+        <w:t xml:space="preserve"> attorney leave the P</w:t>
       </w:r>
       <w:r>
         <w:rPr>
@@ -10098,17 +9990,7 @@
           <w:sz w:val="24"/>
           <w:szCs w:val="24"/>
         </w:rPr>
-        <w:t>,</w:t>
-      </w:r>
-      <w:proofErr w:type="gramEnd"/>
-      <w:r>
-        <w:rPr>
-          <w:rFonts w:ascii="Times New Roman" w:hAnsi="Times New Roman"/>
-          <w:color w:val="000000" w:themeColor="text1"/>
-          <w:sz w:val="24"/>
-          <w:szCs w:val="24"/>
-        </w:rPr>
-        <w:t xml:space="preserve"> they were</w:t>
+        <w:t>, they were</w:t>
       </w:r>
       <w:r>
         <w:rPr>
@@ -10408,27 +10290,7 @@
           <w:sz w:val="24"/>
           <w:szCs w:val="24"/>
         </w:rPr>
-        <w:t xml:space="preserve">In this </w:t>
-      </w:r>
-      <w:proofErr w:type="gramStart"/>
-      <w:r>
-        <w:rPr>
-          <w:rFonts w:ascii="Times New Roman" w:hAnsi="Times New Roman"/>
-          <w:color w:val="000000" w:themeColor="text1"/>
-          <w:sz w:val="24"/>
-          <w:szCs w:val="24"/>
-        </w:rPr>
-        <w:t>particular case</w:t>
-      </w:r>
-      <w:proofErr w:type="gramEnd"/>
-      <w:r>
-        <w:rPr>
-          <w:rFonts w:ascii="Times New Roman" w:hAnsi="Times New Roman"/>
-          <w:color w:val="000000" w:themeColor="text1"/>
-          <w:sz w:val="24"/>
-          <w:szCs w:val="24"/>
-        </w:rPr>
-        <w:t>, none of the exceptions set forth in th</w:t>
+        <w:t>In this particular case, none of the exceptions set forth in th</w:t>
       </w:r>
       <w:r>
         <w:rPr>
@@ -11286,25 +11148,7 @@
           <w:sz w:val="24"/>
           <w:szCs w:val="24"/>
         </w:rPr>
-        <w:t xml:space="preserve">However, as reflected in PLAINTIFF’s written response, the objection has never been to temporarily </w:t>
-      </w:r>
-      <w:proofErr w:type="gramStart"/>
-      <w:r>
-        <w:rPr>
-          <w:rFonts w:ascii="Times New Roman" w:hAnsi="Times New Roman"/>
-          <w:sz w:val="24"/>
-          <w:szCs w:val="24"/>
-        </w:rPr>
-        <w:t>vacating</w:t>
-      </w:r>
-      <w:proofErr w:type="gramEnd"/>
-      <w:r>
-        <w:rPr>
-          <w:rFonts w:ascii="Times New Roman" w:hAnsi="Times New Roman"/>
-          <w:sz w:val="24"/>
-          <w:szCs w:val="24"/>
-        </w:rPr>
-        <w:t xml:space="preserve"> the PROPERTY, but the unreasonable conditions under which such relocation was proposed</w:t>
+        <w:t>However, as reflected in PLAINTIFF’s written response, the objection has never been to temporarily vacating the PROPERTY, but the unreasonable conditions under which such relocation was proposed</w:t>
       </w:r>
       <w:r>
         <w:rPr>
@@ -11982,25 +11826,7 @@
           <w:sz w:val="24"/>
           <w:szCs w:val="24"/>
         </w:rPr>
-        <w:t xml:space="preserve"> minor daughter </w:t>
-      </w:r>
-      <w:proofErr w:type="gramStart"/>
-      <w:r>
-        <w:rPr>
-          <w:rFonts w:ascii="Times New Roman" w:hAnsi="Times New Roman"/>
-          <w:sz w:val="24"/>
-          <w:szCs w:val="24"/>
-        </w:rPr>
-        <w:t>have</w:t>
-      </w:r>
-      <w:proofErr w:type="gramEnd"/>
-      <w:r>
-        <w:rPr>
-          <w:rFonts w:ascii="Times New Roman" w:hAnsi="Times New Roman"/>
-          <w:sz w:val="24"/>
-          <w:szCs w:val="24"/>
-        </w:rPr>
-        <w:t xml:space="preserve"> injured their ankles after stepping into them. In some sections, the flooring was completely removed and has not been replaced, nor has any temporary measure been provided, representing a serious safety hazard to P</w:t>
+        <w:t xml:space="preserve"> minor daughter have injured their ankles after stepping into them. In some sections, the flooring was completely removed and has not been replaced, nor has any temporary measure been provided, representing a serious safety hazard to P</w:t>
       </w:r>
       <w:r>
         <w:rPr>
@@ -12272,25 +12098,7 @@
           <w:sz w:val="24"/>
           <w:szCs w:val="24"/>
         </w:rPr>
-        <w:t xml:space="preserve">Additionally, according to the </w:t>
-      </w:r>
-      <w:proofErr w:type="gramStart"/>
-      <w:r>
-        <w:rPr>
-          <w:rFonts w:ascii="Times New Roman" w:hAnsi="Times New Roman"/>
-          <w:sz w:val="24"/>
-          <w:szCs w:val="24"/>
-        </w:rPr>
-        <w:t>aforementioned inspection</w:t>
-      </w:r>
-      <w:proofErr w:type="gramEnd"/>
-      <w:r>
-        <w:rPr>
-          <w:rFonts w:ascii="Times New Roman" w:hAnsi="Times New Roman"/>
-          <w:sz w:val="24"/>
-          <w:szCs w:val="24"/>
-        </w:rPr>
-        <w:t>, the electrical panel poses a fire hazard. The type of panel installed at the P</w:t>
+        <w:t>Additionally, according to the aforementioned inspection, the electrical panel poses a fire hazard. The type of panel installed at the P</w:t>
       </w:r>
       <w:r>
         <w:rPr>
@@ -12983,25 +12791,7 @@
           <w:sz w:val="24"/>
           <w:szCs w:val="24"/>
         </w:rPr>
-        <w:t xml:space="preserve">, spreading </w:t>
-      </w:r>
-      <w:proofErr w:type="gramStart"/>
-      <w:r>
-        <w:rPr>
-          <w:rFonts w:ascii="Times New Roman" w:hAnsi="Times New Roman"/>
-          <w:sz w:val="24"/>
-          <w:szCs w:val="24"/>
-        </w:rPr>
-        <w:t>more and more</w:t>
-      </w:r>
-      <w:proofErr w:type="gramEnd"/>
-      <w:r>
-        <w:rPr>
-          <w:rFonts w:ascii="Times New Roman" w:hAnsi="Times New Roman"/>
-          <w:sz w:val="24"/>
-          <w:szCs w:val="24"/>
-        </w:rPr>
-        <w:t xml:space="preserve">, as the root cause </w:t>
+        <w:t xml:space="preserve">, spreading more and more, as the root cause </w:t>
       </w:r>
       <w:r>
         <w:rPr>
@@ -16084,21 +15874,7 @@
         <w:rPr>
           <w:szCs w:val="24"/>
         </w:rPr>
-        <w:t xml:space="preserve">For temporary, preliminary, and permanent injunctive relief restraining and enjoining Defendants, their managers, servants, agents, officers, employees, and all other persons acting on their behalf and/or at their direction, from violating </w:t>
-      </w:r>
-      <w:proofErr w:type="gramStart"/>
-      <w:r>
-        <w:rPr>
-          <w:szCs w:val="24"/>
-        </w:rPr>
-        <w:t>any and all</w:t>
-      </w:r>
-      <w:proofErr w:type="gramEnd"/>
-      <w:r>
-        <w:rPr>
-          <w:szCs w:val="24"/>
-        </w:rPr>
-        <w:t xml:space="preserve"> applicable codes, ordinances, regulations</w:t>
+        <w:t>For temporary, preliminary, and permanent injunctive relief restraining and enjoining Defendants, their managers, servants, agents, officers, employees, and all other persons acting on their behalf and/or at their direction, from violating any and all applicable codes, ordinances, regulations</w:t>
       </w:r>
       <w:r>
         <w:rPr>
@@ -16110,16 +15886,8 @@
         <w:rPr>
           <w:szCs w:val="24"/>
         </w:rPr>
-        <w:t xml:space="preserve"> and </w:t>
-      </w:r>
-      <w:proofErr w:type="gramStart"/>
-      <w:r>
-        <w:rPr>
-          <w:szCs w:val="24"/>
-        </w:rPr>
-        <w:t>laws;</w:t>
-      </w:r>
-      <w:proofErr w:type="gramEnd"/>
+        <w:t xml:space="preserve"> and laws;</w:t>
+      </w:r>
     </w:p>
     <w:p>
       <w:pPr>
@@ -16155,16 +15923,8 @@
         <w:rPr>
           <w:szCs w:val="24"/>
         </w:rPr>
-        <w:t xml:space="preserve"> and that Defendants are not entitled to take the annual general rent increase pursuant </w:t>
-      </w:r>
-      <w:proofErr w:type="gramStart"/>
-      <w:r>
-        <w:rPr>
-          <w:szCs w:val="24"/>
-        </w:rPr>
-        <w:t>thereto;</w:t>
-      </w:r>
-      <w:proofErr w:type="gramEnd"/>
+        <w:t xml:space="preserve"> and that Defendants are not entitled to take the annual general rent increase pursuant thereto;</w:t>
+      </w:r>
     </w:p>
     <w:p>
       <w:pPr>
@@ -16194,16 +15954,8 @@
         <w:rPr>
           <w:szCs w:val="24"/>
         </w:rPr>
-        <w:t xml:space="preserve">eneral damages, according to </w:t>
-      </w:r>
-      <w:proofErr w:type="gramStart"/>
-      <w:r>
-        <w:rPr>
-          <w:szCs w:val="24"/>
-        </w:rPr>
-        <w:t>proof;</w:t>
-      </w:r>
-      <w:proofErr w:type="gramEnd"/>
+        <w:t>eneral damages, according to proof;</w:t>
+      </w:r>
     </w:p>
     <w:p>
       <w:pPr>
@@ -16233,21 +15985,7 @@
         <w:rPr>
           <w:szCs w:val="24"/>
         </w:rPr>
-        <w:t xml:space="preserve">rder that the present owners refund any rents collected during the </w:t>
-      </w:r>
-      <w:proofErr w:type="gramStart"/>
-      <w:r>
-        <w:rPr>
-          <w:szCs w:val="24"/>
-        </w:rPr>
-        <w:t>period of time</w:t>
-      </w:r>
-      <w:proofErr w:type="gramEnd"/>
-      <w:r>
-        <w:rPr>
-          <w:szCs w:val="24"/>
-        </w:rPr>
-        <w:t xml:space="preserve"> when the owners </w:t>
+        <w:t xml:space="preserve">rder that the present owners refund any rents collected during the period of time when the owners </w:t>
       </w:r>
       <w:r>
         <w:rPr>
@@ -16291,30 +16029,8 @@
         <w:rPr>
           <w:szCs w:val="24"/>
         </w:rPr>
-        <w:t xml:space="preserve"> any rent increases imposed during this period and refund any rent collected </w:t>
-      </w:r>
-      <w:proofErr w:type="gramStart"/>
-      <w:r>
-        <w:rPr>
-          <w:szCs w:val="24"/>
-        </w:rPr>
-        <w:t>as a result of</w:t>
-      </w:r>
-      <w:proofErr w:type="gramEnd"/>
-      <w:r>
-        <w:rPr>
-          <w:szCs w:val="24"/>
-        </w:rPr>
-        <w:t xml:space="preserve"> these unlawful rent </w:t>
-      </w:r>
-      <w:proofErr w:type="gramStart"/>
-      <w:r>
-        <w:rPr>
-          <w:szCs w:val="24"/>
-        </w:rPr>
-        <w:t>increases;</w:t>
-      </w:r>
-      <w:proofErr w:type="gramEnd"/>
+        <w:t xml:space="preserve"> any rent increases imposed during this period and refund any rent collected as a result of these unlawful rent increases;</w:t>
+      </w:r>
     </w:p>
     <w:p>
       <w:pPr>
@@ -16344,16 +16060,8 @@
         <w:rPr>
           <w:szCs w:val="24"/>
         </w:rPr>
-        <w:t xml:space="preserve"> 1940.2 and </w:t>
-      </w:r>
-      <w:proofErr w:type="gramStart"/>
-      <w:r>
-        <w:rPr>
-          <w:szCs w:val="24"/>
-        </w:rPr>
-        <w:t>1942.5;</w:t>
-      </w:r>
-      <w:proofErr w:type="gramEnd"/>
+        <w:t xml:space="preserve"> 1940.2 and 1942.5;</w:t>
+      </w:r>
     </w:p>
     <w:p>
       <w:pPr>
@@ -16371,16 +16079,8 @@
         <w:rPr>
           <w:szCs w:val="24"/>
         </w:rPr>
-        <w:t xml:space="preserve">For compensatory and actual damages, including a retroactive rent abatement, in an amount to be proven at </w:t>
-      </w:r>
-      <w:proofErr w:type="gramStart"/>
-      <w:r>
-        <w:rPr>
-          <w:szCs w:val="24"/>
-        </w:rPr>
-        <w:t>trial;</w:t>
-      </w:r>
-      <w:proofErr w:type="gramEnd"/>
+        <w:t>For compensatory and actual damages, including a retroactive rent abatement, in an amount to be proven at trial;</w:t>
+      </w:r>
     </w:p>
     <w:p>
       <w:pPr>
@@ -16440,21 +16140,7 @@
         <w:rPr>
           <w:szCs w:val="24"/>
         </w:rPr>
-        <w:t xml:space="preserve"> unlawful conduct, in an amount according to proof at </w:t>
-      </w:r>
-      <w:proofErr w:type="gramStart"/>
-      <w:r>
-        <w:rPr>
-          <w:szCs w:val="24"/>
-        </w:rPr>
-        <w:t>trial;</w:t>
-      </w:r>
-      <w:proofErr w:type="gramEnd"/>
-      <w:r>
-        <w:rPr>
-          <w:szCs w:val="24"/>
-        </w:rPr>
-        <w:t xml:space="preserve"> </w:t>
+        <w:t xml:space="preserve"> unlawful conduct, in an amount according to proof at trial; </w:t>
       </w:r>
     </w:p>
     <w:p>
@@ -16473,16 +16159,8 @@
         <w:rPr>
           <w:szCs w:val="24"/>
         </w:rPr>
-        <w:t xml:space="preserve">For punitive and exemplary damages based on Defendants’ willful, malicious, wanton and fraudulent misconduct, in an amount according to proof at </w:t>
-      </w:r>
-      <w:proofErr w:type="gramStart"/>
-      <w:r>
-        <w:rPr>
-          <w:szCs w:val="24"/>
-        </w:rPr>
-        <w:t>trial;</w:t>
-      </w:r>
-      <w:proofErr w:type="gramEnd"/>
+        <w:t>For punitive and exemplary damages based on Defendants’ willful, malicious, wanton and fraudulent misconduct, in an amount according to proof at trial;</w:t>
+      </w:r>
     </w:p>
     <w:p>
       <w:pPr>
@@ -16567,15 +16245,7 @@
           <w:i/>
           <w:szCs w:val="24"/>
         </w:rPr>
-        <w:t xml:space="preserve">et. </w:t>
-      </w:r>
-      <w:proofErr w:type="gramStart"/>
-      <w:r>
-        <w:rPr>
-          <w:i/>
-          <w:szCs w:val="24"/>
-        </w:rPr>
-        <w:t>seq.</w:t>
+        <w:t>et. seq.</w:t>
       </w:r>
       <w:r>
         <w:rPr>
@@ -16583,7 +16253,6 @@
         </w:rPr>
         <w:t>;</w:t>
       </w:r>
-      <w:proofErr w:type="gramEnd"/>
     </w:p>
     <w:p>
       <w:pPr>
@@ -16637,16 +16306,8 @@
         <w:rPr>
           <w:szCs w:val="24"/>
         </w:rPr>
-        <w:t xml:space="preserve"> 3288 and </w:t>
-      </w:r>
-      <w:proofErr w:type="gramStart"/>
-      <w:r>
-        <w:rPr>
-          <w:szCs w:val="24"/>
-        </w:rPr>
-        <w:t>3291;</w:t>
-      </w:r>
-      <w:proofErr w:type="gramEnd"/>
+        <w:t xml:space="preserve"> 3288 and 3291;</w:t>
+      </w:r>
     </w:p>
     <w:p>
       <w:pPr>
@@ -16694,21 +16355,7 @@
         <w:rPr>
           <w:szCs w:val="24"/>
         </w:rPr>
-        <w:t xml:space="preserve"> been forced to incur in filing and prosecuting this </w:t>
-      </w:r>
-      <w:proofErr w:type="gramStart"/>
-      <w:r>
-        <w:rPr>
-          <w:szCs w:val="24"/>
-        </w:rPr>
-        <w:t>suit;</w:t>
-      </w:r>
-      <w:proofErr w:type="gramEnd"/>
-      <w:r>
-        <w:rPr>
-          <w:szCs w:val="24"/>
-        </w:rPr>
-        <w:t xml:space="preserve"> </w:t>
+        <w:t xml:space="preserve"> been forced to incur in filing and prosecuting this suit; </w:t>
       </w:r>
     </w:p>
     <w:p>
@@ -16727,16 +16374,8 @@
         <w:rPr>
           <w:szCs w:val="24"/>
         </w:rPr>
-        <w:t xml:space="preserve">For costs of suit incurred </w:t>
-      </w:r>
-      <w:proofErr w:type="gramStart"/>
-      <w:r>
-        <w:rPr>
-          <w:szCs w:val="24"/>
-        </w:rPr>
-        <w:t>herein;</w:t>
-      </w:r>
-      <w:proofErr w:type="gramEnd"/>
+        <w:t>For costs of suit incurred herein;</w:t>
+      </w:r>
     </w:p>
     <w:p>
       <w:pPr>
@@ -16766,16 +16405,8 @@
         <w:rPr>
           <w:szCs w:val="24"/>
         </w:rPr>
-        <w:t xml:space="preserve">time of </w:t>
-      </w:r>
-      <w:proofErr w:type="gramStart"/>
-      <w:r>
-        <w:rPr>
-          <w:szCs w:val="24"/>
-        </w:rPr>
-        <w:t>trial;</w:t>
-      </w:r>
-      <w:proofErr w:type="gramEnd"/>
+        <w:t>time of trial;</w:t>
+      </w:r>
     </w:p>
     <w:p>
       <w:pPr>
@@ -16793,21 +16424,7 @@
         <w:rPr>
           <w:szCs w:val="24"/>
         </w:rPr>
-        <w:t xml:space="preserve">Disgorgement of ill-gotten </w:t>
-      </w:r>
-      <w:proofErr w:type="gramStart"/>
-      <w:r>
-        <w:rPr>
-          <w:szCs w:val="24"/>
-        </w:rPr>
-        <w:t>gains;</w:t>
-      </w:r>
-      <w:proofErr w:type="gramEnd"/>
-      <w:r>
-        <w:rPr>
-          <w:szCs w:val="24"/>
-        </w:rPr>
-        <w:t xml:space="preserve"> </w:t>
+        <w:t xml:space="preserve">Disgorgement of ill-gotten gains; </w:t>
       </w:r>
     </w:p>
     <w:p>
@@ -16910,17 +16527,7 @@
           <w:sz w:val="24"/>
           <w:szCs w:val="24"/>
         </w:rPr>
-        <w:t xml:space="preserve">Dated this </w:t>
-      </w:r>
-      <w:r>
-        <w:rPr>
-          <w:rFonts w:ascii="Times New Roman" w:hAnsi="Times New Roman"/>
-          <w:b/>
-          <w:color w:val="000000" w:themeColor="text1"/>
-          <w:sz w:val="24"/>
-          <w:szCs w:val="24"/>
-        </w:rPr>
-        <w:t>&lt;Date&gt;</w:t>
+        <w:t>Dated this</w:t>
       </w:r>
       <w:r>
         <w:rPr>
@@ -17192,36 +16799,6 @@
           <w:szCs w:val="24"/>
         </w:rPr>
         <w:t xml:space="preserve"> </w:t>
-      </w:r>
-      <w:r>
-        <w:rPr>
-          <w:rFonts w:ascii="Times New Roman" w:hAnsi="Times New Roman"/>
-          <w:b/>
-          <w:color w:val="000000" w:themeColor="text1"/>
-          <w:sz w:val="24"/>
-          <w:szCs w:val="24"/>
-        </w:rPr>
-        <w:t>&lt;Date&gt;</w:t>
-      </w:r>
-      <w:r>
-        <w:rPr>
-          <w:rFonts w:ascii="Times New Roman" w:hAnsi="Times New Roman"/>
-          <w:b/>
-          <w:color w:val="000000" w:themeColor="text1"/>
-          <w:sz w:val="24"/>
-          <w:szCs w:val="24"/>
-        </w:rPr>
-        <w:tab/>
-      </w:r>
-      <w:r>
-        <w:rPr>
-          <w:rFonts w:ascii="Times New Roman" w:hAnsi="Times New Roman"/>
-          <w:b/>
-          <w:color w:val="000000" w:themeColor="text1"/>
-          <w:sz w:val="24"/>
-          <w:szCs w:val="24"/>
-        </w:rPr>
-        <w:tab/>
       </w:r>
       <w:r>
         <w:rPr>
@@ -18322,7 +17899,7 @@
             </wp:anchor>
           </w:drawing>
         </mc:Choice>
-        <mc:Fallback xmlns:mo="http://schemas.microsoft.com/office/mac/office/2008/main" xmlns:mv="urn:schemas-microsoft-com:mac:vml" xmlns:a14="http://schemas.microsoft.com/office/drawing/2010/main" xmlns:a="http://schemas.openxmlformats.org/drawingml/2006/main">
+        <mc:Fallback xmlns:a="http://schemas.openxmlformats.org/drawingml/2006/main" xmlns:a14="http://schemas.microsoft.com/office/drawing/2010/main" xmlns:mv="urn:schemas-microsoft-com:mac:vml" xmlns:mo="http://schemas.microsoft.com/office/mac/office/2008/main">
           <w:pict w14:anchorId="21EEE677">
             <v:line id="RightBorder" style="position:absolute;z-index:251658240;visibility:visible;mso-wrap-style:square;mso-width-percent:0;mso-height-percent:0;mso-wrap-distance-left:114299emu;mso-wrap-distance-top:0;mso-wrap-distance-right:114299emu;mso-wrap-distance-bottom:0;mso-position-horizontal:absolute;mso-position-horizontal-relative:margin;mso-position-vertical:absolute;mso-position-vertical-relative:page;mso-width-percent:0;mso-height-percent:0;mso-width-relative:page;mso-height-relative:page" o:spid="_x0000_s1026" from="468pt,0" to="468pt,11in" w14:anchorId="30CF3CBA" o:gfxdata="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">
               <w10:wrap anchorx="margin" anchory="page"/>
@@ -18397,7 +17974,7 @@
             </wp:anchor>
           </w:drawing>
         </mc:Choice>
-        <mc:Fallback xmlns:mo="http://schemas.microsoft.com/office/mac/office/2008/main" xmlns:mv="urn:schemas-microsoft-com:mac:vml" xmlns:a14="http://schemas.microsoft.com/office/drawing/2010/main" xmlns:a="http://schemas.openxmlformats.org/drawingml/2006/main">
+        <mc:Fallback xmlns:a="http://schemas.openxmlformats.org/drawingml/2006/main" xmlns:a14="http://schemas.microsoft.com/office/drawing/2010/main" xmlns:mv="urn:schemas-microsoft-com:mac:vml" xmlns:mo="http://schemas.microsoft.com/office/mac/office/2008/main">
           <w:pict w14:anchorId="25CCB756">
             <v:line id="LeftBorder2" style="position:absolute;z-index:251657216;visibility:visible;mso-wrap-style:square;mso-width-percent:0;mso-height-percent:0;mso-wrap-distance-left:114299emu;mso-wrap-distance-top:0;mso-wrap-distance-right:114299emu;mso-wrap-distance-bottom:0;mso-position-horizontal:absolute;mso-position-horizontal-relative:margin;mso-position-vertical:absolute;mso-position-vertical-relative:page;mso-width-percent:0;mso-height-percent:0;mso-width-relative:page;mso-height-relative:page" o:spid="_x0000_s1026" from="-7.2pt,0" to="-7.2pt,11in" w14:anchorId="1B37F9FC" o:gfxdata="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">
               <w10:wrap anchorx="margin" anchory="page"/>
@@ -18472,7 +18049,7 @@
             </wp:anchor>
           </w:drawing>
         </mc:Choice>
-        <mc:Fallback xmlns:mo="http://schemas.microsoft.com/office/mac/office/2008/main" xmlns:mv="urn:schemas-microsoft-com:mac:vml" xmlns:a14="http://schemas.microsoft.com/office/drawing/2010/main" xmlns:a="http://schemas.openxmlformats.org/drawingml/2006/main">
+        <mc:Fallback xmlns:a="http://schemas.openxmlformats.org/drawingml/2006/main" xmlns:a14="http://schemas.microsoft.com/office/drawing/2010/main" xmlns:mv="urn:schemas-microsoft-com:mac:vml" xmlns:mo="http://schemas.microsoft.com/office/mac/office/2008/main">
           <w:pict w14:anchorId="06B6C051">
             <v:line id="LeftBorder1" style="position:absolute;z-index:251656192;visibility:visible;mso-wrap-style:square;mso-width-percent:0;mso-height-percent:0;mso-wrap-distance-left:114299emu;mso-wrap-distance-top:0;mso-wrap-distance-right:114299emu;mso-wrap-distance-bottom:0;mso-position-horizontal:absolute;mso-position-horizontal-relative:margin;mso-position-vertical:absolute;mso-position-vertical-relative:page;mso-width-percent:0;mso-height-percent:0;mso-width-relative:page;mso-height-relative:page" o:spid="_x0000_s1026" from="-3.6pt,0" to="-3.6pt,11in" w14:anchorId="60EEB86F" o:gfxdata="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">
               <w10:wrap anchorx="margin" anchory="page"/>
@@ -22748,6 +22325,146 @@
 </file>
 
 <file path=customXml/item1.xml><?xml version="1.0" encoding="utf-8"?>
+<?mso-contentType ?>
+<FormTemplates xmlns="http://schemas.microsoft.com/sharepoint/v3/contenttype/forms">
+  <Display>DocumentLibraryForm</Display>
+  <Edit>AssetEditForm</Edit>
+  <New>DocumentLibraryForm</New>
+</FormTemplates>
+</file>
+
+<file path=customXml/item2.xml><?xml version="1.0" encoding="utf-8"?>
+<p:properties xmlns:p="http://schemas.microsoft.com/office/2006/metadata/properties" xmlns:xsi="http://www.w3.org/2001/XMLSchema-instance" xmlns:pc="http://schemas.microsoft.com/office/infopath/2007/PartnerControls">
+  <documentManagement>
+    <APDescription xmlns="4873beb7-5857-4685-be1f-d57550cc96cc" xsi:nil="true"/>
+    <AssetExpire xmlns="4873beb7-5857-4685-be1f-d57550cc96cc">2035-01-01T08:00:00+00:00</AssetExpire>
+    <CampaignTagsTaxHTField0 xmlns="4873beb7-5857-4685-be1f-d57550cc96cc">
+      <Terms xmlns="http://schemas.microsoft.com/office/infopath/2007/PartnerControls"/>
+    </CampaignTagsTaxHTField0>
+    <IntlLangReviewDate xmlns="4873beb7-5857-4685-be1f-d57550cc96cc" xsi:nil="true"/>
+    <TPFriendlyName xmlns="4873beb7-5857-4685-be1f-d57550cc96cc" xsi:nil="true"/>
+    <IntlLangReview xmlns="4873beb7-5857-4685-be1f-d57550cc96cc">false</IntlLangReview>
+    <LocLastLocAttemptVersionLookup xmlns="4873beb7-5857-4685-be1f-d57550cc96cc">752697</LocLastLocAttemptVersionLookup>
+    <PolicheckWords xmlns="4873beb7-5857-4685-be1f-d57550cc96cc" xsi:nil="true"/>
+    <SubmitterId xmlns="4873beb7-5857-4685-be1f-d57550cc96cc" xsi:nil="true"/>
+    <AcquiredFrom xmlns="4873beb7-5857-4685-be1f-d57550cc96cc">Internal MS</AcquiredFrom>
+    <EditorialStatus xmlns="4873beb7-5857-4685-be1f-d57550cc96cc" xsi:nil="true"/>
+    <Markets xmlns="4873beb7-5857-4685-be1f-d57550cc96cc"/>
+    <OriginAsset xmlns="4873beb7-5857-4685-be1f-d57550cc96cc" xsi:nil="true"/>
+    <AssetStart xmlns="4873beb7-5857-4685-be1f-d57550cc96cc">2012-01-04T19:17:00+00:00</AssetStart>
+    <FriendlyTitle xmlns="4873beb7-5857-4685-be1f-d57550cc96cc" xsi:nil="true"/>
+    <MarketSpecific xmlns="4873beb7-5857-4685-be1f-d57550cc96cc">false</MarketSpecific>
+    <TPNamespace xmlns="4873beb7-5857-4685-be1f-d57550cc96cc" xsi:nil="true"/>
+    <PublishStatusLookup xmlns="4873beb7-5857-4685-be1f-d57550cc96cc">
+      <Value>1422980</Value>
+      <Value>1526467</Value>
+    </PublishStatusLookup>
+    <APAuthor xmlns="4873beb7-5857-4685-be1f-d57550cc96cc">
+      <UserInfo>
+        <DisplayName>REDMOND\v-gehous</DisplayName>
+        <AccountId>2365</AccountId>
+        <AccountType/>
+      </UserInfo>
+    </APAuthor>
+    <TPCommandLine xmlns="4873beb7-5857-4685-be1f-d57550cc96cc" xsi:nil="true"/>
+    <IntlLangReviewer xmlns="4873beb7-5857-4685-be1f-d57550cc96cc" xsi:nil="true"/>
+    <OpenTemplate xmlns="4873beb7-5857-4685-be1f-d57550cc96cc">true</OpenTemplate>
+    <CSXSubmissionDate xmlns="4873beb7-5857-4685-be1f-d57550cc96cc" xsi:nil="true"/>
+    <TaxCatchAll xmlns="4873beb7-5857-4685-be1f-d57550cc96cc"/>
+    <Manager xmlns="4873beb7-5857-4685-be1f-d57550cc96cc" xsi:nil="true"/>
+    <NumericId xmlns="4873beb7-5857-4685-be1f-d57550cc96cc" xsi:nil="true"/>
+    <ParentAssetId xmlns="4873beb7-5857-4685-be1f-d57550cc96cc" xsi:nil="true"/>
+    <OriginalSourceMarket xmlns="4873beb7-5857-4685-be1f-d57550cc96cc" xsi:nil="true"/>
+    <ApprovalStatus xmlns="4873beb7-5857-4685-be1f-d57550cc96cc">InProgress</ApprovalStatus>
+    <TPComponent xmlns="4873beb7-5857-4685-be1f-d57550cc96cc" xsi:nil="true"/>
+    <EditorialTags xmlns="4873beb7-5857-4685-be1f-d57550cc96cc" xsi:nil="true"/>
+    <TPExecutable xmlns="4873beb7-5857-4685-be1f-d57550cc96cc" xsi:nil="true"/>
+    <TPLaunchHelpLink xmlns="4873beb7-5857-4685-be1f-d57550cc96cc" xsi:nil="true"/>
+    <LocComments xmlns="4873beb7-5857-4685-be1f-d57550cc96cc" xsi:nil="true"/>
+    <LocRecommendedHandoff xmlns="4873beb7-5857-4685-be1f-d57550cc96cc" xsi:nil="true"/>
+    <SourceTitle xmlns="4873beb7-5857-4685-be1f-d57550cc96cc" xsi:nil="true"/>
+    <CSXUpdate xmlns="4873beb7-5857-4685-be1f-d57550cc96cc">false</CSXUpdate>
+    <IntlLocPriority xmlns="4873beb7-5857-4685-be1f-d57550cc96cc" xsi:nil="true"/>
+    <UAProjectedTotalWords xmlns="4873beb7-5857-4685-be1f-d57550cc96cc" xsi:nil="true"/>
+    <AssetType xmlns="4873beb7-5857-4685-be1f-d57550cc96cc">TP</AssetType>
+    <MachineTranslated xmlns="4873beb7-5857-4685-be1f-d57550cc96cc">false</MachineTranslated>
+    <OutputCachingOn xmlns="4873beb7-5857-4685-be1f-d57550cc96cc">false</OutputCachingOn>
+    <TemplateStatus xmlns="4873beb7-5857-4685-be1f-d57550cc96cc" xsi:nil="true"/>
+    <IsSearchable xmlns="4873beb7-5857-4685-be1f-d57550cc96cc">true</IsSearchable>
+    <ContentItem xmlns="4873beb7-5857-4685-be1f-d57550cc96cc" xsi:nil="true"/>
+    <HandoffToMSDN xmlns="4873beb7-5857-4685-be1f-d57550cc96cc" xsi:nil="true"/>
+    <ShowIn xmlns="4873beb7-5857-4685-be1f-d57550cc96cc">Show everywhere</ShowIn>
+    <ThumbnailAssetId xmlns="4873beb7-5857-4685-be1f-d57550cc96cc" xsi:nil="true"/>
+    <UALocComments xmlns="4873beb7-5857-4685-be1f-d57550cc96cc">2007 Template UpLeveling Do Not HandOff</UALocComments>
+    <UALocRecommendation xmlns="4873beb7-5857-4685-be1f-d57550cc96cc">Localize</UALocRecommendation>
+    <LastModifiedDateTime xmlns="4873beb7-5857-4685-be1f-d57550cc96cc" xsi:nil="true"/>
+    <LegacyData xmlns="4873beb7-5857-4685-be1f-d57550cc96cc" xsi:nil="true"/>
+    <LocManualTestRequired xmlns="4873beb7-5857-4685-be1f-d57550cc96cc">false</LocManualTestRequired>
+    <ClipArtFilename xmlns="4873beb7-5857-4685-be1f-d57550cc96cc" xsi:nil="true"/>
+    <TPApplication xmlns="4873beb7-5857-4685-be1f-d57550cc96cc" xsi:nil="true"/>
+    <CSXHash xmlns="4873beb7-5857-4685-be1f-d57550cc96cc" xsi:nil="true"/>
+    <DirectSourceMarket xmlns="4873beb7-5857-4685-be1f-d57550cc96cc" xsi:nil="true"/>
+    <PrimaryImageGen xmlns="4873beb7-5857-4685-be1f-d57550cc96cc">true</PrimaryImageGen>
+    <PlannedPubDate xmlns="4873beb7-5857-4685-be1f-d57550cc96cc" xsi:nil="true"/>
+    <CSXSubmissionMarket xmlns="4873beb7-5857-4685-be1f-d57550cc96cc" xsi:nil="true"/>
+    <Downloads xmlns="4873beb7-5857-4685-be1f-d57550cc96cc">0</Downloads>
+    <ArtSampleDocs xmlns="4873beb7-5857-4685-be1f-d57550cc96cc" xsi:nil="true"/>
+    <TrustLevel xmlns="4873beb7-5857-4685-be1f-d57550cc96cc">1 Microsoft Managed Content</TrustLevel>
+    <BlockPublish xmlns="4873beb7-5857-4685-be1f-d57550cc96cc">false</BlockPublish>
+    <TPLaunchHelpLinkType xmlns="4873beb7-5857-4685-be1f-d57550cc96cc">Template</TPLaunchHelpLinkType>
+    <LocalizationTagsTaxHTField0 xmlns="4873beb7-5857-4685-be1f-d57550cc96cc">
+      <Terms xmlns="http://schemas.microsoft.com/office/infopath/2007/PartnerControls"/>
+    </LocalizationTagsTaxHTField0>
+    <BusinessGroup xmlns="4873beb7-5857-4685-be1f-d57550cc96cc" xsi:nil="true"/>
+    <Providers xmlns="4873beb7-5857-4685-be1f-d57550cc96cc" xsi:nil="true"/>
+    <TemplateTemplateType xmlns="4873beb7-5857-4685-be1f-d57550cc96cc">Word 2007 Default</TemplateTemplateType>
+    <TimesCloned xmlns="4873beb7-5857-4685-be1f-d57550cc96cc" xsi:nil="true"/>
+    <TPAppVersion xmlns="4873beb7-5857-4685-be1f-d57550cc96cc" xsi:nil="true"/>
+    <VoteCount xmlns="4873beb7-5857-4685-be1f-d57550cc96cc" xsi:nil="true"/>
+    <AverageRating xmlns="4873beb7-5857-4685-be1f-d57550cc96cc" xsi:nil="true"/>
+    <FeatureTagsTaxHTField0 xmlns="4873beb7-5857-4685-be1f-d57550cc96cc">
+      <Terms xmlns="http://schemas.microsoft.com/office/infopath/2007/PartnerControls"/>
+    </FeatureTagsTaxHTField0>
+    <Provider xmlns="4873beb7-5857-4685-be1f-d57550cc96cc" xsi:nil="true"/>
+    <UACurrentWords xmlns="4873beb7-5857-4685-be1f-d57550cc96cc" xsi:nil="true"/>
+    <AssetId xmlns="4873beb7-5857-4685-be1f-d57550cc96cc">TP102810049</AssetId>
+    <TPClientViewer xmlns="4873beb7-5857-4685-be1f-d57550cc96cc" xsi:nil="true"/>
+    <DSATActionTaken xmlns="4873beb7-5857-4685-be1f-d57550cc96cc" xsi:nil="true"/>
+    <APEditor xmlns="4873beb7-5857-4685-be1f-d57550cc96cc">
+      <UserInfo>
+        <DisplayName/>
+        <AccountId xsi:nil="true"/>
+        <AccountType/>
+      </UserInfo>
+    </APEditor>
+    <TPInstallLocation xmlns="4873beb7-5857-4685-be1f-d57550cc96cc" xsi:nil="true"/>
+    <OOCacheId xmlns="4873beb7-5857-4685-be1f-d57550cc96cc" xsi:nil="true"/>
+    <IsDeleted xmlns="4873beb7-5857-4685-be1f-d57550cc96cc">false</IsDeleted>
+    <PublishTargets xmlns="4873beb7-5857-4685-be1f-d57550cc96cc">OfficeOnlineVNext,OfficeOnline</PublishTargets>
+    <ApprovalLog xmlns="4873beb7-5857-4685-be1f-d57550cc96cc" xsi:nil="true"/>
+    <BugNumber xmlns="4873beb7-5857-4685-be1f-d57550cc96cc" xsi:nil="true"/>
+    <CrawlForDependencies xmlns="4873beb7-5857-4685-be1f-d57550cc96cc">false</CrawlForDependencies>
+    <InternalTagsTaxHTField0 xmlns="4873beb7-5857-4685-be1f-d57550cc96cc">
+      <Terms xmlns="http://schemas.microsoft.com/office/infopath/2007/PartnerControls"/>
+    </InternalTagsTaxHTField0>
+    <LastHandOff xmlns="4873beb7-5857-4685-be1f-d57550cc96cc" xsi:nil="true"/>
+    <Milestone xmlns="4873beb7-5857-4685-be1f-d57550cc96cc" xsi:nil="true"/>
+    <OriginalRelease xmlns="4873beb7-5857-4685-be1f-d57550cc96cc">14</OriginalRelease>
+    <RecommendationsModifier xmlns="4873beb7-5857-4685-be1f-d57550cc96cc" xsi:nil="true"/>
+    <ScenarioTagsTaxHTField0 xmlns="4873beb7-5857-4685-be1f-d57550cc96cc">
+      <Terms xmlns="http://schemas.microsoft.com/office/infopath/2007/PartnerControls"/>
+    </ScenarioTagsTaxHTField0>
+    <UANotes xmlns="4873beb7-5857-4685-be1f-d57550cc96cc" xsi:nil="true"/>
+    <LocMarketGroupTiers2 xmlns="4873beb7-5857-4685-be1f-d57550cc96cc">,t:Tier 1,t:Tier 2,t:Tier 3,</LocMarketGroupTiers2>
+  </documentManagement>
+</p:properties>
+</file>
+
+<file path=customXml/item3.xml><?xml version="1.0" encoding="utf-8"?>
+<b:Sources xmlns:b="http://schemas.openxmlformats.org/officeDocument/2006/bibliography" xmlns="http://schemas.openxmlformats.org/officeDocument/2006/bibliography" SelectedStyle="\APASixthEditionOfficeOnline.xsl" StyleName="APA" Version="6"/>
+</file>
+
+<file path=customXml/item4.xml><?xml version="1.0" encoding="utf-8"?>
 <ct:contentTypeSchema xmlns:ct="http://schemas.microsoft.com/office/2006/metadata/contentType" xmlns:ma="http://schemas.microsoft.com/office/2006/metadata/properties/metaAttributes" ct:_="" ma:_="" ma:contentTypeName="TemplateFile" ma:contentTypeID="0x0101006EDDDB5EE6D98C44930B742096920B300400F5B6D36B3EF94B4E9A635CDF2A18F5B8" ma:contentTypeVersion="72" ma:contentTypeDescription="Create a new document." ma:contentTypeScope="" ma:versionID="a23e56308344d904b51738559c3d67c9">
   <xsd:schema xmlns:xsd="http://www.w3.org/2001/XMLSchema" xmlns:xs="http://www.w3.org/2001/XMLSchema" xmlns:p="http://schemas.microsoft.com/office/2006/metadata/properties" xmlns:ns2="4873beb7-5857-4685-be1f-d57550cc96cc" targetNamespace="http://schemas.microsoft.com/office/2006/metadata/properties" ma:root="true" ma:fieldsID="cd0908cc4600e77bf5da051303e00c8d" ns2:_="">
     <xsd:import namespace="4873beb7-5857-4685-be1f-d57550cc96cc"/>
@@ -23787,147 +23504,33 @@
 </ct:contentTypeSchema>
 </file>
 
-<file path=customXml/item2.xml><?xml version="1.0" encoding="utf-8"?>
-<b:Sources xmlns:b="http://schemas.openxmlformats.org/officeDocument/2006/bibliography" xmlns="http://schemas.openxmlformats.org/officeDocument/2006/bibliography" SelectedStyle="\APASixthEditionOfficeOnline.xsl" StyleName="APA" Version="6"/>
+<file path=customXml/itemProps1.xml><?xml version="1.0" encoding="utf-8"?>
+<ds:datastoreItem xmlns:ds="http://schemas.openxmlformats.org/officeDocument/2006/customXml" ds:itemID="{6DFD6874-8625-466B-B71B-2B032C1BE3E9}">
+  <ds:schemaRefs>
+    <ds:schemaRef ds:uri="http://schemas.microsoft.com/sharepoint/v3/contenttype/forms"/>
+  </ds:schemaRefs>
+</ds:datastoreItem>
 </file>
 
-<file path=customXml/item3.xml><?xml version="1.0" encoding="utf-8"?>
-<p:properties xmlns:p="http://schemas.microsoft.com/office/2006/metadata/properties" xmlns:xsi="http://www.w3.org/2001/XMLSchema-instance" xmlns:pc="http://schemas.microsoft.com/office/infopath/2007/PartnerControls">
-  <documentManagement>
-    <APDescription xmlns="4873beb7-5857-4685-be1f-d57550cc96cc" xsi:nil="true"/>
-    <AssetExpire xmlns="4873beb7-5857-4685-be1f-d57550cc96cc">2035-01-01T08:00:00+00:00</AssetExpire>
-    <CampaignTagsTaxHTField0 xmlns="4873beb7-5857-4685-be1f-d57550cc96cc">
-      <Terms xmlns="http://schemas.microsoft.com/office/infopath/2007/PartnerControls"/>
-    </CampaignTagsTaxHTField0>
-    <IntlLangReviewDate xmlns="4873beb7-5857-4685-be1f-d57550cc96cc" xsi:nil="true"/>
-    <TPFriendlyName xmlns="4873beb7-5857-4685-be1f-d57550cc96cc" xsi:nil="true"/>
-    <IntlLangReview xmlns="4873beb7-5857-4685-be1f-d57550cc96cc">false</IntlLangReview>
-    <LocLastLocAttemptVersionLookup xmlns="4873beb7-5857-4685-be1f-d57550cc96cc">752697</LocLastLocAttemptVersionLookup>
-    <PolicheckWords xmlns="4873beb7-5857-4685-be1f-d57550cc96cc" xsi:nil="true"/>
-    <SubmitterId xmlns="4873beb7-5857-4685-be1f-d57550cc96cc" xsi:nil="true"/>
-    <AcquiredFrom xmlns="4873beb7-5857-4685-be1f-d57550cc96cc">Internal MS</AcquiredFrom>
-    <EditorialStatus xmlns="4873beb7-5857-4685-be1f-d57550cc96cc" xsi:nil="true"/>
-    <Markets xmlns="4873beb7-5857-4685-be1f-d57550cc96cc"/>
-    <OriginAsset xmlns="4873beb7-5857-4685-be1f-d57550cc96cc" xsi:nil="true"/>
-    <AssetStart xmlns="4873beb7-5857-4685-be1f-d57550cc96cc">2012-01-04T19:17:00+00:00</AssetStart>
-    <FriendlyTitle xmlns="4873beb7-5857-4685-be1f-d57550cc96cc" xsi:nil="true"/>
-    <MarketSpecific xmlns="4873beb7-5857-4685-be1f-d57550cc96cc">false</MarketSpecific>
-    <TPNamespace xmlns="4873beb7-5857-4685-be1f-d57550cc96cc" xsi:nil="true"/>
-    <PublishStatusLookup xmlns="4873beb7-5857-4685-be1f-d57550cc96cc">
-      <Value>1422980</Value>
-      <Value>1526467</Value>
-    </PublishStatusLookup>
-    <APAuthor xmlns="4873beb7-5857-4685-be1f-d57550cc96cc">
-      <UserInfo>
-        <DisplayName>REDMOND\v-gehous</DisplayName>
-        <AccountId>2365</AccountId>
-        <AccountType/>
-      </UserInfo>
-    </APAuthor>
-    <TPCommandLine xmlns="4873beb7-5857-4685-be1f-d57550cc96cc" xsi:nil="true"/>
-    <IntlLangReviewer xmlns="4873beb7-5857-4685-be1f-d57550cc96cc" xsi:nil="true"/>
-    <OpenTemplate xmlns="4873beb7-5857-4685-be1f-d57550cc96cc">true</OpenTemplate>
-    <CSXSubmissionDate xmlns="4873beb7-5857-4685-be1f-d57550cc96cc" xsi:nil="true"/>
-    <TaxCatchAll xmlns="4873beb7-5857-4685-be1f-d57550cc96cc"/>
-    <Manager xmlns="4873beb7-5857-4685-be1f-d57550cc96cc" xsi:nil="true"/>
-    <NumericId xmlns="4873beb7-5857-4685-be1f-d57550cc96cc" xsi:nil="true"/>
-    <ParentAssetId xmlns="4873beb7-5857-4685-be1f-d57550cc96cc" xsi:nil="true"/>
-    <OriginalSourceMarket xmlns="4873beb7-5857-4685-be1f-d57550cc96cc" xsi:nil="true"/>
-    <ApprovalStatus xmlns="4873beb7-5857-4685-be1f-d57550cc96cc">InProgress</ApprovalStatus>
-    <TPComponent xmlns="4873beb7-5857-4685-be1f-d57550cc96cc" xsi:nil="true"/>
-    <EditorialTags xmlns="4873beb7-5857-4685-be1f-d57550cc96cc" xsi:nil="true"/>
-    <TPExecutable xmlns="4873beb7-5857-4685-be1f-d57550cc96cc" xsi:nil="true"/>
-    <TPLaunchHelpLink xmlns="4873beb7-5857-4685-be1f-d57550cc96cc" xsi:nil="true"/>
-    <LocComments xmlns="4873beb7-5857-4685-be1f-d57550cc96cc" xsi:nil="true"/>
-    <LocRecommendedHandoff xmlns="4873beb7-5857-4685-be1f-d57550cc96cc" xsi:nil="true"/>
-    <SourceTitle xmlns="4873beb7-5857-4685-be1f-d57550cc96cc" xsi:nil="true"/>
-    <CSXUpdate xmlns="4873beb7-5857-4685-be1f-d57550cc96cc">false</CSXUpdate>
-    <IntlLocPriority xmlns="4873beb7-5857-4685-be1f-d57550cc96cc" xsi:nil="true"/>
-    <UAProjectedTotalWords xmlns="4873beb7-5857-4685-be1f-d57550cc96cc" xsi:nil="true"/>
-    <AssetType xmlns="4873beb7-5857-4685-be1f-d57550cc96cc">TP</AssetType>
-    <MachineTranslated xmlns="4873beb7-5857-4685-be1f-d57550cc96cc">false</MachineTranslated>
-    <OutputCachingOn xmlns="4873beb7-5857-4685-be1f-d57550cc96cc">false</OutputCachingOn>
-    <TemplateStatus xmlns="4873beb7-5857-4685-be1f-d57550cc96cc" xsi:nil="true"/>
-    <IsSearchable xmlns="4873beb7-5857-4685-be1f-d57550cc96cc">true</IsSearchable>
-    <ContentItem xmlns="4873beb7-5857-4685-be1f-d57550cc96cc" xsi:nil="true"/>
-    <HandoffToMSDN xmlns="4873beb7-5857-4685-be1f-d57550cc96cc" xsi:nil="true"/>
-    <ShowIn xmlns="4873beb7-5857-4685-be1f-d57550cc96cc">Show everywhere</ShowIn>
-    <ThumbnailAssetId xmlns="4873beb7-5857-4685-be1f-d57550cc96cc" xsi:nil="true"/>
-    <UALocComments xmlns="4873beb7-5857-4685-be1f-d57550cc96cc">2007 Template UpLeveling Do Not HandOff</UALocComments>
-    <UALocRecommendation xmlns="4873beb7-5857-4685-be1f-d57550cc96cc">Localize</UALocRecommendation>
-    <LastModifiedDateTime xmlns="4873beb7-5857-4685-be1f-d57550cc96cc" xsi:nil="true"/>
-    <LegacyData xmlns="4873beb7-5857-4685-be1f-d57550cc96cc" xsi:nil="true"/>
-    <LocManualTestRequired xmlns="4873beb7-5857-4685-be1f-d57550cc96cc">false</LocManualTestRequired>
-    <ClipArtFilename xmlns="4873beb7-5857-4685-be1f-d57550cc96cc" xsi:nil="true"/>
-    <TPApplication xmlns="4873beb7-5857-4685-be1f-d57550cc96cc" xsi:nil="true"/>
-    <CSXHash xmlns="4873beb7-5857-4685-be1f-d57550cc96cc" xsi:nil="true"/>
-    <DirectSourceMarket xmlns="4873beb7-5857-4685-be1f-d57550cc96cc" xsi:nil="true"/>
-    <PrimaryImageGen xmlns="4873beb7-5857-4685-be1f-d57550cc96cc">true</PrimaryImageGen>
-    <PlannedPubDate xmlns="4873beb7-5857-4685-be1f-d57550cc96cc" xsi:nil="true"/>
-    <CSXSubmissionMarket xmlns="4873beb7-5857-4685-be1f-d57550cc96cc" xsi:nil="true"/>
-    <Downloads xmlns="4873beb7-5857-4685-be1f-d57550cc96cc">0</Downloads>
-    <ArtSampleDocs xmlns="4873beb7-5857-4685-be1f-d57550cc96cc" xsi:nil="true"/>
-    <TrustLevel xmlns="4873beb7-5857-4685-be1f-d57550cc96cc">1 Microsoft Managed Content</TrustLevel>
-    <BlockPublish xmlns="4873beb7-5857-4685-be1f-d57550cc96cc">false</BlockPublish>
-    <TPLaunchHelpLinkType xmlns="4873beb7-5857-4685-be1f-d57550cc96cc">Template</TPLaunchHelpLinkType>
-    <LocalizationTagsTaxHTField0 xmlns="4873beb7-5857-4685-be1f-d57550cc96cc">
-      <Terms xmlns="http://schemas.microsoft.com/office/infopath/2007/PartnerControls"/>
-    </LocalizationTagsTaxHTField0>
-    <BusinessGroup xmlns="4873beb7-5857-4685-be1f-d57550cc96cc" xsi:nil="true"/>
-    <Providers xmlns="4873beb7-5857-4685-be1f-d57550cc96cc" xsi:nil="true"/>
-    <TemplateTemplateType xmlns="4873beb7-5857-4685-be1f-d57550cc96cc">Word 2007 Default</TemplateTemplateType>
-    <TimesCloned xmlns="4873beb7-5857-4685-be1f-d57550cc96cc" xsi:nil="true"/>
-    <TPAppVersion xmlns="4873beb7-5857-4685-be1f-d57550cc96cc" xsi:nil="true"/>
-    <VoteCount xmlns="4873beb7-5857-4685-be1f-d57550cc96cc" xsi:nil="true"/>
-    <AverageRating xmlns="4873beb7-5857-4685-be1f-d57550cc96cc" xsi:nil="true"/>
-    <FeatureTagsTaxHTField0 xmlns="4873beb7-5857-4685-be1f-d57550cc96cc">
-      <Terms xmlns="http://schemas.microsoft.com/office/infopath/2007/PartnerControls"/>
-    </FeatureTagsTaxHTField0>
-    <Provider xmlns="4873beb7-5857-4685-be1f-d57550cc96cc" xsi:nil="true"/>
-    <UACurrentWords xmlns="4873beb7-5857-4685-be1f-d57550cc96cc" xsi:nil="true"/>
-    <AssetId xmlns="4873beb7-5857-4685-be1f-d57550cc96cc">TP102810049</AssetId>
-    <TPClientViewer xmlns="4873beb7-5857-4685-be1f-d57550cc96cc" xsi:nil="true"/>
-    <DSATActionTaken xmlns="4873beb7-5857-4685-be1f-d57550cc96cc" xsi:nil="true"/>
-    <APEditor xmlns="4873beb7-5857-4685-be1f-d57550cc96cc">
-      <UserInfo>
-        <DisplayName/>
-        <AccountId xsi:nil="true"/>
-        <AccountType/>
-      </UserInfo>
-    </APEditor>
-    <TPInstallLocation xmlns="4873beb7-5857-4685-be1f-d57550cc96cc" xsi:nil="true"/>
-    <OOCacheId xmlns="4873beb7-5857-4685-be1f-d57550cc96cc" xsi:nil="true"/>
-    <IsDeleted xmlns="4873beb7-5857-4685-be1f-d57550cc96cc">false</IsDeleted>
-    <PublishTargets xmlns="4873beb7-5857-4685-be1f-d57550cc96cc">OfficeOnlineVNext,OfficeOnline</PublishTargets>
-    <ApprovalLog xmlns="4873beb7-5857-4685-be1f-d57550cc96cc" xsi:nil="true"/>
-    <BugNumber xmlns="4873beb7-5857-4685-be1f-d57550cc96cc" xsi:nil="true"/>
-    <CrawlForDependencies xmlns="4873beb7-5857-4685-be1f-d57550cc96cc">false</CrawlForDependencies>
-    <InternalTagsTaxHTField0 xmlns="4873beb7-5857-4685-be1f-d57550cc96cc">
-      <Terms xmlns="http://schemas.microsoft.com/office/infopath/2007/PartnerControls"/>
-    </InternalTagsTaxHTField0>
-    <LastHandOff xmlns="4873beb7-5857-4685-be1f-d57550cc96cc" xsi:nil="true"/>
-    <Milestone xmlns="4873beb7-5857-4685-be1f-d57550cc96cc" xsi:nil="true"/>
-    <OriginalRelease xmlns="4873beb7-5857-4685-be1f-d57550cc96cc">14</OriginalRelease>
-    <RecommendationsModifier xmlns="4873beb7-5857-4685-be1f-d57550cc96cc" xsi:nil="true"/>
-    <ScenarioTagsTaxHTField0 xmlns="4873beb7-5857-4685-be1f-d57550cc96cc">
-      <Terms xmlns="http://schemas.microsoft.com/office/infopath/2007/PartnerControls"/>
-    </ScenarioTagsTaxHTField0>
-    <UANotes xmlns="4873beb7-5857-4685-be1f-d57550cc96cc" xsi:nil="true"/>
-    <LocMarketGroupTiers2 xmlns="4873beb7-5857-4685-be1f-d57550cc96cc">,t:Tier 1,t:Tier 2,t:Tier 3,</LocMarketGroupTiers2>
-  </documentManagement>
-</p:properties>
+<file path=customXml/itemProps2.xml><?xml version="1.0" encoding="utf-8"?>
+<ds:datastoreItem xmlns:ds="http://schemas.openxmlformats.org/officeDocument/2006/customXml" ds:itemID="{4D03386A-0ED0-4998-85A1-A0A863BDA4FB}">
+  <ds:schemaRefs>
+    <ds:schemaRef ds:uri="http://schemas.microsoft.com/office/2006/metadata/properties"/>
+    <ds:schemaRef ds:uri="http://schemas.microsoft.com/office/infopath/2007/PartnerControls"/>
+    <ds:schemaRef ds:uri="4873beb7-5857-4685-be1f-d57550cc96cc"/>
+  </ds:schemaRefs>
+</ds:datastoreItem>
 </file>
 
-<file path=customXml/item4.xml><?xml version="1.0" encoding="utf-8"?>
-<?mso-contentType ?>
-<FormTemplates xmlns="http://schemas.microsoft.com/sharepoint/v3/contenttype/forms">
-  <Display>DocumentLibraryForm</Display>
-  <Edit>AssetEditForm</Edit>
-  <New>DocumentLibraryForm</New>
-</FormTemplates>
+<file path=customXml/itemProps3.xml><?xml version="1.0" encoding="utf-8"?>
+<ds:datastoreItem xmlns:ds="http://schemas.openxmlformats.org/officeDocument/2006/customXml" ds:itemID="{EA486109-08B2-E843-A1A0-812077317A8E}">
+  <ds:schemaRefs>
+    <ds:schemaRef ds:uri="http://schemas.openxmlformats.org/officeDocument/2006/bibliography"/>
+  </ds:schemaRefs>
+</ds:datastoreItem>
 </file>
 
-<file path=customXml/itemProps1.xml><?xml version="1.0" encoding="utf-8"?>
+<file path=customXml/itemProps4.xml><?xml version="1.0" encoding="utf-8"?>
 <ds:datastoreItem xmlns:ds="http://schemas.openxmlformats.org/officeDocument/2006/customXml" ds:itemID="{443875C6-06B4-474E-8EEF-2F17FA9EA70E}">
   <ds:schemaRefs>
     <ds:schemaRef ds:uri="http://schemas.microsoft.com/office/2006/metadata/contentType"/>
@@ -23943,30 +23546,4 @@
     <ds:schemaRef ds:uri="http://schemas.microsoft.com/internal/obd"/>
   </ds:schemaRefs>
 </ds:datastoreItem>
-</file>
-
-<file path=customXml/itemProps2.xml><?xml version="1.0" encoding="utf-8"?>
-<ds:datastoreItem xmlns:ds="http://schemas.openxmlformats.org/officeDocument/2006/customXml" ds:itemID="{EA486109-08B2-E843-A1A0-812077317A8E}">
-  <ds:schemaRefs>
-    <ds:schemaRef ds:uri="http://schemas.openxmlformats.org/officeDocument/2006/bibliography"/>
-  </ds:schemaRefs>
-</ds:datastoreItem>
-</file>
-
-<file path=customXml/itemProps3.xml><?xml version="1.0" encoding="utf-8"?>
-<ds:datastoreItem xmlns:ds="http://schemas.openxmlformats.org/officeDocument/2006/customXml" ds:itemID="{4D03386A-0ED0-4998-85A1-A0A863BDA4FB}">
-  <ds:schemaRefs>
-    <ds:schemaRef ds:uri="http://schemas.microsoft.com/office/2006/metadata/properties"/>
-    <ds:schemaRef ds:uri="http://schemas.microsoft.com/office/infopath/2007/PartnerControls"/>
-    <ds:schemaRef ds:uri="4873beb7-5857-4685-be1f-d57550cc96cc"/>
-  </ds:schemaRefs>
-</ds:datastoreItem>
-</file>
-
-<file path=customXml/itemProps4.xml><?xml version="1.0" encoding="utf-8"?>
-<ds:datastoreItem xmlns:ds="http://schemas.openxmlformats.org/officeDocument/2006/customXml" ds:itemID="{6DFD6874-8625-466B-B71B-2B032C1BE3E9}">
-  <ds:schemaRefs>
-    <ds:schemaRef ds:uri="http://schemas.microsoft.com/sharepoint/v3/contenttype/forms"/>
-  </ds:schemaRefs>
-</ds:datastoreItem>
 </file>
--- a/templates/Legal Complaint - Template.docx
+++ b/templates/Legal Complaint - Template.docx
@@ -2045,14 +2045,16 @@
           <w:color w:val="000000" w:themeColor="text1"/>
           <w:sz w:val="24"/>
           <w:szCs w:val="24"/>
-        </w:rPr>
-      </w:pPr>
-      <w:r>
-        <w:rPr>
-          <w:rFonts w:ascii="Times New Roman" w:hAnsi="Times New Roman"/>
-          <w:color w:val="000000" w:themeColor="text1"/>
-          <w:sz w:val="24"/>
-          <w:szCs w:val="24"/>
+          <w:highlight w:val="yellow"/>
+        </w:rPr>
+      </w:pPr>
+      <w:r>
+        <w:rPr>
+          <w:rFonts w:ascii="Times New Roman" w:hAnsi="Times New Roman"/>
+          <w:color w:val="000000" w:themeColor="text1"/>
+          <w:sz w:val="24"/>
+          <w:szCs w:val="24"/>
+          <w:highlight w:val="yellow"/>
         </w:rPr>
         <w:t xml:space="preserve">At all times relevant herein, the </w:t>
       </w:r>
@@ -2062,6 +2064,7 @@
           <w:color w:val="000000" w:themeColor="text1"/>
           <w:sz w:val="24"/>
           <w:szCs w:val="24"/>
+          <w:highlight w:val="yellow"/>
         </w:rPr>
         <w:t>PROPERTY</w:t>
       </w:r>
@@ -2071,6 +2074,7 @@
           <w:color w:val="000000" w:themeColor="text1"/>
           <w:sz w:val="24"/>
           <w:szCs w:val="24"/>
+          <w:highlight w:val="yellow"/>
         </w:rPr>
         <w:t xml:space="preserve"> </w:t>
       </w:r>
@@ -2080,6 +2084,7 @@
           <w:color w:val="000000" w:themeColor="text1"/>
           <w:sz w:val="24"/>
           <w:szCs w:val="24"/>
+          <w:highlight w:val="yellow"/>
         </w:rPr>
         <w:t xml:space="preserve">is and has been </w:t>
       </w:r>
@@ -2089,6 +2094,7 @@
           <w:color w:val="000000" w:themeColor="text1"/>
           <w:sz w:val="24"/>
           <w:szCs w:val="24"/>
+          <w:highlight w:val="yellow"/>
         </w:rPr>
         <w:t xml:space="preserve">in a state of disrepair. </w:t>
       </w:r>
@@ -2098,6 +2104,7 @@
           <w:color w:val="000000" w:themeColor="text1"/>
           <w:sz w:val="24"/>
           <w:szCs w:val="24"/>
+          <w:highlight w:val="yellow"/>
         </w:rPr>
         <w:t>Specifically, PLAINTIFF faced a litany of issues, including but not limited to</w:t>
       </w:r>
@@ -2107,6 +2114,7 @@
           <w:color w:val="000000" w:themeColor="text1"/>
           <w:sz w:val="24"/>
           <w:szCs w:val="24"/>
+          <w:highlight w:val="yellow"/>
         </w:rPr>
         <w:t xml:space="preserve">: </w:t>
       </w:r>
@@ -2116,24 +2124,17 @@
           <w:color w:val="000000" w:themeColor="text1"/>
           <w:sz w:val="24"/>
           <w:szCs w:val="24"/>
-        </w:rPr>
-        <w:t xml:space="preserve">water intrusion into the </w:t>
-      </w:r>
-      <w:r>
-        <w:rPr>
-          <w:rFonts w:ascii="Times New Roman" w:hAnsi="Times New Roman"/>
-          <w:color w:val="000000" w:themeColor="text1"/>
-          <w:sz w:val="24"/>
-          <w:szCs w:val="24"/>
-        </w:rPr>
-        <w:t>PROPERTY</w:t>
-      </w:r>
-      <w:r>
-        <w:rPr>
-          <w:rFonts w:ascii="Times New Roman" w:hAnsi="Times New Roman"/>
-          <w:color w:val="000000" w:themeColor="text1"/>
-          <w:sz w:val="24"/>
-          <w:szCs w:val="24"/>
+          <w:highlight w:val="yellow"/>
+        </w:rPr>
+        <w:t>water intrusion into the PROPERTY</w:t>
+      </w:r>
+      <w:r>
+        <w:rPr>
+          <w:rFonts w:ascii="Times New Roman" w:hAnsi="Times New Roman"/>
+          <w:color w:val="000000" w:themeColor="text1"/>
+          <w:sz w:val="24"/>
+          <w:szCs w:val="24"/>
+          <w:highlight w:val="yellow"/>
         </w:rPr>
         <w:t xml:space="preserve"> </w:t>
       </w:r>
@@ -2143,6 +2144,7 @@
           <w:color w:val="000000" w:themeColor="text1"/>
           <w:sz w:val="24"/>
           <w:szCs w:val="24"/>
+          <w:highlight w:val="yellow"/>
         </w:rPr>
         <w:t>that</w:t>
       </w:r>
@@ -2152,6 +2154,7 @@
           <w:color w:val="000000" w:themeColor="text1"/>
           <w:sz w:val="24"/>
           <w:szCs w:val="24"/>
+          <w:highlight w:val="yellow"/>
         </w:rPr>
         <w:t xml:space="preserve"> led to mold growth </w:t>
       </w:r>
@@ -2161,6 +2164,7 @@
           <w:color w:val="000000" w:themeColor="text1"/>
           <w:sz w:val="24"/>
           <w:szCs w:val="24"/>
+          <w:highlight w:val="yellow"/>
         </w:rPr>
         <w:t>and dampness</w:t>
       </w:r>
@@ -2170,6 +2174,7 @@
           <w:color w:val="000000" w:themeColor="text1"/>
           <w:sz w:val="24"/>
           <w:szCs w:val="24"/>
+          <w:highlight w:val="yellow"/>
         </w:rPr>
         <w:t xml:space="preserve"> in several areas</w:t>
       </w:r>
@@ -2179,6 +2184,7 @@
           <w:color w:val="000000" w:themeColor="text1"/>
           <w:sz w:val="24"/>
           <w:szCs w:val="24"/>
+          <w:highlight w:val="yellow"/>
         </w:rPr>
         <w:t xml:space="preserve"> that ultimately damaged multiple personal items</w:t>
       </w:r>
@@ -2188,6 +2194,7 @@
           <w:color w:val="000000" w:themeColor="text1"/>
           <w:sz w:val="24"/>
           <w:szCs w:val="24"/>
+          <w:highlight w:val="yellow"/>
         </w:rPr>
         <w:t xml:space="preserve">; </w:t>
       </w:r>
@@ -2197,6 +2204,7 @@
           <w:color w:val="000000" w:themeColor="text1"/>
           <w:sz w:val="24"/>
           <w:szCs w:val="24"/>
+          <w:highlight w:val="yellow"/>
         </w:rPr>
         <w:t>a recurring water leak due to a faulty pipe under the house</w:t>
       </w:r>
@@ -2206,6 +2214,7 @@
           <w:color w:val="000000" w:themeColor="text1"/>
           <w:sz w:val="24"/>
           <w:szCs w:val="24"/>
+          <w:highlight w:val="yellow"/>
         </w:rPr>
         <w:t xml:space="preserve">; </w:t>
       </w:r>
@@ -2215,6 +2224,7 @@
           <w:color w:val="000000" w:themeColor="text1"/>
           <w:sz w:val="24"/>
           <w:szCs w:val="24"/>
+          <w:highlight w:val="yellow"/>
         </w:rPr>
         <w:t xml:space="preserve">a </w:t>
       </w:r>
@@ -2224,6 +2234,337 @@
           <w:color w:val="000000" w:themeColor="text1"/>
           <w:sz w:val="24"/>
           <w:szCs w:val="24"/>
+          <w:highlight w:val="yellow"/>
+        </w:rPr>
+        <w:t>wooden floor in poor condition, rotte</w:t>
+      </w:r>
+      <w:r>
+        <w:rPr>
+          <w:rFonts w:ascii="Times New Roman" w:hAnsi="Times New Roman"/>
+          <w:color w:val="000000" w:themeColor="text1"/>
+          <w:sz w:val="24"/>
+          <w:szCs w:val="24"/>
+          <w:highlight w:val="yellow"/>
+        </w:rPr>
+        <w:t>d</w:t>
+      </w:r>
+      <w:r>
+        <w:rPr>
+          <w:rFonts w:ascii="Times New Roman" w:hAnsi="Times New Roman"/>
+          <w:color w:val="000000" w:themeColor="text1"/>
+          <w:sz w:val="24"/>
+          <w:szCs w:val="24"/>
+          <w:highlight w:val="yellow"/>
+        </w:rPr>
+        <w:t xml:space="preserve"> and with mold and moisture; </w:t>
+      </w:r>
+      <w:r>
+        <w:rPr>
+          <w:rFonts w:ascii="Times New Roman" w:hAnsi="Times New Roman"/>
+          <w:color w:val="000000" w:themeColor="text1"/>
+          <w:sz w:val="24"/>
+          <w:szCs w:val="24"/>
+          <w:highlight w:val="yellow"/>
+        </w:rPr>
+        <w:t xml:space="preserve">an exposed </w:t>
+      </w:r>
+      <w:r>
+        <w:rPr>
+          <w:rFonts w:ascii="Times New Roman" w:hAnsi="Times New Roman"/>
+          <w:color w:val="000000" w:themeColor="text1"/>
+          <w:sz w:val="24"/>
+          <w:szCs w:val="24"/>
+          <w:highlight w:val="yellow"/>
+        </w:rPr>
+        <w:t>crawl space below</w:t>
+      </w:r>
+      <w:r>
+        <w:rPr>
+          <w:rFonts w:ascii="Times New Roman" w:hAnsi="Times New Roman"/>
+          <w:color w:val="000000" w:themeColor="text1"/>
+          <w:sz w:val="24"/>
+          <w:szCs w:val="24"/>
+          <w:highlight w:val="yellow"/>
+        </w:rPr>
+        <w:t xml:space="preserve"> </w:t>
+      </w:r>
+      <w:r>
+        <w:rPr>
+          <w:rFonts w:ascii="Times New Roman" w:hAnsi="Times New Roman"/>
+          <w:color w:val="000000" w:themeColor="text1"/>
+          <w:sz w:val="24"/>
+          <w:szCs w:val="24"/>
+          <w:highlight w:val="yellow"/>
+        </w:rPr>
+        <w:t>the flooring</w:t>
+      </w:r>
+      <w:r>
+        <w:rPr>
+          <w:rFonts w:ascii="Times New Roman" w:hAnsi="Times New Roman"/>
+          <w:color w:val="000000" w:themeColor="text1"/>
+          <w:sz w:val="24"/>
+          <w:szCs w:val="24"/>
+          <w:highlight w:val="yellow"/>
+        </w:rPr>
+        <w:t>, infested with mold</w:t>
+      </w:r>
+      <w:r>
+        <w:rPr>
+          <w:rFonts w:ascii="Times New Roman" w:hAnsi="Times New Roman"/>
+          <w:color w:val="000000" w:themeColor="text1"/>
+          <w:sz w:val="24"/>
+          <w:szCs w:val="24"/>
+          <w:highlight w:val="yellow"/>
+        </w:rPr>
+        <w:t xml:space="preserve"> and which</w:t>
+      </w:r>
+      <w:r>
+        <w:rPr>
+          <w:rFonts w:ascii="Times New Roman" w:hAnsi="Times New Roman"/>
+          <w:color w:val="000000" w:themeColor="text1"/>
+          <w:sz w:val="24"/>
+          <w:szCs w:val="24"/>
+          <w:highlight w:val="yellow"/>
+        </w:rPr>
+        <w:t xml:space="preserve"> </w:t>
+      </w:r>
+      <w:r>
+        <w:rPr>
+          <w:rFonts w:ascii="Times New Roman" w:hAnsi="Times New Roman"/>
+          <w:color w:val="000000" w:themeColor="text1"/>
+          <w:sz w:val="24"/>
+          <w:szCs w:val="24"/>
+          <w:highlight w:val="yellow"/>
+        </w:rPr>
+        <w:t>represent</w:t>
+      </w:r>
+      <w:r>
+        <w:rPr>
+          <w:rFonts w:ascii="Times New Roman" w:hAnsi="Times New Roman"/>
+          <w:color w:val="000000" w:themeColor="text1"/>
+          <w:sz w:val="24"/>
+          <w:szCs w:val="24"/>
+          <w:highlight w:val="yellow"/>
+        </w:rPr>
+        <w:t>ed</w:t>
+      </w:r>
+      <w:r>
+        <w:rPr>
+          <w:rFonts w:ascii="Times New Roman" w:hAnsi="Times New Roman"/>
+          <w:color w:val="000000" w:themeColor="text1"/>
+          <w:sz w:val="24"/>
+          <w:szCs w:val="24"/>
+          <w:highlight w:val="yellow"/>
+        </w:rPr>
+        <w:t xml:space="preserve"> </w:t>
+      </w:r>
+      <w:r>
+        <w:rPr>
+          <w:rFonts w:ascii="Times New Roman" w:hAnsi="Times New Roman"/>
+          <w:color w:val="000000" w:themeColor="text1"/>
+          <w:sz w:val="24"/>
+          <w:szCs w:val="24"/>
+          <w:highlight w:val="yellow"/>
+        </w:rPr>
+        <w:t xml:space="preserve">a safety risk to PLAINTIFF when </w:t>
+      </w:r>
+      <w:r>
+        <w:rPr>
+          <w:rFonts w:ascii="Times New Roman" w:hAnsi="Times New Roman"/>
+          <w:color w:val="000000" w:themeColor="text1"/>
+          <w:sz w:val="24"/>
+          <w:szCs w:val="24"/>
+          <w:highlight w:val="yellow"/>
+        </w:rPr>
+        <w:t>walking</w:t>
+      </w:r>
+      <w:r>
+        <w:rPr>
+          <w:rFonts w:ascii="Times New Roman" w:hAnsi="Times New Roman"/>
+          <w:color w:val="000000" w:themeColor="text1"/>
+          <w:sz w:val="24"/>
+          <w:szCs w:val="24"/>
+          <w:highlight w:val="yellow"/>
+        </w:rPr>
+        <w:t xml:space="preserve"> inside the PROPERTY</w:t>
+      </w:r>
+      <w:r>
+        <w:rPr>
+          <w:rFonts w:ascii="Times New Roman" w:hAnsi="Times New Roman"/>
+          <w:color w:val="000000" w:themeColor="text1"/>
+          <w:sz w:val="24"/>
+          <w:szCs w:val="24"/>
+          <w:highlight w:val="yellow"/>
+        </w:rPr>
+        <w:t>;</w:t>
+      </w:r>
+      <w:r>
+        <w:rPr>
+          <w:rFonts w:ascii="Times New Roman" w:hAnsi="Times New Roman"/>
+          <w:color w:val="EE0000"/>
+          <w:sz w:val="24"/>
+          <w:szCs w:val="24"/>
+          <w:highlight w:val="yellow"/>
+        </w:rPr>
+        <w:t xml:space="preserve"> </w:t>
+      </w:r>
+      <w:r>
+        <w:rPr>
+          <w:rFonts w:ascii="Times New Roman" w:hAnsi="Times New Roman"/>
+          <w:color w:val="000000" w:themeColor="text1"/>
+          <w:sz w:val="24"/>
+          <w:szCs w:val="24"/>
+          <w:highlight w:val="yellow"/>
+        </w:rPr>
+        <w:t>outlets in such poor condition that they do not work</w:t>
+      </w:r>
+      <w:r>
+        <w:rPr>
+          <w:rFonts w:ascii="Times New Roman" w:hAnsi="Times New Roman"/>
+          <w:color w:val="000000" w:themeColor="text1"/>
+          <w:sz w:val="24"/>
+          <w:szCs w:val="24"/>
+          <w:highlight w:val="yellow"/>
+        </w:rPr>
+        <w:t>;</w:t>
+      </w:r>
+      <w:r>
+        <w:rPr>
+          <w:rFonts w:ascii="Times New Roman" w:hAnsi="Times New Roman"/>
+          <w:color w:val="EE0000"/>
+          <w:sz w:val="24"/>
+          <w:szCs w:val="24"/>
+          <w:highlight w:val="yellow"/>
+        </w:rPr>
+        <w:t xml:space="preserve"> </w:t>
+      </w:r>
+      <w:r>
+        <w:rPr>
+          <w:rFonts w:ascii="Times New Roman" w:hAnsi="Times New Roman"/>
+          <w:color w:val="000000" w:themeColor="text1"/>
+          <w:sz w:val="24"/>
+          <w:szCs w:val="24"/>
+          <w:highlight w:val="yellow"/>
+        </w:rPr>
+        <w:t>electrical issues due to the old and outdated panel</w:t>
+      </w:r>
+      <w:r>
+        <w:rPr>
+          <w:rFonts w:ascii="Times New Roman" w:hAnsi="Times New Roman"/>
+          <w:color w:val="000000" w:themeColor="text1"/>
+          <w:sz w:val="24"/>
+          <w:szCs w:val="24"/>
+          <w:highlight w:val="yellow"/>
+        </w:rPr>
+        <w:t xml:space="preserve"> that</w:t>
+      </w:r>
+      <w:r>
+        <w:rPr>
+          <w:rFonts w:ascii="Times New Roman" w:hAnsi="Times New Roman"/>
+          <w:color w:val="000000" w:themeColor="text1"/>
+          <w:sz w:val="24"/>
+          <w:szCs w:val="24"/>
+          <w:highlight w:val="yellow"/>
+        </w:rPr>
+        <w:t xml:space="preserve"> stops working </w:t>
+      </w:r>
+      <w:r>
+        <w:rPr>
+          <w:rFonts w:ascii="Times New Roman" w:hAnsi="Times New Roman"/>
+          <w:color w:val="000000" w:themeColor="text1"/>
+          <w:sz w:val="24"/>
+          <w:szCs w:val="24"/>
+          <w:highlight w:val="yellow"/>
+        </w:rPr>
+        <w:t>periodically</w:t>
+      </w:r>
+      <w:r>
+        <w:rPr>
+          <w:rFonts w:ascii="Times New Roman" w:hAnsi="Times New Roman"/>
+          <w:color w:val="000000" w:themeColor="text1"/>
+          <w:sz w:val="24"/>
+          <w:szCs w:val="24"/>
+          <w:highlight w:val="yellow"/>
+        </w:rPr>
+        <w:t>;</w:t>
+      </w:r>
+      <w:r>
+        <w:rPr>
+          <w:rFonts w:ascii="Times New Roman" w:hAnsi="Times New Roman"/>
+          <w:color w:val="EE0000"/>
+          <w:sz w:val="24"/>
+          <w:szCs w:val="24"/>
+          <w:highlight w:val="yellow"/>
+        </w:rPr>
+        <w:t xml:space="preserve"> </w:t>
+      </w:r>
+      <w:r>
+        <w:rPr>
+          <w:rFonts w:ascii="Times New Roman" w:hAnsi="Times New Roman"/>
+          <w:color w:val="000000" w:themeColor="text1"/>
+          <w:sz w:val="24"/>
+          <w:szCs w:val="24"/>
+          <w:highlight w:val="yellow"/>
+        </w:rPr>
+        <w:t xml:space="preserve">problems with the air conditioning system for approximately ten years due to the amount of mold and moisture it presents; </w:t>
+      </w:r>
+      <w:r>
+        <w:rPr>
+          <w:rFonts w:ascii="Times New Roman" w:hAnsi="Times New Roman"/>
+          <w:color w:val="000000" w:themeColor="text1"/>
+          <w:sz w:val="24"/>
+          <w:szCs w:val="24"/>
+          <w:highlight w:val="yellow"/>
+        </w:rPr>
+        <w:t xml:space="preserve">walls and ceiling cracked, stained, and paint chipped due to </w:t>
+      </w:r>
+      <w:r>
+        <w:rPr>
+          <w:rFonts w:ascii="Times New Roman" w:hAnsi="Times New Roman"/>
+          <w:color w:val="000000" w:themeColor="text1"/>
+          <w:sz w:val="24"/>
+          <w:szCs w:val="24"/>
+          <w:highlight w:val="yellow"/>
+        </w:rPr>
+        <w:t xml:space="preserve">dampness; </w:t>
+      </w:r>
+      <w:r>
+        <w:rPr>
+          <w:rFonts w:ascii="Times New Roman" w:hAnsi="Times New Roman"/>
+          <w:color w:val="000000" w:themeColor="text1"/>
+          <w:sz w:val="24"/>
+          <w:szCs w:val="24"/>
+          <w:highlight w:val="yellow"/>
+        </w:rPr>
+        <w:t>roof with holes and in poor condition due to old</w:t>
+      </w:r>
+      <w:r>
+        <w:rPr>
+          <w:rFonts w:ascii="Times New Roman" w:hAnsi="Times New Roman"/>
+          <w:color w:val="000000" w:themeColor="text1"/>
+          <w:sz w:val="24"/>
+          <w:szCs w:val="24"/>
+          <w:highlight w:val="yellow"/>
+        </w:rPr>
+        <w:t xml:space="preserve"> shingles;</w:t>
+      </w:r>
+      <w:r>
+        <w:rPr>
+          <w:rFonts w:ascii="Times New Roman" w:hAnsi="Times New Roman"/>
+          <w:color w:val="000000" w:themeColor="text1"/>
+          <w:sz w:val="24"/>
+          <w:szCs w:val="24"/>
+          <w:highlight w:val="yellow"/>
+        </w:rPr>
+        <w:t xml:space="preserve"> </w:t>
+      </w:r>
+      <w:r>
+        <w:rPr>
+          <w:rFonts w:ascii="Times New Roman" w:hAnsi="Times New Roman"/>
+          <w:color w:val="000000" w:themeColor="text1"/>
+          <w:sz w:val="24"/>
+          <w:szCs w:val="24"/>
+          <w:highlight w:val="yellow"/>
         </w:rPr>
         <w:t>w</w:t>
       </w:r>
@@ -2233,69 +2574,73 @@
           <w:color w:val="000000" w:themeColor="text1"/>
           <w:sz w:val="24"/>
           <w:szCs w:val="24"/>
-        </w:rPr>
-        <w:t>ooden floor in poor condition, rotte</w:t>
-      </w:r>
-      <w:r>
-        <w:rPr>
-          <w:rFonts w:ascii="Times New Roman" w:hAnsi="Times New Roman"/>
-          <w:color w:val="000000" w:themeColor="text1"/>
-          <w:sz w:val="24"/>
-          <w:szCs w:val="24"/>
-        </w:rPr>
-        <w:t>d</w:t>
-      </w:r>
-      <w:r>
-        <w:rPr>
-          <w:rFonts w:ascii="Times New Roman" w:hAnsi="Times New Roman"/>
-          <w:color w:val="000000" w:themeColor="text1"/>
-          <w:sz w:val="24"/>
-          <w:szCs w:val="24"/>
-        </w:rPr>
-        <w:t xml:space="preserve"> and with mold and moisture; </w:t>
-      </w:r>
-      <w:r>
-        <w:rPr>
-          <w:rFonts w:ascii="Times New Roman" w:hAnsi="Times New Roman"/>
-          <w:color w:val="000000" w:themeColor="text1"/>
-          <w:sz w:val="24"/>
-          <w:szCs w:val="24"/>
-        </w:rPr>
-        <w:t xml:space="preserve">an exposed </w:t>
-      </w:r>
-      <w:r>
-        <w:rPr>
-          <w:rFonts w:ascii="Times New Roman" w:hAnsi="Times New Roman"/>
-          <w:color w:val="000000" w:themeColor="text1"/>
-          <w:sz w:val="24"/>
-          <w:szCs w:val="24"/>
-        </w:rPr>
-        <w:t xml:space="preserve">crawl </w:t>
-      </w:r>
-      <w:r>
-        <w:rPr>
-          <w:rFonts w:ascii="Times New Roman" w:hAnsi="Times New Roman"/>
-          <w:color w:val="000000" w:themeColor="text1"/>
-          <w:sz w:val="24"/>
-          <w:szCs w:val="24"/>
-        </w:rPr>
-        <w:t xml:space="preserve">space </w:t>
-      </w:r>
-      <w:r>
-        <w:rPr>
-          <w:rFonts w:ascii="Times New Roman" w:hAnsi="Times New Roman"/>
-          <w:color w:val="000000" w:themeColor="text1"/>
-          <w:sz w:val="24"/>
-          <w:szCs w:val="24"/>
-        </w:rPr>
-        <w:t>below</w:t>
-      </w:r>
-      <w:r>
-        <w:rPr>
-          <w:rFonts w:ascii="Times New Roman" w:hAnsi="Times New Roman"/>
-          <w:color w:val="000000" w:themeColor="text1"/>
-          <w:sz w:val="24"/>
-          <w:szCs w:val="24"/>
+          <w:highlight w:val="yellow"/>
+        </w:rPr>
+        <w:t>indows</w:t>
+      </w:r>
+      <w:r>
+        <w:rPr>
+          <w:rFonts w:ascii="Times New Roman" w:hAnsi="Times New Roman"/>
+          <w:color w:val="000000" w:themeColor="text1"/>
+          <w:sz w:val="24"/>
+          <w:szCs w:val="24"/>
+          <w:highlight w:val="yellow"/>
+        </w:rPr>
+        <w:t xml:space="preserve"> and doors in </w:t>
+      </w:r>
+      <w:r>
+        <w:rPr>
+          <w:rFonts w:ascii="Times New Roman" w:hAnsi="Times New Roman"/>
+          <w:color w:val="000000" w:themeColor="text1"/>
+          <w:sz w:val="24"/>
+          <w:szCs w:val="24"/>
+          <w:highlight w:val="yellow"/>
+        </w:rPr>
+        <w:t xml:space="preserve">such </w:t>
+      </w:r>
+      <w:r>
+        <w:rPr>
+          <w:rFonts w:ascii="Times New Roman" w:hAnsi="Times New Roman"/>
+          <w:color w:val="000000" w:themeColor="text1"/>
+          <w:sz w:val="24"/>
+          <w:szCs w:val="24"/>
+          <w:highlight w:val="yellow"/>
+        </w:rPr>
+        <w:t>poor condition that</w:t>
+      </w:r>
+      <w:r>
+        <w:rPr>
+          <w:rFonts w:ascii="Times New Roman" w:hAnsi="Times New Roman"/>
+          <w:color w:val="000000" w:themeColor="text1"/>
+          <w:sz w:val="24"/>
+          <w:szCs w:val="24"/>
+          <w:highlight w:val="yellow"/>
+        </w:rPr>
+        <w:t xml:space="preserve"> they</w:t>
+      </w:r>
+      <w:r>
+        <w:rPr>
+          <w:rFonts w:ascii="Times New Roman" w:hAnsi="Times New Roman"/>
+          <w:color w:val="000000" w:themeColor="text1"/>
+          <w:sz w:val="24"/>
+          <w:szCs w:val="24"/>
+          <w:highlight w:val="yellow"/>
+        </w:rPr>
+        <w:t xml:space="preserve"> do not close properly</w:t>
+      </w:r>
+      <w:r>
+        <w:rPr>
+          <w:rFonts w:ascii="Times New Roman" w:hAnsi="Times New Roman"/>
+          <w:color w:val="000000" w:themeColor="text1"/>
+          <w:sz w:val="24"/>
+          <w:szCs w:val="24"/>
+          <w:highlight w:val="yellow"/>
+        </w:rPr>
+        <w:t>;</w:t>
+      </w:r>
+      <w:r>
+        <w:rPr>
+          <w:highlight w:val="yellow"/>
         </w:rPr>
         <w:t xml:space="preserve"> </w:t>
       </w:r>
@@ -2305,441 +2650,117 @@
           <w:color w:val="000000" w:themeColor="text1"/>
           <w:sz w:val="24"/>
           <w:szCs w:val="24"/>
-        </w:rPr>
-        <w:t>the flooring</w:t>
-      </w:r>
-      <w:r>
-        <w:rPr>
-          <w:rFonts w:ascii="Times New Roman" w:hAnsi="Times New Roman"/>
-          <w:color w:val="000000" w:themeColor="text1"/>
-          <w:sz w:val="24"/>
-          <w:szCs w:val="24"/>
-        </w:rPr>
-        <w:t>, infested with mold</w:t>
-      </w:r>
-      <w:r>
-        <w:rPr>
-          <w:rFonts w:ascii="Times New Roman" w:hAnsi="Times New Roman"/>
-          <w:color w:val="000000" w:themeColor="text1"/>
-          <w:sz w:val="24"/>
-          <w:szCs w:val="24"/>
-        </w:rPr>
-        <w:t xml:space="preserve"> and which</w:t>
-      </w:r>
-      <w:r>
-        <w:rPr>
-          <w:rFonts w:ascii="Times New Roman" w:hAnsi="Times New Roman"/>
-          <w:color w:val="000000" w:themeColor="text1"/>
-          <w:sz w:val="24"/>
-          <w:szCs w:val="24"/>
-        </w:rPr>
-        <w:t xml:space="preserve"> </w:t>
-      </w:r>
-      <w:r>
-        <w:rPr>
-          <w:rFonts w:ascii="Times New Roman" w:hAnsi="Times New Roman"/>
-          <w:color w:val="000000" w:themeColor="text1"/>
-          <w:sz w:val="24"/>
-          <w:szCs w:val="24"/>
-        </w:rPr>
-        <w:t>represent</w:t>
-      </w:r>
-      <w:r>
-        <w:rPr>
-          <w:rFonts w:ascii="Times New Roman" w:hAnsi="Times New Roman"/>
-          <w:color w:val="000000" w:themeColor="text1"/>
-          <w:sz w:val="24"/>
-          <w:szCs w:val="24"/>
-        </w:rPr>
-        <w:t>ed</w:t>
-      </w:r>
-      <w:r>
-        <w:rPr>
-          <w:rFonts w:ascii="Times New Roman" w:hAnsi="Times New Roman"/>
-          <w:color w:val="000000" w:themeColor="text1"/>
-          <w:sz w:val="24"/>
-          <w:szCs w:val="24"/>
-        </w:rPr>
-        <w:t xml:space="preserve"> </w:t>
-      </w:r>
-      <w:r>
-        <w:rPr>
-          <w:rFonts w:ascii="Times New Roman" w:hAnsi="Times New Roman"/>
-          <w:color w:val="000000" w:themeColor="text1"/>
-          <w:sz w:val="24"/>
-          <w:szCs w:val="24"/>
-        </w:rPr>
-        <w:t xml:space="preserve">a safety risk to PLAINTIFF when </w:t>
-      </w:r>
-      <w:r>
-        <w:rPr>
-          <w:rFonts w:ascii="Times New Roman" w:hAnsi="Times New Roman"/>
-          <w:color w:val="000000" w:themeColor="text1"/>
-          <w:sz w:val="24"/>
-          <w:szCs w:val="24"/>
-        </w:rPr>
-        <w:t>walking</w:t>
-      </w:r>
-      <w:r>
-        <w:rPr>
-          <w:rFonts w:ascii="Times New Roman" w:hAnsi="Times New Roman"/>
-          <w:color w:val="000000" w:themeColor="text1"/>
-          <w:sz w:val="24"/>
-          <w:szCs w:val="24"/>
-        </w:rPr>
-        <w:t xml:space="preserve"> inside the PROPERTY</w:t>
-      </w:r>
-      <w:r>
-        <w:rPr>
-          <w:rFonts w:ascii="Times New Roman" w:hAnsi="Times New Roman"/>
-          <w:color w:val="000000" w:themeColor="text1"/>
-          <w:sz w:val="24"/>
-          <w:szCs w:val="24"/>
+          <w:highlight w:val="yellow"/>
+        </w:rPr>
+        <w:t>a mailbox without door that collects insects</w:t>
+      </w:r>
+      <w:r>
+        <w:rPr>
+          <w:rFonts w:ascii="Times New Roman" w:hAnsi="Times New Roman"/>
+          <w:color w:val="000000" w:themeColor="text1"/>
+          <w:sz w:val="24"/>
+          <w:szCs w:val="24"/>
+          <w:highlight w:val="yellow"/>
+        </w:rPr>
+        <w:t xml:space="preserve">; </w:t>
+      </w:r>
+      <w:r>
+        <w:rPr>
+          <w:rFonts w:ascii="Times New Roman" w:hAnsi="Times New Roman"/>
+          <w:color w:val="000000" w:themeColor="text1"/>
+          <w:sz w:val="24"/>
+          <w:szCs w:val="24"/>
+          <w:highlight w:val="yellow"/>
+        </w:rPr>
+        <w:t>r</w:t>
+      </w:r>
+      <w:r>
+        <w:rPr>
+          <w:rFonts w:ascii="Times New Roman" w:hAnsi="Times New Roman"/>
+          <w:color w:val="000000" w:themeColor="text1"/>
+          <w:sz w:val="24"/>
+          <w:szCs w:val="24"/>
+          <w:highlight w:val="yellow"/>
+        </w:rPr>
+        <w:t>odent</w:t>
+      </w:r>
+      <w:r>
+        <w:rPr>
+          <w:rFonts w:ascii="Times New Roman" w:hAnsi="Times New Roman"/>
+          <w:color w:val="000000" w:themeColor="text1"/>
+          <w:sz w:val="24"/>
+          <w:szCs w:val="24"/>
+          <w:highlight w:val="yellow"/>
+        </w:rPr>
+        <w:t xml:space="preserve"> and bug</w:t>
+      </w:r>
+      <w:r>
+        <w:rPr>
+          <w:rFonts w:ascii="Times New Roman" w:hAnsi="Times New Roman"/>
+          <w:color w:val="000000" w:themeColor="text1"/>
+          <w:sz w:val="24"/>
+          <w:szCs w:val="24"/>
+          <w:highlight w:val="yellow"/>
+        </w:rPr>
+        <w:t xml:space="preserve"> infestation</w:t>
+      </w:r>
+      <w:r>
+        <w:rPr>
+          <w:rFonts w:ascii="Times New Roman" w:hAnsi="Times New Roman"/>
+          <w:color w:val="000000" w:themeColor="text1"/>
+          <w:sz w:val="24"/>
+          <w:szCs w:val="24"/>
+          <w:highlight w:val="yellow"/>
+        </w:rPr>
+        <w:t>s</w:t>
+      </w:r>
+      <w:r>
+        <w:rPr>
+          <w:rFonts w:ascii="Times New Roman" w:hAnsi="Times New Roman"/>
+          <w:color w:val="000000" w:themeColor="text1"/>
+          <w:sz w:val="24"/>
+          <w:szCs w:val="24"/>
+          <w:highlight w:val="yellow"/>
+        </w:rPr>
+        <w:t xml:space="preserve">; </w:t>
+      </w:r>
+      <w:r>
+        <w:rPr>
+          <w:rFonts w:ascii="Times New Roman" w:hAnsi="Times New Roman"/>
+          <w:color w:val="000000" w:themeColor="text1"/>
+          <w:sz w:val="24"/>
+          <w:szCs w:val="24"/>
+          <w:highlight w:val="yellow"/>
+        </w:rPr>
+        <w:t>failure to repair necessary habitability items within a reasonable time</w:t>
+      </w:r>
+      <w:r>
+        <w:rPr>
+          <w:rFonts w:ascii="Times New Roman" w:hAnsi="Times New Roman"/>
+          <w:color w:val="000000" w:themeColor="text1"/>
+          <w:sz w:val="24"/>
+          <w:szCs w:val="24"/>
+          <w:highlight w:val="yellow"/>
+        </w:rPr>
+        <w:t>; negligent maintenance of the PROPERTY</w:t>
+      </w:r>
+      <w:r>
+        <w:rPr>
+          <w:rFonts w:ascii="Times New Roman" w:hAnsi="Times New Roman"/>
+          <w:color w:val="000000" w:themeColor="text1"/>
+          <w:sz w:val="24"/>
+          <w:szCs w:val="24"/>
+          <w:highlight w:val="yellow"/>
         </w:rPr>
         <w:t>;</w:t>
       </w:r>
       <w:r>
         <w:rPr>
           <w:rFonts w:ascii="Times New Roman" w:hAnsi="Times New Roman"/>
-          <w:color w:val="EE0000"/>
-          <w:sz w:val="24"/>
-          <w:szCs w:val="24"/>
-        </w:rPr>
-        <w:t xml:space="preserve"> </w:t>
-      </w:r>
-      <w:r>
-        <w:rPr>
-          <w:rFonts w:ascii="Times New Roman" w:hAnsi="Times New Roman"/>
-          <w:color w:val="000000" w:themeColor="text1"/>
-          <w:sz w:val="24"/>
-          <w:szCs w:val="24"/>
-        </w:rPr>
-        <w:t>outlets in such poor condition that they do not work</w:t>
-      </w:r>
-      <w:r>
-        <w:rPr>
-          <w:rFonts w:ascii="Times New Roman" w:hAnsi="Times New Roman"/>
-          <w:color w:val="000000" w:themeColor="text1"/>
-          <w:sz w:val="24"/>
-          <w:szCs w:val="24"/>
-        </w:rPr>
-        <w:t>;</w:t>
-      </w:r>
-      <w:r>
-        <w:rPr>
-          <w:rFonts w:ascii="Times New Roman" w:hAnsi="Times New Roman"/>
-          <w:color w:val="EE0000"/>
-          <w:sz w:val="24"/>
-          <w:szCs w:val="24"/>
-        </w:rPr>
-        <w:t xml:space="preserve"> </w:t>
-      </w:r>
-      <w:r>
-        <w:rPr>
-          <w:rFonts w:ascii="Times New Roman" w:hAnsi="Times New Roman"/>
-          <w:color w:val="000000" w:themeColor="text1"/>
-          <w:sz w:val="24"/>
-          <w:szCs w:val="24"/>
-        </w:rPr>
-        <w:t>electrical issues due to the old and outdated panel</w:t>
-      </w:r>
-      <w:r>
-        <w:rPr>
-          <w:rFonts w:ascii="Times New Roman" w:hAnsi="Times New Roman"/>
-          <w:color w:val="000000" w:themeColor="text1"/>
-          <w:sz w:val="24"/>
-          <w:szCs w:val="24"/>
-        </w:rPr>
-        <w:t xml:space="preserve"> that</w:t>
-      </w:r>
-      <w:r>
-        <w:rPr>
-          <w:rFonts w:ascii="Times New Roman" w:hAnsi="Times New Roman"/>
-          <w:color w:val="000000" w:themeColor="text1"/>
-          <w:sz w:val="24"/>
-          <w:szCs w:val="24"/>
-        </w:rPr>
-        <w:t xml:space="preserve"> stops working </w:t>
-      </w:r>
-      <w:r>
-        <w:rPr>
-          <w:rFonts w:ascii="Times New Roman" w:hAnsi="Times New Roman"/>
-          <w:color w:val="000000" w:themeColor="text1"/>
-          <w:sz w:val="24"/>
-          <w:szCs w:val="24"/>
-        </w:rPr>
-        <w:t>periodically</w:t>
-      </w:r>
-      <w:r>
-        <w:rPr>
-          <w:rFonts w:ascii="Times New Roman" w:hAnsi="Times New Roman"/>
-          <w:color w:val="000000" w:themeColor="text1"/>
-          <w:sz w:val="24"/>
-          <w:szCs w:val="24"/>
-        </w:rPr>
-        <w:t>;</w:t>
-      </w:r>
-      <w:r>
-        <w:rPr>
-          <w:rFonts w:ascii="Times New Roman" w:hAnsi="Times New Roman"/>
-          <w:color w:val="EE0000"/>
-          <w:sz w:val="24"/>
-          <w:szCs w:val="24"/>
-        </w:rPr>
-        <w:t xml:space="preserve"> </w:t>
-      </w:r>
-      <w:r>
-        <w:rPr>
-          <w:rFonts w:ascii="Times New Roman" w:hAnsi="Times New Roman"/>
-          <w:color w:val="000000" w:themeColor="text1"/>
-          <w:sz w:val="24"/>
-          <w:szCs w:val="24"/>
-        </w:rPr>
-        <w:t>problems with the air conditioning system for approximately ten years due to the amount of mold and moisture it presents</w:t>
-      </w:r>
-      <w:r>
-        <w:rPr>
-          <w:rFonts w:ascii="Times New Roman" w:hAnsi="Times New Roman"/>
-          <w:color w:val="000000" w:themeColor="text1"/>
-          <w:sz w:val="24"/>
-          <w:szCs w:val="24"/>
-        </w:rPr>
-        <w:t xml:space="preserve">; </w:t>
-      </w:r>
-      <w:r>
-        <w:rPr>
-          <w:rFonts w:ascii="Times New Roman" w:hAnsi="Times New Roman"/>
-          <w:color w:val="000000" w:themeColor="text1"/>
-          <w:sz w:val="24"/>
-          <w:szCs w:val="24"/>
-        </w:rPr>
-        <w:t>w</w:t>
-      </w:r>
-      <w:r>
-        <w:rPr>
-          <w:rFonts w:ascii="Times New Roman" w:hAnsi="Times New Roman"/>
-          <w:color w:val="000000" w:themeColor="text1"/>
-          <w:sz w:val="24"/>
-          <w:szCs w:val="24"/>
-        </w:rPr>
-        <w:t xml:space="preserve">alls and ceiling cracked, stained, and paint chipped due to </w:t>
-      </w:r>
-      <w:r>
-        <w:rPr>
-          <w:rFonts w:ascii="Times New Roman" w:hAnsi="Times New Roman"/>
-          <w:color w:val="000000" w:themeColor="text1"/>
-          <w:sz w:val="24"/>
-          <w:szCs w:val="24"/>
-        </w:rPr>
-        <w:t xml:space="preserve">dampness; </w:t>
-      </w:r>
-      <w:r>
-        <w:rPr>
-          <w:rFonts w:ascii="Times New Roman" w:hAnsi="Times New Roman"/>
-          <w:color w:val="000000" w:themeColor="text1"/>
-          <w:sz w:val="24"/>
-          <w:szCs w:val="24"/>
-        </w:rPr>
-        <w:t>roof with holes and in poor condition due to old</w:t>
-      </w:r>
-      <w:r>
-        <w:rPr>
-          <w:rFonts w:ascii="Times New Roman" w:hAnsi="Times New Roman"/>
-          <w:color w:val="000000" w:themeColor="text1"/>
-          <w:sz w:val="24"/>
-          <w:szCs w:val="24"/>
-        </w:rPr>
-        <w:t xml:space="preserve"> shingles;</w:t>
-      </w:r>
-      <w:r>
-        <w:rPr>
-          <w:rFonts w:ascii="Times New Roman" w:hAnsi="Times New Roman"/>
-          <w:color w:val="000000" w:themeColor="text1"/>
-          <w:sz w:val="24"/>
-          <w:szCs w:val="24"/>
-        </w:rPr>
-        <w:t xml:space="preserve"> </w:t>
-      </w:r>
-      <w:r>
-        <w:rPr>
-          <w:rFonts w:ascii="Times New Roman" w:hAnsi="Times New Roman"/>
-          <w:color w:val="000000" w:themeColor="text1"/>
-          <w:sz w:val="24"/>
-          <w:szCs w:val="24"/>
-        </w:rPr>
-        <w:t>w</w:t>
-      </w:r>
-      <w:r>
-        <w:rPr>
-          <w:rFonts w:ascii="Times New Roman" w:hAnsi="Times New Roman"/>
-          <w:color w:val="000000" w:themeColor="text1"/>
-          <w:sz w:val="24"/>
-          <w:szCs w:val="24"/>
-        </w:rPr>
-        <w:t>indows</w:t>
-      </w:r>
-      <w:r>
-        <w:rPr>
-          <w:rFonts w:ascii="Times New Roman" w:hAnsi="Times New Roman"/>
-          <w:color w:val="000000" w:themeColor="text1"/>
-          <w:sz w:val="24"/>
-          <w:szCs w:val="24"/>
-        </w:rPr>
-        <w:t xml:space="preserve"> and doors in </w:t>
-      </w:r>
-      <w:r>
-        <w:rPr>
-          <w:rFonts w:ascii="Times New Roman" w:hAnsi="Times New Roman"/>
-          <w:color w:val="000000" w:themeColor="text1"/>
-          <w:sz w:val="24"/>
-          <w:szCs w:val="24"/>
-        </w:rPr>
-        <w:t xml:space="preserve">such </w:t>
-      </w:r>
-      <w:r>
-        <w:rPr>
-          <w:rFonts w:ascii="Times New Roman" w:hAnsi="Times New Roman"/>
-          <w:color w:val="000000" w:themeColor="text1"/>
-          <w:sz w:val="24"/>
-          <w:szCs w:val="24"/>
-        </w:rPr>
-        <w:t>poor condition that</w:t>
-      </w:r>
-      <w:r>
-        <w:rPr>
-          <w:rFonts w:ascii="Times New Roman" w:hAnsi="Times New Roman"/>
-          <w:color w:val="000000" w:themeColor="text1"/>
-          <w:sz w:val="24"/>
-          <w:szCs w:val="24"/>
-        </w:rPr>
-        <w:t xml:space="preserve"> they</w:t>
-      </w:r>
-      <w:r>
-        <w:rPr>
-          <w:rFonts w:ascii="Times New Roman" w:hAnsi="Times New Roman"/>
-          <w:color w:val="000000" w:themeColor="text1"/>
-          <w:sz w:val="24"/>
-          <w:szCs w:val="24"/>
-        </w:rPr>
-        <w:t xml:space="preserve"> do not close properly</w:t>
-      </w:r>
-      <w:r>
-        <w:rPr>
-          <w:rFonts w:ascii="Times New Roman" w:hAnsi="Times New Roman"/>
-          <w:color w:val="000000" w:themeColor="text1"/>
-          <w:sz w:val="24"/>
-          <w:szCs w:val="24"/>
-        </w:rPr>
-        <w:t>;</w:t>
-      </w:r>
-      <w:r>
-        <w:t xml:space="preserve"> </w:t>
-      </w:r>
-      <w:r>
-        <w:rPr>
-          <w:rFonts w:ascii="Times New Roman" w:hAnsi="Times New Roman"/>
-          <w:color w:val="000000" w:themeColor="text1"/>
-          <w:sz w:val="24"/>
-          <w:szCs w:val="24"/>
-        </w:rPr>
-        <w:t>a mailbox without door that collects insects</w:t>
-      </w:r>
-      <w:r>
-        <w:rPr>
-          <w:rFonts w:ascii="Times New Roman" w:hAnsi="Times New Roman"/>
-          <w:color w:val="000000" w:themeColor="text1"/>
-          <w:sz w:val="24"/>
-          <w:szCs w:val="24"/>
-        </w:rPr>
-        <w:t xml:space="preserve">; </w:t>
-      </w:r>
-      <w:r>
-        <w:rPr>
-          <w:rFonts w:ascii="Times New Roman" w:hAnsi="Times New Roman"/>
-          <w:color w:val="000000" w:themeColor="text1"/>
-          <w:sz w:val="24"/>
-          <w:szCs w:val="24"/>
-        </w:rPr>
-        <w:t>r</w:t>
-      </w:r>
-      <w:r>
-        <w:rPr>
-          <w:rFonts w:ascii="Times New Roman" w:hAnsi="Times New Roman"/>
-          <w:color w:val="000000" w:themeColor="text1"/>
-          <w:sz w:val="24"/>
-          <w:szCs w:val="24"/>
-        </w:rPr>
-        <w:t>odent</w:t>
-      </w:r>
-      <w:r>
-        <w:rPr>
-          <w:rFonts w:ascii="Times New Roman" w:hAnsi="Times New Roman"/>
-          <w:color w:val="000000" w:themeColor="text1"/>
-          <w:sz w:val="24"/>
-          <w:szCs w:val="24"/>
-        </w:rPr>
-        <w:t xml:space="preserve"> and bug</w:t>
-      </w:r>
-      <w:r>
-        <w:rPr>
-          <w:rFonts w:ascii="Times New Roman" w:hAnsi="Times New Roman"/>
-          <w:color w:val="000000" w:themeColor="text1"/>
-          <w:sz w:val="24"/>
-          <w:szCs w:val="24"/>
-        </w:rPr>
-        <w:t xml:space="preserve"> infestation</w:t>
-      </w:r>
-      <w:r>
-        <w:rPr>
-          <w:rFonts w:ascii="Times New Roman" w:hAnsi="Times New Roman"/>
-          <w:color w:val="000000" w:themeColor="text1"/>
-          <w:sz w:val="24"/>
-          <w:szCs w:val="24"/>
-        </w:rPr>
-        <w:t>s</w:t>
-      </w:r>
-      <w:r>
-        <w:rPr>
-          <w:rFonts w:ascii="Times New Roman" w:hAnsi="Times New Roman"/>
-          <w:color w:val="000000" w:themeColor="text1"/>
-          <w:sz w:val="24"/>
-          <w:szCs w:val="24"/>
-        </w:rPr>
-        <w:t xml:space="preserve">; </w:t>
-      </w:r>
-      <w:r>
-        <w:rPr>
-          <w:rFonts w:ascii="Times New Roman" w:hAnsi="Times New Roman"/>
-          <w:color w:val="000000" w:themeColor="text1"/>
-          <w:sz w:val="24"/>
-          <w:szCs w:val="24"/>
-        </w:rPr>
-        <w:t>failure to repair necessary habitability items within a reasonable time</w:t>
-      </w:r>
-      <w:r>
-        <w:rPr>
-          <w:rFonts w:ascii="Times New Roman" w:hAnsi="Times New Roman"/>
-          <w:color w:val="000000" w:themeColor="text1"/>
-          <w:sz w:val="24"/>
-          <w:szCs w:val="24"/>
-        </w:rPr>
-        <w:t>; negligent maintenance of the PROPERTY</w:t>
-      </w:r>
-      <w:r>
-        <w:rPr>
-          <w:rFonts w:ascii="Times New Roman" w:hAnsi="Times New Roman"/>
-          <w:color w:val="000000" w:themeColor="text1"/>
-          <w:sz w:val="24"/>
-          <w:szCs w:val="24"/>
-        </w:rPr>
-        <w:t>;</w:t>
-      </w:r>
-      <w:r>
-        <w:rPr>
-          <w:rFonts w:ascii="Times New Roman" w:hAnsi="Times New Roman"/>
-          <w:color w:val="000000" w:themeColor="text1"/>
-          <w:sz w:val="24"/>
-          <w:szCs w:val="24"/>
+          <w:color w:val="000000" w:themeColor="text1"/>
+          <w:sz w:val="24"/>
+          <w:szCs w:val="24"/>
+          <w:highlight w:val="yellow"/>
         </w:rPr>
         <w:t xml:space="preserve"> and severe harassment and retaliation by DEFENDANTS and their agents.</w:t>
       </w:r>
@@ -4242,24 +4263,6 @@
           <w:sz w:val="24"/>
           <w:szCs w:val="24"/>
         </w:rPr>
-        <w:t xml:space="preserve">West Covina, </w:t>
-      </w:r>
-      <w:r>
-        <w:rPr>
-          <w:rFonts w:ascii="Times New Roman" w:hAnsi="Times New Roman"/>
-          <w:color w:val="000000" w:themeColor="text1"/>
-          <w:sz w:val="24"/>
-          <w:szCs w:val="24"/>
-        </w:rPr>
-        <w:t xml:space="preserve">in </w:t>
-      </w:r>
-      <w:r>
-        <w:rPr>
-          <w:rFonts w:ascii="Times New Roman" w:hAnsi="Times New Roman"/>
-          <w:color w:val="000000" w:themeColor="text1"/>
-          <w:sz w:val="24"/>
-          <w:szCs w:val="24"/>
-        </w:rPr>
         <w:t>&lt;County&gt;</w:t>
       </w:r>
       <w:r>
@@ -16436,29 +16439,40 @@
         </w:numPr>
         <w:ind w:left="0" w:firstLine="720"/>
         <w:rPr>
-          <w:szCs w:val="24"/>
-        </w:rPr>
-      </w:pPr>
-      <w:r>
-        <w:rPr>
-          <w:szCs w:val="24"/>
-        </w:rPr>
-        <w:t xml:space="preserve">For damage to personal property in a sum as proven </w:t>
-      </w:r>
-      <w:r>
-        <w:rPr>
+          <w:rFonts w:hint="cs"/>
+          <w:szCs w:val="24"/>
+        </w:rPr>
+      </w:pPr>
+      <w:r>
+        <w:rPr>
+          <w:szCs w:val="24"/>
+        </w:rPr>
+        <w:t xml:space="preserve">For </w:t>
+      </w:r>
+      <w:r>
+        <w:rPr>
+          <w:rFonts w:hint="cs"/>
+          <w:szCs w:val="24"/>
+        </w:rPr>
+        <w:t xml:space="preserve">damage to personal property in a sum as proven </w:t>
+      </w:r>
+      <w:r>
+        <w:rPr>
+          <w:rFonts w:hint="cs"/>
           <w:szCs w:val="24"/>
         </w:rPr>
         <w:t xml:space="preserve">at the </w:t>
       </w:r>
       <w:r>
         <w:rPr>
+          <w:rFonts w:hint="cs"/>
           <w:szCs w:val="24"/>
         </w:rPr>
         <w:t>time of trial;</w:t>
       </w:r>
       <w:r>
         <w:rPr>
+          <w:rFonts w:hint="cs"/>
           <w:szCs w:val="24"/>
         </w:rPr>
         <w:t xml:space="preserve"> and</w:t>
@@ -16473,11 +16487,13 @@
         </w:numPr>
         <w:ind w:left="0" w:firstLine="720"/>
         <w:rPr>
-          <w:szCs w:val="24"/>
-        </w:rPr>
-      </w:pPr>
-      <w:r>
-        <w:rPr>
+          <w:rFonts w:hint="cs"/>
+          <w:szCs w:val="24"/>
+        </w:rPr>
+      </w:pPr>
+      <w:r>
+        <w:rPr>
+          <w:rFonts w:hint="cs"/>
           <w:szCs w:val="24"/>
         </w:rPr>
         <w:t>For any such further relief that the Court deems just and proper.</w:t>
@@ -16488,6 +16504,7 @@
         <w:pStyle w:val="Text"/>
         <w:ind w:firstLine="0"/>
         <w:rPr>
+          <w:rFonts w:hint="cs"/>
           <w:szCs w:val="24"/>
         </w:rPr>
       </w:pPr>
@@ -16498,7 +16515,7 @@
         <w:ind w:left="0"/>
         <w:outlineLvl w:val="0"/>
         <w:rPr>
-          <w:rFonts w:ascii="Times New Roman" w:hAnsi="Times New Roman"/>
+          <w:rFonts w:ascii="Times New Roman" w:hAnsi="Times New Roman" w:hint="cs"/>
           <w:b/>
           <w:color w:val="000000" w:themeColor="text1"/>
           <w:sz w:val="24"/>
@@ -16512,7 +16529,7 @@
         <w:ind w:left="0"/>
         <w:outlineLvl w:val="0"/>
         <w:rPr>
-          <w:rFonts w:ascii="Times New Roman" w:hAnsi="Times New Roman"/>
+          <w:rFonts w:ascii="Times New Roman" w:hAnsi="Times New Roman" w:hint="cs"/>
           <w:b/>
           <w:color w:val="000000" w:themeColor="text1"/>
           <w:sz w:val="24"/>
@@ -16521,7 +16538,7 @@
       </w:pPr>
       <w:r>
         <w:rPr>
-          <w:rFonts w:ascii="Times New Roman" w:hAnsi="Times New Roman"/>
+          <w:rFonts w:ascii="Times New Roman" w:hAnsi="Times New Roman" w:hint="cs"/>
           <w:b/>
           <w:color w:val="000000" w:themeColor="text1"/>
           <w:sz w:val="24"/>
@@ -16531,7 +16548,7 @@
       </w:r>
       <w:r>
         <w:rPr>
-          <w:rFonts w:ascii="Times New Roman" w:hAnsi="Times New Roman"/>
+          <w:rFonts w:ascii="Times New Roman" w:hAnsi="Times New Roman" w:hint="cs"/>
           <w:b/>
           <w:color w:val="000000" w:themeColor="text1"/>
           <w:sz w:val="24"/>
@@ -16541,7 +16558,7 @@
       </w:r>
       <w:r>
         <w:rPr>
-          <w:rFonts w:ascii="Times New Roman" w:hAnsi="Times New Roman"/>
+          <w:rFonts w:ascii="Times New Roman" w:hAnsi="Times New Roman" w:hint="cs"/>
           <w:b/>
           <w:color w:val="000000" w:themeColor="text1"/>
           <w:sz w:val="24"/>
@@ -16551,54 +16568,86 @@
         <w:t xml:space="preserve">    </w:t>
       </w:r>
     </w:p>
-    <w:p/>
     <w:p>
       <w:pPr>
         <w:rPr>
+          <w:rFonts w:hint="cs"/>
+        </w:rPr>
+      </w:pPr>
+    </w:p>
+    <w:p>
+      <w:pPr>
+        <w:rPr>
+          <w:rFonts w:hint="cs"/>
           <w:b/>
         </w:rPr>
       </w:pPr>
       <w:r>
+        <w:rPr>
+          <w:rFonts w:hint="cs"/>
+        </w:rPr>
         <w:tab/>
       </w:r>
       <w:r>
+        <w:rPr>
+          <w:rFonts w:hint="cs"/>
+        </w:rPr>
         <w:tab/>
       </w:r>
       <w:r>
+        <w:rPr>
+          <w:rFonts w:hint="cs"/>
+        </w:rPr>
         <w:tab/>
       </w:r>
       <w:r>
+        <w:rPr>
+          <w:rFonts w:hint="cs"/>
+        </w:rPr>
         <w:tab/>
       </w:r>
       <w:r>
+        <w:rPr>
+          <w:rFonts w:hint="cs"/>
+        </w:rPr>
         <w:tab/>
       </w:r>
       <w:r>
+        <w:rPr>
+          <w:rFonts w:hint="cs"/>
+        </w:rPr>
         <w:tab/>
       </w:r>
       <w:r>
         <w:rPr>
+          <w:rFonts w:hint="cs"/>
           <w:b/>
         </w:rPr>
         <w:t>LIPTON LEGAL GROUP, APC</w:t>
       </w:r>
     </w:p>
-    <w:p/>
+    <w:p>
+      <w:pPr>
+        <w:rPr>
+          <w:rFonts w:hint="cs"/>
+        </w:rPr>
+      </w:pPr>
+    </w:p>
     <w:p>
       <w:pPr>
         <w:pStyle w:val="Signature"/>
         <w:contextualSpacing/>
         <w:outlineLvl w:val="0"/>
         <w:rPr>
-          <w:rFonts w:ascii="Times New Roman" w:hAnsi="Times New Roman"/>
-          <w:color w:val="000000" w:themeColor="text1"/>
-          <w:sz w:val="24"/>
-          <w:szCs w:val="24"/>
-        </w:rPr>
-      </w:pPr>
-      <w:r>
-        <w:rPr>
-          <w:rFonts w:ascii="Times New Roman" w:hAnsi="Times New Roman"/>
+          <w:rFonts w:ascii="Times New Roman" w:hAnsi="Times New Roman" w:hint="cs"/>
+          <w:color w:val="000000" w:themeColor="text1"/>
+          <w:sz w:val="24"/>
+          <w:szCs w:val="24"/>
+        </w:rPr>
+      </w:pPr>
+      <w:r>
+        <w:rPr>
+          <w:rFonts w:ascii="Times New Roman" w:hAnsi="Times New Roman" w:hint="cs"/>
           <w:color w:val="000000" w:themeColor="text1"/>
           <w:sz w:val="24"/>
           <w:szCs w:val="24"/>
@@ -16613,14 +16662,15 @@
         <w:contextualSpacing/>
         <w:outlineLvl w:val="0"/>
         <w:rPr>
-          <w:rFonts w:ascii="Times New Roman" w:hAnsi="Times New Roman"/>
-          <w:color w:val="000000" w:themeColor="text1"/>
-          <w:sz w:val="24"/>
-          <w:szCs w:val="24"/>
-        </w:rPr>
-      </w:pPr>
-      <w:r>
-        <w:rPr>
+          <w:rFonts w:ascii="Times New Roman" w:hAnsi="Times New Roman" w:hint="cs"/>
+          <w:color w:val="000000" w:themeColor="text1"/>
+          <w:sz w:val="24"/>
+          <w:szCs w:val="24"/>
+        </w:rPr>
+      </w:pPr>
+      <w:r>
+        <w:rPr>
+          <w:rFonts w:ascii="Times New Roman" w:hAnsi="Times New Roman" w:hint="cs"/>
           <w:color w:val="000000" w:themeColor="text1"/>
         </w:rPr>
         <w:t>Attorney for Plaintiff</w:t>
@@ -16630,14 +16680,14 @@
       <w:pPr>
         <w:pStyle w:val="Date"/>
         <w:rPr>
-          <w:rFonts w:ascii="Times New Roman" w:hAnsi="Times New Roman"/>
-          <w:sz w:val="24"/>
-          <w:szCs w:val="24"/>
-        </w:rPr>
-      </w:pPr>
-      <w:r>
-        <w:rPr>
-          <w:rFonts w:ascii="Times New Roman" w:hAnsi="Times New Roman"/>
+          <w:rFonts w:ascii="Times New Roman" w:hAnsi="Times New Roman" w:hint="cs"/>
+          <w:sz w:val="24"/>
+          <w:szCs w:val="24"/>
+        </w:rPr>
+      </w:pPr>
+      <w:r>
+        <w:rPr>
+          <w:rFonts w:ascii="Times New Roman" w:hAnsi="Times New Roman" w:hint="cs"/>
           <w:color w:val="000000" w:themeColor="text1"/>
           <w:sz w:val="24"/>
           <w:szCs w:val="24"/>
@@ -16650,6 +16700,7 @@
         <w:pStyle w:val="Text"/>
         <w:ind w:firstLine="0"/>
         <w:rPr>
+          <w:rFonts w:hint="cs"/>
           <w:b/>
           <w:szCs w:val="24"/>
           <w:u w:val="single"/>
@@ -16662,6 +16713,7 @@
         <w:ind w:firstLine="0"/>
         <w:jc w:val="center"/>
         <w:rPr>
+          <w:rFonts w:hint="cs"/>
           <w:b/>
           <w:szCs w:val="24"/>
           <w:u w:val="single"/>
@@ -16674,6 +16726,7 @@
         <w:ind w:firstLine="0"/>
         <w:jc w:val="center"/>
         <w:rPr>
+          <w:rFonts w:hint="cs"/>
           <w:b/>
           <w:szCs w:val="24"/>
           <w:u w:val="single"/>
@@ -16686,6 +16739,7 @@
         <w:ind w:firstLine="0"/>
         <w:jc w:val="center"/>
         <w:rPr>
+          <w:rFonts w:hint="cs"/>
           <w:b/>
           <w:szCs w:val="24"/>
           <w:u w:val="single"/>
@@ -16695,12 +16749,14 @@
     <w:p>
       <w:pPr>
         <w:rPr>
+          <w:rFonts w:hint="cs"/>
           <w:b/>
           <w:u w:val="single"/>
         </w:rPr>
       </w:pPr>
       <w:r>
         <w:rPr>
+          <w:rFonts w:hint="cs"/>
           <w:b/>
           <w:u w:val="single"/>
         </w:rPr>
@@ -16713,11 +16769,13 @@
         <w:ind w:firstLine="0"/>
         <w:jc w:val="center"/>
         <w:rPr>
-          <w:szCs w:val="24"/>
-        </w:rPr>
-      </w:pPr>
-      <w:r>
-        <w:rPr>
+          <w:rFonts w:hint="cs"/>
+          <w:szCs w:val="24"/>
+        </w:rPr>
+      </w:pPr>
+      <w:r>
+        <w:rPr>
+          <w:rFonts w:hint="cs"/>
           <w:b/>
           <w:szCs w:val="24"/>
           <w:u w:val="single"/>
@@ -16731,38 +16789,50 @@
         <w:pStyle w:val="Text"/>
         <w:ind w:firstLine="0"/>
         <w:rPr>
-          <w:szCs w:val="24"/>
-        </w:rPr>
-      </w:pPr>
-      <w:r>
-        <w:rPr>
+          <w:rFonts w:hint="cs"/>
+          <w:szCs w:val="24"/>
+        </w:rPr>
+      </w:pPr>
+      <w:r>
+        <w:rPr>
+          <w:rFonts w:hint="cs"/>
           <w:szCs w:val="24"/>
         </w:rPr>
         <w:tab/>
       </w:r>
       <w:r>
         <w:rPr>
+          <w:rFonts w:hint="cs"/>
           <w:szCs w:val="24"/>
         </w:rPr>
         <w:t xml:space="preserve">PLAINTIFF </w:t>
       </w:r>
       <w:r>
         <w:rPr>
+          <w:rFonts w:hint="cs"/>
           <w:szCs w:val="24"/>
         </w:rPr>
         <w:t>demands</w:t>
       </w:r>
       <w:r>
         <w:rPr>
+          <w:rFonts w:hint="cs"/>
           <w:szCs w:val="24"/>
         </w:rPr>
         <w:t xml:space="preserve"> a jury trial on all causes of action triable by jury.</w:t>
       </w:r>
     </w:p>
-    <w:p/>
     <w:p>
       <w:pPr>
         <w:rPr>
+          <w:rFonts w:hint="cs"/>
+        </w:rPr>
+      </w:pPr>
+    </w:p>
+    <w:p>
+      <w:pPr>
+        <w:rPr>
+          <w:rFonts w:hint="cs"/>
           <w:color w:val="000000" w:themeColor="text1"/>
         </w:rPr>
       </w:pPr>
@@ -16773,7 +16843,7 @@
         <w:ind w:left="0"/>
         <w:outlineLvl w:val="0"/>
         <w:rPr>
-          <w:rFonts w:ascii="Times New Roman" w:hAnsi="Times New Roman"/>
+          <w:rFonts w:ascii="Times New Roman" w:hAnsi="Times New Roman" w:hint="cs"/>
           <w:b/>
           <w:color w:val="000000" w:themeColor="text1"/>
           <w:sz w:val="24"/>
@@ -16782,7 +16852,7 @@
       </w:pPr>
       <w:r>
         <w:rPr>
-          <w:rFonts w:ascii="Times New Roman" w:hAnsi="Times New Roman"/>
+          <w:rFonts w:ascii="Times New Roman" w:hAnsi="Times New Roman" w:hint="cs"/>
           <w:b/>
           <w:color w:val="000000" w:themeColor="text1"/>
           <w:sz w:val="24"/>
@@ -16792,7 +16862,7 @@
       </w:r>
       <w:r>
         <w:rPr>
-          <w:rFonts w:ascii="Times New Roman" w:hAnsi="Times New Roman"/>
+          <w:rFonts w:ascii="Times New Roman" w:hAnsi="Times New Roman" w:hint="cs"/>
           <w:b/>
           <w:color w:val="000000" w:themeColor="text1"/>
           <w:sz w:val="24"/>
@@ -16802,7 +16872,7 @@
       </w:r>
       <w:r>
         <w:rPr>
-          <w:rFonts w:ascii="Times New Roman" w:hAnsi="Times New Roman"/>
+          <w:rFonts w:ascii="Times New Roman" w:hAnsi="Times New Roman" w:hint="cs"/>
           <w:b/>
           <w:color w:val="000000" w:themeColor="text1"/>
           <w:sz w:val="24"/>
@@ -16812,54 +16882,86 @@
         <w:t xml:space="preserve">    </w:t>
       </w:r>
     </w:p>
-    <w:p/>
     <w:p>
       <w:pPr>
         <w:rPr>
+          <w:rFonts w:hint="cs"/>
+        </w:rPr>
+      </w:pPr>
+    </w:p>
+    <w:p>
+      <w:pPr>
+        <w:rPr>
+          <w:rFonts w:hint="cs"/>
           <w:b/>
         </w:rPr>
       </w:pPr>
       <w:r>
+        <w:rPr>
+          <w:rFonts w:hint="cs"/>
+        </w:rPr>
         <w:tab/>
       </w:r>
       <w:r>
+        <w:rPr>
+          <w:rFonts w:hint="cs"/>
+        </w:rPr>
         <w:tab/>
       </w:r>
       <w:r>
+        <w:rPr>
+          <w:rFonts w:hint="cs"/>
+        </w:rPr>
         <w:tab/>
       </w:r>
       <w:r>
+        <w:rPr>
+          <w:rFonts w:hint="cs"/>
+        </w:rPr>
         <w:tab/>
       </w:r>
       <w:r>
+        <w:rPr>
+          <w:rFonts w:hint="cs"/>
+        </w:rPr>
         <w:tab/>
       </w:r>
       <w:r>
+        <w:rPr>
+          <w:rFonts w:hint="cs"/>
+        </w:rPr>
         <w:tab/>
       </w:r>
       <w:r>
         <w:rPr>
+          <w:rFonts w:hint="cs"/>
           <w:b/>
         </w:rPr>
         <w:t>LIPTON LEGAL GROUP, APC</w:t>
       </w:r>
     </w:p>
-    <w:p/>
+    <w:p>
+      <w:pPr>
+        <w:rPr>
+          <w:rFonts w:hint="cs"/>
+        </w:rPr>
+      </w:pPr>
+    </w:p>
     <w:p>
       <w:pPr>
         <w:pStyle w:val="Signature"/>
         <w:contextualSpacing/>
         <w:outlineLvl w:val="0"/>
         <w:rPr>
-          <w:rFonts w:ascii="Times New Roman" w:hAnsi="Times New Roman"/>
-          <w:color w:val="000000" w:themeColor="text1"/>
-          <w:sz w:val="24"/>
-          <w:szCs w:val="24"/>
-        </w:rPr>
-      </w:pPr>
-      <w:r>
-        <w:rPr>
-          <w:rFonts w:ascii="Times New Roman" w:hAnsi="Times New Roman"/>
+          <w:rFonts w:ascii="Times New Roman" w:hAnsi="Times New Roman" w:hint="cs"/>
+          <w:color w:val="000000" w:themeColor="text1"/>
+          <w:sz w:val="24"/>
+          <w:szCs w:val="24"/>
+        </w:rPr>
+      </w:pPr>
+      <w:r>
+        <w:rPr>
+          <w:rFonts w:ascii="Times New Roman" w:hAnsi="Times New Roman" w:hint="cs"/>
           <w:color w:val="000000" w:themeColor="text1"/>
           <w:sz w:val="24"/>
           <w:szCs w:val="24"/>
@@ -16868,7 +16970,7 @@
       </w:r>
       <w:r>
         <w:rPr>
-          <w:rFonts w:ascii="Times New Roman" w:hAnsi="Times New Roman"/>
+          <w:rFonts w:ascii="Times New Roman" w:hAnsi="Times New Roman" w:hint="cs"/>
           <w:color w:val="000000" w:themeColor="text1"/>
           <w:sz w:val="24"/>
           <w:szCs w:val="24"/>
@@ -16881,21 +16983,27 @@
         <w:pStyle w:val="Signature"/>
         <w:contextualSpacing/>
         <w:outlineLvl w:val="0"/>
-      </w:pPr>
-      <w:r>
-        <w:rPr>
+        <w:rPr>
+          <w:rFonts w:ascii="Times New Roman" w:hAnsi="Times New Roman" w:hint="cs"/>
+        </w:rPr>
+      </w:pPr>
+      <w:r>
+        <w:rPr>
+          <w:rFonts w:ascii="Times New Roman" w:hAnsi="Times New Roman" w:hint="cs"/>
           <w:color w:val="000000" w:themeColor="text1"/>
         </w:rPr>
         <w:t>Attorney</w:t>
       </w:r>
       <w:r>
         <w:rPr>
+          <w:rFonts w:ascii="Times New Roman" w:hAnsi="Times New Roman" w:hint="cs"/>
           <w:color w:val="000000" w:themeColor="text1"/>
         </w:rPr>
         <w:t xml:space="preserve"> </w:t>
       </w:r>
       <w:r>
         <w:rPr>
+          <w:rFonts w:ascii="Times New Roman" w:hAnsi="Times New Roman" w:hint="cs"/>
           <w:color w:val="000000" w:themeColor="text1"/>
         </w:rPr>
         <w:t>for Plaintiff</w:t>
@@ -16905,14 +17013,14 @@
       <w:pPr>
         <w:pStyle w:val="Date"/>
         <w:rPr>
-          <w:rFonts w:ascii="Times New Roman" w:hAnsi="Times New Roman"/>
-          <w:sz w:val="24"/>
-          <w:szCs w:val="24"/>
-        </w:rPr>
-      </w:pPr>
-      <w:r>
-        <w:rPr>
-          <w:rFonts w:ascii="Times New Roman" w:hAnsi="Times New Roman"/>
+          <w:rFonts w:ascii="Times New Roman" w:hAnsi="Times New Roman" w:hint="cs"/>
+          <w:sz w:val="24"/>
+          <w:szCs w:val="24"/>
+        </w:rPr>
+      </w:pPr>
+      <w:r>
+        <w:rPr>
+          <w:rFonts w:ascii="Times New Roman" w:hAnsi="Times New Roman" w:hint="cs"/>
           <w:color w:val="000000" w:themeColor="text1"/>
           <w:sz w:val="24"/>
           <w:szCs w:val="24"/>
@@ -16924,7 +17032,7 @@
       <w:pPr>
         <w:pStyle w:val="Date"/>
         <w:rPr>
-          <w:rFonts w:ascii="Times New Roman" w:hAnsi="Times New Roman"/>
+          <w:rFonts w:ascii="Times New Roman" w:hAnsi="Times New Roman" w:hint="cs"/>
           <w:sz w:val="24"/>
           <w:szCs w:val="24"/>
         </w:rPr>
@@ -17226,6 +17334,246 @@
 <file path=word/header1.xml><?xml version="1.0" encoding="utf-8"?>
 <w:hdr xmlns:wpc="http://schemas.microsoft.com/office/word/2010/wordprocessingCanvas" xmlns:cx="http://schemas.microsoft.com/office/drawing/2014/chartex" xmlns:cx1="http://schemas.microsoft.com/office/drawing/2015/9/8/chartex" xmlns:cx2="http://schemas.microsoft.com/office/drawing/2015/10/21/chartex" xmlns:cx3="http://schemas.microsoft.com/office/drawing/2016/5/9/chartex" xmlns:cx4="http://schemas.microsoft.com/office/drawing/2016/5/10/chartex" xmlns:cx5="http://schemas.microsoft.com/office/drawing/2016/5/11/chartex" xmlns:cx6="http://schemas.microsoft.com/office/drawing/2016/5/12/chartex" xmlns:cx7="http://schemas.microsoft.com/office/drawing/2016/5/13/chartex" xmlns:cx8="http://schemas.microsoft.com/office/drawing/2016/5/14/chartex" xmlns:mc="http://schemas.openxmlformats.org/markup-compatibility/2006" xmlns:aink="http://schemas.microsoft.com/office/drawing/2016/ink" xmlns:am3d="http://schemas.microsoft.com/office/drawing/2017/model3d" xmlns:o="urn:schemas-microsoft-com:office:office" xmlns:oel="http://schemas.microsoft.com/office/2019/extlst" xmlns:r="http://schemas.openxmlformats.org/officeDocument/2006/relationships" xmlns:m="http://schemas.openxmlformats.org/officeDocument/2006/math" xmlns:v="urn:schemas-microsoft-com:vml" xmlns:wp14="http://schemas.microsoft.com/office/word/2010/wordprocessingDrawing" xmlns:wp="http://schemas.openxmlformats.org/drawingml/2006/wordprocessingDrawing" xmlns:w10="urn:schemas-microsoft-com:office:word" xmlns:w="http://schemas.openxmlformats.org/wordprocessingml/2006/main" xmlns:w14="http://schemas.microsoft.com/office/word/2010/wordml" xmlns:w15="http://schemas.microsoft.com/office/word/2012/wordml" xmlns:w16cex="http://schemas.microsoft.com/office/word/2018/wordml/cex" xmlns:w16cid="http://schemas.microsoft.com/office/word/2016/wordml/cid" xmlns:w16="http://schemas.microsoft.com/office/word/2018/wordml" xmlns:w16du="http://schemas.microsoft.com/office/word/2023/wordml/word16du" xmlns:w16sdtdh="http://schemas.microsoft.com/office/word/2020/wordml/sdtdatahash" xmlns:w16sdtfl="http://schemas.microsoft.com/office/word/2024/wordml/sdtformatlock" xmlns:w16se="http://schemas.microsoft.com/office/word/2015/wordml/symex" xmlns:wpg="http://schemas.microsoft.com/office/word/2010/wordprocessingGroup" xmlns:wpi="http://schemas.microsoft.com/office/word/2010/wordprocessingInk" xmlns:wne="http://schemas.microsoft.com/office/word/2006/wordml" xmlns:wps="http://schemas.microsoft.com/office/word/2010/wordprocessingShape" mc:Ignorable="w14 w15 w16se w16cid w16 w16cex w16sdtdh w16sdtfl w16du wp14">
   <w:p>
+    <w:r>
+      <w:rPr>
+        <w:noProof/>
+      </w:rPr>
+      <mc:AlternateContent>
+        <mc:Choice Requires="wps">
+          <w:drawing>
+            <wp:anchor distT="0" distB="0" distL="114300" distR="114300" simplePos="0" relativeHeight="251661312" behindDoc="0" locked="0" layoutInCell="1" allowOverlap="1" wp14:anchorId="2C918A85" wp14:editId="31E0001E">
+              <wp:simplePos x="0" y="0"/>
+              <wp:positionH relativeFrom="column">
+                <wp:posOffset>-864326</wp:posOffset>
+              </wp:positionH>
+              <wp:positionV relativeFrom="paragraph">
+                <wp:posOffset>3324225</wp:posOffset>
+              </wp:positionV>
+              <wp:extent cx="628650" cy="2731135"/>
+              <wp:effectExtent l="0" t="0" r="0" b="0"/>
+              <wp:wrapNone/>
+              <wp:docPr id="844177589" name="Text Box 5"/>
+              <wp:cNvGraphicFramePr>
+                <a:graphicFrameLocks xmlns:a="http://schemas.openxmlformats.org/drawingml/2006/main"/>
+              </wp:cNvGraphicFramePr>
+              <a:graphic xmlns:a="http://schemas.openxmlformats.org/drawingml/2006/main">
+                <a:graphicData uri="http://schemas.microsoft.com/office/word/2010/wordprocessingShape">
+                  <wps:wsp>
+                    <wps:cNvSpPr txBox="1">
+                      <a:spLocks/>
+                    </wps:cNvSpPr>
+                    <wps:spPr bwMode="auto">
+                      <a:xfrm>
+                        <a:off x="0" y="0"/>
+                        <a:ext cx="628650" cy="2731135"/>
+                      </a:xfrm>
+                      <a:prstGeom prst="rect">
+                        <a:avLst/>
+                      </a:prstGeom>
+                      <a:noFill/>
+                      <a:ln>
+                        <a:noFill/>
+                      </a:ln>
+                      <a:extLst>
+                        <a:ext uri="{909E8E84-426E-40DD-AFC4-6F175D3DCCD1}">
+                          <a14:hiddenFill xmlns:a14="http://schemas.microsoft.com/office/drawing/2010/main">
+                            <a:solidFill>
+                              <a:srgbClr val="FFFFFF"/>
+                            </a:solidFill>
+                          </a14:hiddenFill>
+                        </a:ext>
+                        <a:ext uri="{91240B29-F687-4F45-9708-019B960494DF}">
+                          <a14:hiddenLine xmlns:a14="http://schemas.microsoft.com/office/drawing/2010/main" w="9525">
+                            <a:solidFill>
+                              <a:srgbClr val="000000"/>
+                            </a:solidFill>
+                            <a:miter lim="800000"/>
+                            <a:headEnd/>
+                            <a:tailEnd/>
+                          </a14:hiddenLine>
+                        </a:ext>
+                      </a:extLst>
+                    </wps:spPr>
+                    <wps:txbx>
+                      <w:txbxContent>
+                        <w:p>
+                          <w:pPr>
+                            <w:jc w:val="center"/>
+                            <w:rPr>
+                              <w:b/>
+                              <w:sz w:val="14"/>
+                              <w:szCs w:val="16"/>
+                            </w:rPr>
+                          </w:pPr>
+                          <w:r>
+                            <w:rPr>
+                              <w:b/>
+                              <w:sz w:val="14"/>
+                              <w:szCs w:val="16"/>
+                            </w:rPr>
+                            <w:t>Lipton Legal Group, APC</w:t>
+                          </w:r>
+                        </w:p>
+                        <w:p>
+                          <w:pPr>
+                            <w:jc w:val="center"/>
+                            <w:rPr>
+                              <w:b/>
+                              <w:sz w:val="14"/>
+                              <w:szCs w:val="16"/>
+                            </w:rPr>
+                          </w:pPr>
+                          <w:r>
+                            <w:rPr>
+                              <w:b/>
+                              <w:sz w:val="14"/>
+                              <w:szCs w:val="16"/>
+                            </w:rPr>
+                            <w:t>9478 W. Olympic Blvd. Suite #308</w:t>
+                          </w:r>
+                        </w:p>
+                        <w:p>
+                          <w:pPr>
+                            <w:jc w:val="center"/>
+                            <w:rPr>
+                              <w:b/>
+                              <w:sz w:val="14"/>
+                              <w:szCs w:val="16"/>
+                            </w:rPr>
+                          </w:pPr>
+                          <w:r>
+                            <w:rPr>
+                              <w:b/>
+                              <w:sz w:val="14"/>
+                              <w:szCs w:val="16"/>
+                            </w:rPr>
+                            <w:t>Beverly Hills, CA 90212</w:t>
+                          </w:r>
+                        </w:p>
+                        <w:p>
+                          <w:pPr>
+                            <w:jc w:val="center"/>
+                            <w:rPr>
+                              <w:b/>
+                              <w:sz w:val="14"/>
+                              <w:szCs w:val="16"/>
+                            </w:rPr>
+                          </w:pPr>
+                          <w:r>
+                            <w:rPr>
+                              <w:b/>
+                              <w:sz w:val="14"/>
+                              <w:szCs w:val="16"/>
+                            </w:rPr>
+                            <w:t>(310) 855-7556</w:t>
+                          </w:r>
+                        </w:p>
+                      </w:txbxContent>
+                    </wps:txbx>
+                    <wps:bodyPr rot="0" vert="vert270" wrap="square" lIns="91440" tIns="91440" rIns="91440" bIns="91440" anchor="t" anchorCtr="0" upright="1">
+                      <a:noAutofit/>
+                    </wps:bodyPr>
+                  </wps:wsp>
+                </a:graphicData>
+              </a:graphic>
+              <wp14:sizeRelH relativeFrom="page">
+                <wp14:pctWidth>0</wp14:pctWidth>
+              </wp14:sizeRelH>
+              <wp14:sizeRelV relativeFrom="page">
+                <wp14:pctHeight>0</wp14:pctHeight>
+              </wp14:sizeRelV>
+            </wp:anchor>
+          </w:drawing>
+        </mc:Choice>
+        <mc:Fallback>
+          <w:pict>
+            <v:shapetype w14:anchorId="2C918A85" id="_x0000_t202" coordsize="21600,21600" o:spt="202" path="m,l,21600r21600,l21600,xe">
+              <v:stroke joinstyle="miter"/>
+              <v:path gradientshapeok="t" o:connecttype="rect"/>
+            </v:shapetype>
+            <v:shape id="Text Box 5" o:spid="_x0000_s1026" type="#_x0000_t202" style="position:absolute;margin-left:-68.05pt;margin-top:261.75pt;width:49.5pt;height:215.05pt;z-index:251661312;visibility:visible;mso-wrap-style:square;mso-width-percent:0;mso-height-percent:0;mso-wrap-distance-left:9pt;mso-wrap-distance-top:0;mso-wrap-distance-right:9pt;mso-wrap-distance-bottom:0;mso-position-horizontal:absolute;mso-position-horizontal-relative:text;mso-position-vertical:absolute;mso-position-vertical-relative:text;mso-width-percent:0;mso-height-percent:0;mso-width-relative:page;mso-height-relative:page;v-text-anchor:top" o:gfxdata="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" filled="f" stroked="f">
+              <v:path arrowok="t"/>
+              <v:textbox style="layout-flow:vertical;mso-layout-flow-alt:bottom-to-top" inset=",7.2pt,,7.2pt">
+                <w:txbxContent>
+                  <w:p>
+                    <w:pPr>
+                      <w:jc w:val="center"/>
+                      <w:rPr>
+                        <w:b/>
+                        <w:sz w:val="14"/>
+                        <w:szCs w:val="16"/>
+                      </w:rPr>
+                    </w:pPr>
+                    <w:r>
+                      <w:rPr>
+                        <w:b/>
+                        <w:sz w:val="14"/>
+                        <w:szCs w:val="16"/>
+                      </w:rPr>
+                      <w:t>Lipton Legal Group, APC</w:t>
+                    </w:r>
+                  </w:p>
+                  <w:p>
+                    <w:pPr>
+                      <w:jc w:val="center"/>
+                      <w:rPr>
+                        <w:b/>
+                        <w:sz w:val="14"/>
+                        <w:szCs w:val="16"/>
+                      </w:rPr>
+                    </w:pPr>
+                    <w:r>
+                      <w:rPr>
+                        <w:b/>
+                        <w:sz w:val="14"/>
+                        <w:szCs w:val="16"/>
+                      </w:rPr>
+                      <w:t>9478 W. Olympic Blvd. Suite #308</w:t>
+                    </w:r>
+                  </w:p>
+                  <w:p>
+                    <w:pPr>
+                      <w:jc w:val="center"/>
+                      <w:rPr>
+                        <w:b/>
+                        <w:sz w:val="14"/>
+                        <w:szCs w:val="16"/>
+                      </w:rPr>
+                    </w:pPr>
+                    <w:r>
+                      <w:rPr>
+                        <w:b/>
+                        <w:sz w:val="14"/>
+                        <w:szCs w:val="16"/>
+                      </w:rPr>
+                      <w:t>Beverly Hills, CA 90212</w:t>
+                    </w:r>
+                  </w:p>
+                  <w:p>
+                    <w:pPr>
+                      <w:jc w:val="center"/>
+                      <w:rPr>
+                        <w:b/>
+                        <w:sz w:val="14"/>
+                        <w:szCs w:val="16"/>
+                      </w:rPr>
+                    </w:pPr>
+                    <w:r>
+                      <w:rPr>
+                        <w:b/>
+                        <w:sz w:val="14"/>
+                        <w:szCs w:val="16"/>
+                      </w:rPr>
+                      <w:t>(310) 855-7556</w:t>
+                    </w:r>
+                  </w:p>
+                </w:txbxContent>
+              </v:textbox>
+            </v:shape>
+          </w:pict>
+        </mc:Fallback>
+      </mc:AlternateContent>
+    </w:r>
     <w:r>
       <w:rPr>
         <w:noProof/>
@@ -17899,7 +18247,7 @@
             </wp:anchor>
           </w:drawing>
         </mc:Choice>
-        <mc:Fallback xmlns:a="http://schemas.openxmlformats.org/drawingml/2006/main" xmlns:a14="http://schemas.microsoft.com/office/drawing/2010/main" xmlns:mv="urn:schemas-microsoft-com:mac:vml" xmlns:mo="http://schemas.microsoft.com/office/mac/office/2008/main">
+        <mc:Fallback xmlns:mo="http://schemas.microsoft.com/office/mac/office/2008/main" xmlns:mv="urn:schemas-microsoft-com:mac:vml" xmlns:a14="http://schemas.microsoft.com/office/drawing/2010/main" xmlns:a="http://schemas.openxmlformats.org/drawingml/2006/main">
           <w:pict w14:anchorId="21EEE677">
             <v:line id="RightBorder" style="position:absolute;z-index:251658240;visibility:visible;mso-wrap-style:square;mso-width-percent:0;mso-height-percent:0;mso-wrap-distance-left:114299emu;mso-wrap-distance-top:0;mso-wrap-distance-right:114299emu;mso-wrap-distance-bottom:0;mso-position-horizontal:absolute;mso-position-horizontal-relative:margin;mso-position-vertical:absolute;mso-position-vertical-relative:page;mso-width-percent:0;mso-height-percent:0;mso-width-relative:page;mso-height-relative:page" o:spid="_x0000_s1026" from="468pt,0" to="468pt,11in" w14:anchorId="30CF3CBA" o:gfxdata="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">
               <w10:wrap anchorx="margin" anchory="page"/>
@@ -17974,7 +18322,7 @@
             </wp:anchor>
           </w:drawing>
         </mc:Choice>
-        <mc:Fallback xmlns:a="http://schemas.openxmlformats.org/drawingml/2006/main" xmlns:a14="http://schemas.microsoft.com/office/drawing/2010/main" xmlns:mv="urn:schemas-microsoft-com:mac:vml" xmlns:mo="http://schemas.microsoft.com/office/mac/office/2008/main">
+        <mc:Fallback xmlns:mo="http://schemas.microsoft.com/office/mac/office/2008/main" xmlns:mv="urn:schemas-microsoft-com:mac:vml" xmlns:a14="http://schemas.microsoft.com/office/drawing/2010/main" xmlns:a="http://schemas.openxmlformats.org/drawingml/2006/main">
           <w:pict w14:anchorId="25CCB756">
             <v:line id="LeftBorder2" style="position:absolute;z-index:251657216;visibility:visible;mso-wrap-style:square;mso-width-percent:0;mso-height-percent:0;mso-wrap-distance-left:114299emu;mso-wrap-distance-top:0;mso-wrap-distance-right:114299emu;mso-wrap-distance-bottom:0;mso-position-horizontal:absolute;mso-position-horizontal-relative:margin;mso-position-vertical:absolute;mso-position-vertical-relative:page;mso-width-percent:0;mso-height-percent:0;mso-width-relative:page;mso-height-relative:page" o:spid="_x0000_s1026" from="-7.2pt,0" to="-7.2pt,11in" w14:anchorId="1B37F9FC" o:gfxdata="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">
               <w10:wrap anchorx="margin" anchory="page"/>
@@ -18049,7 +18397,7 @@
             </wp:anchor>
           </w:drawing>
         </mc:Choice>
-        <mc:Fallback xmlns:a="http://schemas.openxmlformats.org/drawingml/2006/main" xmlns:a14="http://schemas.microsoft.com/office/drawing/2010/main" xmlns:mv="urn:schemas-microsoft-com:mac:vml" xmlns:mo="http://schemas.microsoft.com/office/mac/office/2008/main">
+        <mc:Fallback xmlns:mo="http://schemas.microsoft.com/office/mac/office/2008/main" xmlns:mv="urn:schemas-microsoft-com:mac:vml" xmlns:a14="http://schemas.microsoft.com/office/drawing/2010/main" xmlns:a="http://schemas.openxmlformats.org/drawingml/2006/main">
           <w:pict w14:anchorId="06B6C051">
             <v:line id="LeftBorder1" style="position:absolute;z-index:251656192;visibility:visible;mso-wrap-style:square;mso-width-percent:0;mso-height-percent:0;mso-wrap-distance-left:114299emu;mso-wrap-distance-top:0;mso-wrap-distance-right:114299emu;mso-wrap-distance-bottom:0;mso-position-horizontal:absolute;mso-position-horizontal-relative:margin;mso-position-vertical:absolute;mso-position-vertical-relative:page;mso-width-percent:0;mso-height-percent:0;mso-width-relative:page;mso-height-relative:page" o:spid="_x0000_s1026" from="-3.6pt,0" to="-3.6pt,11in" w14:anchorId="60EEB86F" o:gfxdata="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">
               <w10:wrap anchorx="margin" anchory="page"/>
@@ -22325,146 +22673,6 @@
 </file>
 
 <file path=customXml/item1.xml><?xml version="1.0" encoding="utf-8"?>
-<?mso-contentType ?>
-<FormTemplates xmlns="http://schemas.microsoft.com/sharepoint/v3/contenttype/forms">
-  <Display>DocumentLibraryForm</Display>
-  <Edit>AssetEditForm</Edit>
-  <New>DocumentLibraryForm</New>
-</FormTemplates>
-</file>
-
-<file path=customXml/item2.xml><?xml version="1.0" encoding="utf-8"?>
-<p:properties xmlns:p="http://schemas.microsoft.com/office/2006/metadata/properties" xmlns:xsi="http://www.w3.org/2001/XMLSchema-instance" xmlns:pc="http://schemas.microsoft.com/office/infopath/2007/PartnerControls">
-  <documentManagement>
-    <APDescription xmlns="4873beb7-5857-4685-be1f-d57550cc96cc" xsi:nil="true"/>
-    <AssetExpire xmlns="4873beb7-5857-4685-be1f-d57550cc96cc">2035-01-01T08:00:00+00:00</AssetExpire>
-    <CampaignTagsTaxHTField0 xmlns="4873beb7-5857-4685-be1f-d57550cc96cc">
-      <Terms xmlns="http://schemas.microsoft.com/office/infopath/2007/PartnerControls"/>
-    </CampaignTagsTaxHTField0>
-    <IntlLangReviewDate xmlns="4873beb7-5857-4685-be1f-d57550cc96cc" xsi:nil="true"/>
-    <TPFriendlyName xmlns="4873beb7-5857-4685-be1f-d57550cc96cc" xsi:nil="true"/>
-    <IntlLangReview xmlns="4873beb7-5857-4685-be1f-d57550cc96cc">false</IntlLangReview>
-    <LocLastLocAttemptVersionLookup xmlns="4873beb7-5857-4685-be1f-d57550cc96cc">752697</LocLastLocAttemptVersionLookup>
-    <PolicheckWords xmlns="4873beb7-5857-4685-be1f-d57550cc96cc" xsi:nil="true"/>
-    <SubmitterId xmlns="4873beb7-5857-4685-be1f-d57550cc96cc" xsi:nil="true"/>
-    <AcquiredFrom xmlns="4873beb7-5857-4685-be1f-d57550cc96cc">Internal MS</AcquiredFrom>
-    <EditorialStatus xmlns="4873beb7-5857-4685-be1f-d57550cc96cc" xsi:nil="true"/>
-    <Markets xmlns="4873beb7-5857-4685-be1f-d57550cc96cc"/>
-    <OriginAsset xmlns="4873beb7-5857-4685-be1f-d57550cc96cc" xsi:nil="true"/>
-    <AssetStart xmlns="4873beb7-5857-4685-be1f-d57550cc96cc">2012-01-04T19:17:00+00:00</AssetStart>
-    <FriendlyTitle xmlns="4873beb7-5857-4685-be1f-d57550cc96cc" xsi:nil="true"/>
-    <MarketSpecific xmlns="4873beb7-5857-4685-be1f-d57550cc96cc">false</MarketSpecific>
-    <TPNamespace xmlns="4873beb7-5857-4685-be1f-d57550cc96cc" xsi:nil="true"/>
-    <PublishStatusLookup xmlns="4873beb7-5857-4685-be1f-d57550cc96cc">
-      <Value>1422980</Value>
-      <Value>1526467</Value>
-    </PublishStatusLookup>
-    <APAuthor xmlns="4873beb7-5857-4685-be1f-d57550cc96cc">
-      <UserInfo>
-        <DisplayName>REDMOND\v-gehous</DisplayName>
-        <AccountId>2365</AccountId>
-        <AccountType/>
-      </UserInfo>
-    </APAuthor>
-    <TPCommandLine xmlns="4873beb7-5857-4685-be1f-d57550cc96cc" xsi:nil="true"/>
-    <IntlLangReviewer xmlns="4873beb7-5857-4685-be1f-d57550cc96cc" xsi:nil="true"/>
-    <OpenTemplate xmlns="4873beb7-5857-4685-be1f-d57550cc96cc">true</OpenTemplate>
-    <CSXSubmissionDate xmlns="4873beb7-5857-4685-be1f-d57550cc96cc" xsi:nil="true"/>
-    <TaxCatchAll xmlns="4873beb7-5857-4685-be1f-d57550cc96cc"/>
-    <Manager xmlns="4873beb7-5857-4685-be1f-d57550cc96cc" xsi:nil="true"/>
-    <NumericId xmlns="4873beb7-5857-4685-be1f-d57550cc96cc" xsi:nil="true"/>
-    <ParentAssetId xmlns="4873beb7-5857-4685-be1f-d57550cc96cc" xsi:nil="true"/>
-    <OriginalSourceMarket xmlns="4873beb7-5857-4685-be1f-d57550cc96cc" xsi:nil="true"/>
-    <ApprovalStatus xmlns="4873beb7-5857-4685-be1f-d57550cc96cc">InProgress</ApprovalStatus>
-    <TPComponent xmlns="4873beb7-5857-4685-be1f-d57550cc96cc" xsi:nil="true"/>
-    <EditorialTags xmlns="4873beb7-5857-4685-be1f-d57550cc96cc" xsi:nil="true"/>
-    <TPExecutable xmlns="4873beb7-5857-4685-be1f-d57550cc96cc" xsi:nil="true"/>
-    <TPLaunchHelpLink xmlns="4873beb7-5857-4685-be1f-d57550cc96cc" xsi:nil="true"/>
-    <LocComments xmlns="4873beb7-5857-4685-be1f-d57550cc96cc" xsi:nil="true"/>
-    <LocRecommendedHandoff xmlns="4873beb7-5857-4685-be1f-d57550cc96cc" xsi:nil="true"/>
-    <SourceTitle xmlns="4873beb7-5857-4685-be1f-d57550cc96cc" xsi:nil="true"/>
-    <CSXUpdate xmlns="4873beb7-5857-4685-be1f-d57550cc96cc">false</CSXUpdate>
-    <IntlLocPriority xmlns="4873beb7-5857-4685-be1f-d57550cc96cc" xsi:nil="true"/>
-    <UAProjectedTotalWords xmlns="4873beb7-5857-4685-be1f-d57550cc96cc" xsi:nil="true"/>
-    <AssetType xmlns="4873beb7-5857-4685-be1f-d57550cc96cc">TP</AssetType>
-    <MachineTranslated xmlns="4873beb7-5857-4685-be1f-d57550cc96cc">false</MachineTranslated>
-    <OutputCachingOn xmlns="4873beb7-5857-4685-be1f-d57550cc96cc">false</OutputCachingOn>
-    <TemplateStatus xmlns="4873beb7-5857-4685-be1f-d57550cc96cc" xsi:nil="true"/>
-    <IsSearchable xmlns="4873beb7-5857-4685-be1f-d57550cc96cc">true</IsSearchable>
-    <ContentItem xmlns="4873beb7-5857-4685-be1f-d57550cc96cc" xsi:nil="true"/>
-    <HandoffToMSDN xmlns="4873beb7-5857-4685-be1f-d57550cc96cc" xsi:nil="true"/>
-    <ShowIn xmlns="4873beb7-5857-4685-be1f-d57550cc96cc">Show everywhere</ShowIn>
-    <ThumbnailAssetId xmlns="4873beb7-5857-4685-be1f-d57550cc96cc" xsi:nil="true"/>
-    <UALocComments xmlns="4873beb7-5857-4685-be1f-d57550cc96cc">2007 Template UpLeveling Do Not HandOff</UALocComments>
-    <UALocRecommendation xmlns="4873beb7-5857-4685-be1f-d57550cc96cc">Localize</UALocRecommendation>
-    <LastModifiedDateTime xmlns="4873beb7-5857-4685-be1f-d57550cc96cc" xsi:nil="true"/>
-    <LegacyData xmlns="4873beb7-5857-4685-be1f-d57550cc96cc" xsi:nil="true"/>
-    <LocManualTestRequired xmlns="4873beb7-5857-4685-be1f-d57550cc96cc">false</LocManualTestRequired>
-    <ClipArtFilename xmlns="4873beb7-5857-4685-be1f-d57550cc96cc" xsi:nil="true"/>
-    <TPApplication xmlns="4873beb7-5857-4685-be1f-d57550cc96cc" xsi:nil="true"/>
-    <CSXHash xmlns="4873beb7-5857-4685-be1f-d57550cc96cc" xsi:nil="true"/>
-    <DirectSourceMarket xmlns="4873beb7-5857-4685-be1f-d57550cc96cc" xsi:nil="true"/>
-    <PrimaryImageGen xmlns="4873beb7-5857-4685-be1f-d57550cc96cc">true</PrimaryImageGen>
-    <PlannedPubDate xmlns="4873beb7-5857-4685-be1f-d57550cc96cc" xsi:nil="true"/>
-    <CSXSubmissionMarket xmlns="4873beb7-5857-4685-be1f-d57550cc96cc" xsi:nil="true"/>
-    <Downloads xmlns="4873beb7-5857-4685-be1f-d57550cc96cc">0</Downloads>
-    <ArtSampleDocs xmlns="4873beb7-5857-4685-be1f-d57550cc96cc" xsi:nil="true"/>
-    <TrustLevel xmlns="4873beb7-5857-4685-be1f-d57550cc96cc">1 Microsoft Managed Content</TrustLevel>
-    <BlockPublish xmlns="4873beb7-5857-4685-be1f-d57550cc96cc">false</BlockPublish>
-    <TPLaunchHelpLinkType xmlns="4873beb7-5857-4685-be1f-d57550cc96cc">Template</TPLaunchHelpLinkType>
-    <LocalizationTagsTaxHTField0 xmlns="4873beb7-5857-4685-be1f-d57550cc96cc">
-      <Terms xmlns="http://schemas.microsoft.com/office/infopath/2007/PartnerControls"/>
-    </LocalizationTagsTaxHTField0>
-    <BusinessGroup xmlns="4873beb7-5857-4685-be1f-d57550cc96cc" xsi:nil="true"/>
-    <Providers xmlns="4873beb7-5857-4685-be1f-d57550cc96cc" xsi:nil="true"/>
-    <TemplateTemplateType xmlns="4873beb7-5857-4685-be1f-d57550cc96cc">Word 2007 Default</TemplateTemplateType>
-    <TimesCloned xmlns="4873beb7-5857-4685-be1f-d57550cc96cc" xsi:nil="true"/>
-    <TPAppVersion xmlns="4873beb7-5857-4685-be1f-d57550cc96cc" xsi:nil="true"/>
-    <VoteCount xmlns="4873beb7-5857-4685-be1f-d57550cc96cc" xsi:nil="true"/>
-    <AverageRating xmlns="4873beb7-5857-4685-be1f-d57550cc96cc" xsi:nil="true"/>
-    <FeatureTagsTaxHTField0 xmlns="4873beb7-5857-4685-be1f-d57550cc96cc">
-      <Terms xmlns="http://schemas.microsoft.com/office/infopath/2007/PartnerControls"/>
-    </FeatureTagsTaxHTField0>
-    <Provider xmlns="4873beb7-5857-4685-be1f-d57550cc96cc" xsi:nil="true"/>
-    <UACurrentWords xmlns="4873beb7-5857-4685-be1f-d57550cc96cc" xsi:nil="true"/>
-    <AssetId xmlns="4873beb7-5857-4685-be1f-d57550cc96cc">TP102810049</AssetId>
-    <TPClientViewer xmlns="4873beb7-5857-4685-be1f-d57550cc96cc" xsi:nil="true"/>
-    <DSATActionTaken xmlns="4873beb7-5857-4685-be1f-d57550cc96cc" xsi:nil="true"/>
-    <APEditor xmlns="4873beb7-5857-4685-be1f-d57550cc96cc">
-      <UserInfo>
-        <DisplayName/>
-        <AccountId xsi:nil="true"/>
-        <AccountType/>
-      </UserInfo>
-    </APEditor>
-    <TPInstallLocation xmlns="4873beb7-5857-4685-be1f-d57550cc96cc" xsi:nil="true"/>
-    <OOCacheId xmlns="4873beb7-5857-4685-be1f-d57550cc96cc" xsi:nil="true"/>
-    <IsDeleted xmlns="4873beb7-5857-4685-be1f-d57550cc96cc">false</IsDeleted>
-    <PublishTargets xmlns="4873beb7-5857-4685-be1f-d57550cc96cc">OfficeOnlineVNext,OfficeOnline</PublishTargets>
-    <ApprovalLog xmlns="4873beb7-5857-4685-be1f-d57550cc96cc" xsi:nil="true"/>
-    <BugNumber xmlns="4873beb7-5857-4685-be1f-d57550cc96cc" xsi:nil="true"/>
-    <CrawlForDependencies xmlns="4873beb7-5857-4685-be1f-d57550cc96cc">false</CrawlForDependencies>
-    <InternalTagsTaxHTField0 xmlns="4873beb7-5857-4685-be1f-d57550cc96cc">
-      <Terms xmlns="http://schemas.microsoft.com/office/infopath/2007/PartnerControls"/>
-    </InternalTagsTaxHTField0>
-    <LastHandOff xmlns="4873beb7-5857-4685-be1f-d57550cc96cc" xsi:nil="true"/>
-    <Milestone xmlns="4873beb7-5857-4685-be1f-d57550cc96cc" xsi:nil="true"/>
-    <OriginalRelease xmlns="4873beb7-5857-4685-be1f-d57550cc96cc">14</OriginalRelease>
-    <RecommendationsModifier xmlns="4873beb7-5857-4685-be1f-d57550cc96cc" xsi:nil="true"/>
-    <ScenarioTagsTaxHTField0 xmlns="4873beb7-5857-4685-be1f-d57550cc96cc">
-      <Terms xmlns="http://schemas.microsoft.com/office/infopath/2007/PartnerControls"/>
-    </ScenarioTagsTaxHTField0>
-    <UANotes xmlns="4873beb7-5857-4685-be1f-d57550cc96cc" xsi:nil="true"/>
-    <LocMarketGroupTiers2 xmlns="4873beb7-5857-4685-be1f-d57550cc96cc">,t:Tier 1,t:Tier 2,t:Tier 3,</LocMarketGroupTiers2>
-  </documentManagement>
-</p:properties>
-</file>
-
-<file path=customXml/item3.xml><?xml version="1.0" encoding="utf-8"?>
-<b:Sources xmlns:b="http://schemas.openxmlformats.org/officeDocument/2006/bibliography" xmlns="http://schemas.openxmlformats.org/officeDocument/2006/bibliography" SelectedStyle="\APASixthEditionOfficeOnline.xsl" StyleName="APA" Version="6"/>
-</file>
-
-<file path=customXml/item4.xml><?xml version="1.0" encoding="utf-8"?>
 <ct:contentTypeSchema xmlns:ct="http://schemas.microsoft.com/office/2006/metadata/contentType" xmlns:ma="http://schemas.microsoft.com/office/2006/metadata/properties/metaAttributes" ct:_="" ma:_="" ma:contentTypeName="TemplateFile" ma:contentTypeID="0x0101006EDDDB5EE6D98C44930B742096920B300400F5B6D36B3EF94B4E9A635CDF2A18F5B8" ma:contentTypeVersion="72" ma:contentTypeDescription="Create a new document." ma:contentTypeScope="" ma:versionID="a23e56308344d904b51738559c3d67c9">
   <xsd:schema xmlns:xsd="http://www.w3.org/2001/XMLSchema" xmlns:xs="http://www.w3.org/2001/XMLSchema" xmlns:p="http://schemas.microsoft.com/office/2006/metadata/properties" xmlns:ns2="4873beb7-5857-4685-be1f-d57550cc96cc" targetNamespace="http://schemas.microsoft.com/office/2006/metadata/properties" ma:root="true" ma:fieldsID="cd0908cc4600e77bf5da051303e00c8d" ns2:_="">
     <xsd:import namespace="4873beb7-5857-4685-be1f-d57550cc96cc"/>
@@ -23504,33 +23712,147 @@
 </ct:contentTypeSchema>
 </file>
 
-<file path=customXml/itemProps1.xml><?xml version="1.0" encoding="utf-8"?>
-<ds:datastoreItem xmlns:ds="http://schemas.openxmlformats.org/officeDocument/2006/customXml" ds:itemID="{6DFD6874-8625-466B-B71B-2B032C1BE3E9}">
-  <ds:schemaRefs>
-    <ds:schemaRef ds:uri="http://schemas.microsoft.com/sharepoint/v3/contenttype/forms"/>
-  </ds:schemaRefs>
-</ds:datastoreItem>
+<file path=customXml/item2.xml><?xml version="1.0" encoding="utf-8"?>
+<b:Sources xmlns:b="http://schemas.openxmlformats.org/officeDocument/2006/bibliography" xmlns="http://schemas.openxmlformats.org/officeDocument/2006/bibliography" SelectedStyle="\APASixthEditionOfficeOnline.xsl" StyleName="APA" Version="6"/>
 </file>
 
-<file path=customXml/itemProps2.xml><?xml version="1.0" encoding="utf-8"?>
-<ds:datastoreItem xmlns:ds="http://schemas.openxmlformats.org/officeDocument/2006/customXml" ds:itemID="{4D03386A-0ED0-4998-85A1-A0A863BDA4FB}">
-  <ds:schemaRefs>
-    <ds:schemaRef ds:uri="http://schemas.microsoft.com/office/2006/metadata/properties"/>
-    <ds:schemaRef ds:uri="http://schemas.microsoft.com/office/infopath/2007/PartnerControls"/>
-    <ds:schemaRef ds:uri="4873beb7-5857-4685-be1f-d57550cc96cc"/>
-  </ds:schemaRefs>
-</ds:datastoreItem>
+<file path=customXml/item3.xml><?xml version="1.0" encoding="utf-8"?>
+<p:properties xmlns:p="http://schemas.microsoft.com/office/2006/metadata/properties" xmlns:xsi="http://www.w3.org/2001/XMLSchema-instance" xmlns:pc="http://schemas.microsoft.com/office/infopath/2007/PartnerControls">
+  <documentManagement>
+    <APDescription xmlns="4873beb7-5857-4685-be1f-d57550cc96cc" xsi:nil="true"/>
+    <AssetExpire xmlns="4873beb7-5857-4685-be1f-d57550cc96cc">2035-01-01T08:00:00+00:00</AssetExpire>
+    <CampaignTagsTaxHTField0 xmlns="4873beb7-5857-4685-be1f-d57550cc96cc">
+      <Terms xmlns="http://schemas.microsoft.com/office/infopath/2007/PartnerControls"/>
+    </CampaignTagsTaxHTField0>
+    <IntlLangReviewDate xmlns="4873beb7-5857-4685-be1f-d57550cc96cc" xsi:nil="true"/>
+    <TPFriendlyName xmlns="4873beb7-5857-4685-be1f-d57550cc96cc" xsi:nil="true"/>
+    <IntlLangReview xmlns="4873beb7-5857-4685-be1f-d57550cc96cc">false</IntlLangReview>
+    <LocLastLocAttemptVersionLookup xmlns="4873beb7-5857-4685-be1f-d57550cc96cc">752697</LocLastLocAttemptVersionLookup>
+    <PolicheckWords xmlns="4873beb7-5857-4685-be1f-d57550cc96cc" xsi:nil="true"/>
+    <SubmitterId xmlns="4873beb7-5857-4685-be1f-d57550cc96cc" xsi:nil="true"/>
+    <AcquiredFrom xmlns="4873beb7-5857-4685-be1f-d57550cc96cc">Internal MS</AcquiredFrom>
+    <EditorialStatus xmlns="4873beb7-5857-4685-be1f-d57550cc96cc" xsi:nil="true"/>
+    <Markets xmlns="4873beb7-5857-4685-be1f-d57550cc96cc"/>
+    <OriginAsset xmlns="4873beb7-5857-4685-be1f-d57550cc96cc" xsi:nil="true"/>
+    <AssetStart xmlns="4873beb7-5857-4685-be1f-d57550cc96cc">2012-01-04T19:17:00+00:00</AssetStart>
+    <FriendlyTitle xmlns="4873beb7-5857-4685-be1f-d57550cc96cc" xsi:nil="true"/>
+    <MarketSpecific xmlns="4873beb7-5857-4685-be1f-d57550cc96cc">false</MarketSpecific>
+    <TPNamespace xmlns="4873beb7-5857-4685-be1f-d57550cc96cc" xsi:nil="true"/>
+    <PublishStatusLookup xmlns="4873beb7-5857-4685-be1f-d57550cc96cc">
+      <Value>1422980</Value>
+      <Value>1526467</Value>
+    </PublishStatusLookup>
+    <APAuthor xmlns="4873beb7-5857-4685-be1f-d57550cc96cc">
+      <UserInfo>
+        <DisplayName>REDMOND\v-gehous</DisplayName>
+        <AccountId>2365</AccountId>
+        <AccountType/>
+      </UserInfo>
+    </APAuthor>
+    <TPCommandLine xmlns="4873beb7-5857-4685-be1f-d57550cc96cc" xsi:nil="true"/>
+    <IntlLangReviewer xmlns="4873beb7-5857-4685-be1f-d57550cc96cc" xsi:nil="true"/>
+    <OpenTemplate xmlns="4873beb7-5857-4685-be1f-d57550cc96cc">true</OpenTemplate>
+    <CSXSubmissionDate xmlns="4873beb7-5857-4685-be1f-d57550cc96cc" xsi:nil="true"/>
+    <TaxCatchAll xmlns="4873beb7-5857-4685-be1f-d57550cc96cc"/>
+    <Manager xmlns="4873beb7-5857-4685-be1f-d57550cc96cc" xsi:nil="true"/>
+    <NumericId xmlns="4873beb7-5857-4685-be1f-d57550cc96cc" xsi:nil="true"/>
+    <ParentAssetId xmlns="4873beb7-5857-4685-be1f-d57550cc96cc" xsi:nil="true"/>
+    <OriginalSourceMarket xmlns="4873beb7-5857-4685-be1f-d57550cc96cc" xsi:nil="true"/>
+    <ApprovalStatus xmlns="4873beb7-5857-4685-be1f-d57550cc96cc">InProgress</ApprovalStatus>
+    <TPComponent xmlns="4873beb7-5857-4685-be1f-d57550cc96cc" xsi:nil="true"/>
+    <EditorialTags xmlns="4873beb7-5857-4685-be1f-d57550cc96cc" xsi:nil="true"/>
+    <TPExecutable xmlns="4873beb7-5857-4685-be1f-d57550cc96cc" xsi:nil="true"/>
+    <TPLaunchHelpLink xmlns="4873beb7-5857-4685-be1f-d57550cc96cc" xsi:nil="true"/>
+    <LocComments xmlns="4873beb7-5857-4685-be1f-d57550cc96cc" xsi:nil="true"/>
+    <LocRecommendedHandoff xmlns="4873beb7-5857-4685-be1f-d57550cc96cc" xsi:nil="true"/>
+    <SourceTitle xmlns="4873beb7-5857-4685-be1f-d57550cc96cc" xsi:nil="true"/>
+    <CSXUpdate xmlns="4873beb7-5857-4685-be1f-d57550cc96cc">false</CSXUpdate>
+    <IntlLocPriority xmlns="4873beb7-5857-4685-be1f-d57550cc96cc" xsi:nil="true"/>
+    <UAProjectedTotalWords xmlns="4873beb7-5857-4685-be1f-d57550cc96cc" xsi:nil="true"/>
+    <AssetType xmlns="4873beb7-5857-4685-be1f-d57550cc96cc">TP</AssetType>
+    <MachineTranslated xmlns="4873beb7-5857-4685-be1f-d57550cc96cc">false</MachineTranslated>
+    <OutputCachingOn xmlns="4873beb7-5857-4685-be1f-d57550cc96cc">false</OutputCachingOn>
+    <TemplateStatus xmlns="4873beb7-5857-4685-be1f-d57550cc96cc" xsi:nil="true"/>
+    <IsSearchable xmlns="4873beb7-5857-4685-be1f-d57550cc96cc">true</IsSearchable>
+    <ContentItem xmlns="4873beb7-5857-4685-be1f-d57550cc96cc" xsi:nil="true"/>
+    <HandoffToMSDN xmlns="4873beb7-5857-4685-be1f-d57550cc96cc" xsi:nil="true"/>
+    <ShowIn xmlns="4873beb7-5857-4685-be1f-d57550cc96cc">Show everywhere</ShowIn>
+    <ThumbnailAssetId xmlns="4873beb7-5857-4685-be1f-d57550cc96cc" xsi:nil="true"/>
+    <UALocComments xmlns="4873beb7-5857-4685-be1f-d57550cc96cc">2007 Template UpLeveling Do Not HandOff</UALocComments>
+    <UALocRecommendation xmlns="4873beb7-5857-4685-be1f-d57550cc96cc">Localize</UALocRecommendation>
+    <LastModifiedDateTime xmlns="4873beb7-5857-4685-be1f-d57550cc96cc" xsi:nil="true"/>
+    <LegacyData xmlns="4873beb7-5857-4685-be1f-d57550cc96cc" xsi:nil="true"/>
+    <LocManualTestRequired xmlns="4873beb7-5857-4685-be1f-d57550cc96cc">false</LocManualTestRequired>
+    <ClipArtFilename xmlns="4873beb7-5857-4685-be1f-d57550cc96cc" xsi:nil="true"/>
+    <TPApplication xmlns="4873beb7-5857-4685-be1f-d57550cc96cc" xsi:nil="true"/>
+    <CSXHash xmlns="4873beb7-5857-4685-be1f-d57550cc96cc" xsi:nil="true"/>
+    <DirectSourceMarket xmlns="4873beb7-5857-4685-be1f-d57550cc96cc" xsi:nil="true"/>
+    <PrimaryImageGen xmlns="4873beb7-5857-4685-be1f-d57550cc96cc">true</PrimaryImageGen>
+    <PlannedPubDate xmlns="4873beb7-5857-4685-be1f-d57550cc96cc" xsi:nil="true"/>
+    <CSXSubmissionMarket xmlns="4873beb7-5857-4685-be1f-d57550cc96cc" xsi:nil="true"/>
+    <Downloads xmlns="4873beb7-5857-4685-be1f-d57550cc96cc">0</Downloads>
+    <ArtSampleDocs xmlns="4873beb7-5857-4685-be1f-d57550cc96cc" xsi:nil="true"/>
+    <TrustLevel xmlns="4873beb7-5857-4685-be1f-d57550cc96cc">1 Microsoft Managed Content</TrustLevel>
+    <BlockPublish xmlns="4873beb7-5857-4685-be1f-d57550cc96cc">false</BlockPublish>
+    <TPLaunchHelpLinkType xmlns="4873beb7-5857-4685-be1f-d57550cc96cc">Template</TPLaunchHelpLinkType>
+    <LocalizationTagsTaxHTField0 xmlns="4873beb7-5857-4685-be1f-d57550cc96cc">
+      <Terms xmlns="http://schemas.microsoft.com/office/infopath/2007/PartnerControls"/>
+    </LocalizationTagsTaxHTField0>
+    <BusinessGroup xmlns="4873beb7-5857-4685-be1f-d57550cc96cc" xsi:nil="true"/>
+    <Providers xmlns="4873beb7-5857-4685-be1f-d57550cc96cc" xsi:nil="true"/>
+    <TemplateTemplateType xmlns="4873beb7-5857-4685-be1f-d57550cc96cc">Word 2007 Default</TemplateTemplateType>
+    <TimesCloned xmlns="4873beb7-5857-4685-be1f-d57550cc96cc" xsi:nil="true"/>
+    <TPAppVersion xmlns="4873beb7-5857-4685-be1f-d57550cc96cc" xsi:nil="true"/>
+    <VoteCount xmlns="4873beb7-5857-4685-be1f-d57550cc96cc" xsi:nil="true"/>
+    <AverageRating xmlns="4873beb7-5857-4685-be1f-d57550cc96cc" xsi:nil="true"/>
+    <FeatureTagsTaxHTField0 xmlns="4873beb7-5857-4685-be1f-d57550cc96cc">
+      <Terms xmlns="http://schemas.microsoft.com/office/infopath/2007/PartnerControls"/>
+    </FeatureTagsTaxHTField0>
+    <Provider xmlns="4873beb7-5857-4685-be1f-d57550cc96cc" xsi:nil="true"/>
+    <UACurrentWords xmlns="4873beb7-5857-4685-be1f-d57550cc96cc" xsi:nil="true"/>
+    <AssetId xmlns="4873beb7-5857-4685-be1f-d57550cc96cc">TP102810049</AssetId>
+    <TPClientViewer xmlns="4873beb7-5857-4685-be1f-d57550cc96cc" xsi:nil="true"/>
+    <DSATActionTaken xmlns="4873beb7-5857-4685-be1f-d57550cc96cc" xsi:nil="true"/>
+    <APEditor xmlns="4873beb7-5857-4685-be1f-d57550cc96cc">
+      <UserInfo>
+        <DisplayName/>
+        <AccountId xsi:nil="true"/>
+        <AccountType/>
+      </UserInfo>
+    </APEditor>
+    <TPInstallLocation xmlns="4873beb7-5857-4685-be1f-d57550cc96cc" xsi:nil="true"/>
+    <OOCacheId xmlns="4873beb7-5857-4685-be1f-d57550cc96cc" xsi:nil="true"/>
+    <IsDeleted xmlns="4873beb7-5857-4685-be1f-d57550cc96cc">false</IsDeleted>
+    <PublishTargets xmlns="4873beb7-5857-4685-be1f-d57550cc96cc">OfficeOnlineVNext,OfficeOnline</PublishTargets>
+    <ApprovalLog xmlns="4873beb7-5857-4685-be1f-d57550cc96cc" xsi:nil="true"/>
+    <BugNumber xmlns="4873beb7-5857-4685-be1f-d57550cc96cc" xsi:nil="true"/>
+    <CrawlForDependencies xmlns="4873beb7-5857-4685-be1f-d57550cc96cc">false</CrawlForDependencies>
+    <InternalTagsTaxHTField0 xmlns="4873beb7-5857-4685-be1f-d57550cc96cc">
+      <Terms xmlns="http://schemas.microsoft.com/office/infopath/2007/PartnerControls"/>
+    </InternalTagsTaxHTField0>
+    <LastHandOff xmlns="4873beb7-5857-4685-be1f-d57550cc96cc" xsi:nil="true"/>
+    <Milestone xmlns="4873beb7-5857-4685-be1f-d57550cc96cc" xsi:nil="true"/>
+    <OriginalRelease xmlns="4873beb7-5857-4685-be1f-d57550cc96cc">14</OriginalRelease>
+    <RecommendationsModifier xmlns="4873beb7-5857-4685-be1f-d57550cc96cc" xsi:nil="true"/>
+    <ScenarioTagsTaxHTField0 xmlns="4873beb7-5857-4685-be1f-d57550cc96cc">
+      <Terms xmlns="http://schemas.microsoft.com/office/infopath/2007/PartnerControls"/>
+    </ScenarioTagsTaxHTField0>
+    <UANotes xmlns="4873beb7-5857-4685-be1f-d57550cc96cc" xsi:nil="true"/>
+    <LocMarketGroupTiers2 xmlns="4873beb7-5857-4685-be1f-d57550cc96cc">,t:Tier 1,t:Tier 2,t:Tier 3,</LocMarketGroupTiers2>
+  </documentManagement>
+</p:properties>
 </file>
 
-<file path=customXml/itemProps3.xml><?xml version="1.0" encoding="utf-8"?>
-<ds:datastoreItem xmlns:ds="http://schemas.openxmlformats.org/officeDocument/2006/customXml" ds:itemID="{EA486109-08B2-E843-A1A0-812077317A8E}">
-  <ds:schemaRefs>
-    <ds:schemaRef ds:uri="http://schemas.openxmlformats.org/officeDocument/2006/bibliography"/>
-  </ds:schemaRefs>
-</ds:datastoreItem>
+<file path=customXml/item4.xml><?xml version="1.0" encoding="utf-8"?>
+<?mso-contentType ?>
+<FormTemplates xmlns="http://schemas.microsoft.com/sharepoint/v3/contenttype/forms">
+  <Display>DocumentLibraryForm</Display>
+  <Edit>AssetEditForm</Edit>
+  <New>DocumentLibraryForm</New>
+</FormTemplates>
 </file>
 
-<file path=customXml/itemProps4.xml><?xml version="1.0" encoding="utf-8"?>
+<file path=customXml/itemProps1.xml><?xml version="1.0" encoding="utf-8"?>
 <ds:datastoreItem xmlns:ds="http://schemas.openxmlformats.org/officeDocument/2006/customXml" ds:itemID="{443875C6-06B4-474E-8EEF-2F17FA9EA70E}">
   <ds:schemaRefs>
     <ds:schemaRef ds:uri="http://schemas.microsoft.com/office/2006/metadata/contentType"/>
@@ -23546,4 +23868,30 @@
     <ds:schemaRef ds:uri="http://schemas.microsoft.com/internal/obd"/>
   </ds:schemaRefs>
 </ds:datastoreItem>
+</file>
+
+<file path=customXml/itemProps2.xml><?xml version="1.0" encoding="utf-8"?>
+<ds:datastoreItem xmlns:ds="http://schemas.openxmlformats.org/officeDocument/2006/customXml" ds:itemID="{EA486109-08B2-E843-A1A0-812077317A8E}">
+  <ds:schemaRefs>
+    <ds:schemaRef ds:uri="http://schemas.openxmlformats.org/officeDocument/2006/bibliography"/>
+  </ds:schemaRefs>
+</ds:datastoreItem>
+</file>
+
+<file path=customXml/itemProps3.xml><?xml version="1.0" encoding="utf-8"?>
+<ds:datastoreItem xmlns:ds="http://schemas.openxmlformats.org/officeDocument/2006/customXml" ds:itemID="{4D03386A-0ED0-4998-85A1-A0A863BDA4FB}">
+  <ds:schemaRefs>
+    <ds:schemaRef ds:uri="http://schemas.microsoft.com/office/2006/metadata/properties"/>
+    <ds:schemaRef ds:uri="http://schemas.microsoft.com/office/infopath/2007/PartnerControls"/>
+    <ds:schemaRef ds:uri="4873beb7-5857-4685-be1f-d57550cc96cc"/>
+  </ds:schemaRefs>
+</ds:datastoreItem>
+</file>
+
+<file path=customXml/itemProps4.xml><?xml version="1.0" encoding="utf-8"?>
+<ds:datastoreItem xmlns:ds="http://schemas.openxmlformats.org/officeDocument/2006/customXml" ds:itemID="{6DFD6874-8625-466B-B71B-2B032C1BE3E9}">
+  <ds:schemaRefs>
+    <ds:schemaRef ds:uri="http://schemas.microsoft.com/sharepoint/v3/contenttype/forms"/>
+  </ds:schemaRefs>
+</ds:datastoreItem>
 </file>
--- a/templates/Legal Complaint - Template.docx
+++ b/templates/Legal Complaint - Template.docx
@@ -14,8 +14,6 @@
           <w:szCs w:val="24"/>
         </w:rPr>
       </w:pPr>
-      <w:bookmarkStart w:id="0" w:name="_Hlk4516256"/>
-      <w:bookmarkEnd w:id="0"/>
       <w:r>
         <w:rPr>
           <w:rFonts w:ascii="Times New Roman" w:hAnsi="Times New Roman"/>
@@ -372,8 +370,8 @@
                 <w:szCs w:val="24"/>
               </w:rPr>
             </w:pPr>
-            <w:bookmarkStart w:id="1" w:name="Parties"/>
-            <w:bookmarkEnd w:id="1"/>
+            <w:bookmarkStart w:id="0" w:name="Parties"/>
+            <w:bookmarkEnd w:id="0"/>
             <w:r>
               <w:rPr>
                 <w:rFonts w:ascii="Times New Roman" w:hAnsi="Times New Roman"/>
@@ -382,29 +380,7 @@
                 <w:sz w:val="24"/>
                 <w:szCs w:val="24"/>
               </w:rPr>
-              <w:t xml:space="preserve">&lt;Plaintiff Names </w:t>
-            </w:r>
-            <w:proofErr w:type="gramStart"/>
-            <w:r>
-              <w:rPr>
-                <w:rFonts w:ascii="Times New Roman" w:hAnsi="Times New Roman"/>
-                <w:bCs/>
-                <w:color w:val="000000" w:themeColor="text1"/>
-                <w:sz w:val="24"/>
-                <w:szCs w:val="24"/>
-              </w:rPr>
-              <w:t>With</w:t>
-            </w:r>
-            <w:proofErr w:type="gramEnd"/>
-            <w:r>
-              <w:rPr>
-                <w:rFonts w:ascii="Times New Roman" w:hAnsi="Times New Roman"/>
-                <w:bCs/>
-                <w:color w:val="000000" w:themeColor="text1"/>
-                <w:sz w:val="24"/>
-                <w:szCs w:val="24"/>
-              </w:rPr>
-              <w:t xml:space="preserve"> Types&gt; </w:t>
+              <w:t xml:space="preserve">&lt;Plaintiff Names With Types&gt; </w:t>
             </w:r>
           </w:p>
           <w:p>
@@ -498,29 +474,7 @@
                 <w:sz w:val="24"/>
                 <w:szCs w:val="24"/>
               </w:rPr>
-              <w:t xml:space="preserve">&lt;Defendant Names </w:t>
-            </w:r>
-            <w:proofErr w:type="gramStart"/>
-            <w:r>
-              <w:rPr>
-                <w:rFonts w:ascii="Times New Roman" w:hAnsi="Times New Roman"/>
-                <w:bCs/>
-                <w:color w:val="000000" w:themeColor="text1"/>
-                <w:sz w:val="24"/>
-                <w:szCs w:val="24"/>
-              </w:rPr>
-              <w:t>With</w:t>
-            </w:r>
-            <w:proofErr w:type="gramEnd"/>
-            <w:r>
-              <w:rPr>
-                <w:rFonts w:ascii="Times New Roman" w:hAnsi="Times New Roman"/>
-                <w:bCs/>
-                <w:color w:val="000000" w:themeColor="text1"/>
-                <w:sz w:val="24"/>
-                <w:szCs w:val="24"/>
-              </w:rPr>
-              <w:t xml:space="preserve"> Types&gt;</w:t>
+              <w:t>&lt;Defendant Names With Types&gt;</w:t>
             </w:r>
             <w:r>
               <w:rPr>
@@ -1015,8 +969,8 @@
                 <w:szCs w:val="24"/>
               </w:rPr>
             </w:pPr>
-            <w:bookmarkStart w:id="2" w:name="CaseNumber"/>
-            <w:bookmarkEnd w:id="2"/>
+            <w:bookmarkStart w:id="1" w:name="CaseNumber"/>
+            <w:bookmarkEnd w:id="1"/>
             <w:r>
               <w:rPr>
                 <w:rFonts w:ascii="Times New Roman" w:hAnsi="Times New Roman"/>
@@ -3546,7 +3500,6 @@
         </w:rPr>
         <w:t xml:space="preserve">conduct directly and proximately </w:t>
       </w:r>
-      <w:proofErr w:type="gramStart"/>
       <w:r>
         <w:rPr>
           <w:rFonts w:ascii="Times New Roman" w:hAnsi="Times New Roman"/>
@@ -3565,7 +3518,6 @@
         </w:rPr>
         <w:t>s</w:t>
       </w:r>
-      <w:proofErr w:type="gramEnd"/>
       <w:r>
         <w:rPr>
           <w:rFonts w:ascii="Times New Roman" w:hAnsi="Times New Roman"/>
@@ -3877,27 +3829,7 @@
           <w:sz w:val="24"/>
           <w:szCs w:val="24"/>
         </w:rPr>
-        <w:t xml:space="preserve">and the PROPERTY </w:t>
-      </w:r>
-      <w:proofErr w:type="gramStart"/>
-      <w:r>
-        <w:rPr>
-          <w:rFonts w:ascii="Times New Roman" w:hAnsi="Times New Roman"/>
-          <w:color w:val="000000" w:themeColor="text1"/>
-          <w:sz w:val="24"/>
-          <w:szCs w:val="24"/>
-        </w:rPr>
-        <w:t>is located in</w:t>
-      </w:r>
-      <w:proofErr w:type="gramEnd"/>
-      <w:r>
-        <w:rPr>
-          <w:rFonts w:ascii="Times New Roman" w:hAnsi="Times New Roman"/>
-          <w:color w:val="000000" w:themeColor="text1"/>
-          <w:sz w:val="24"/>
-          <w:szCs w:val="24"/>
-        </w:rPr>
-        <w:t xml:space="preserve"> </w:t>
+        <w:t xml:space="preserve">and the PROPERTY is located in </w:t>
       </w:r>
       <w:r>
         <w:rPr>
@@ -4470,25 +4402,7 @@
           <w:sz w:val="24"/>
           <w:szCs w:val="24"/>
         </w:rPr>
-        <w:t xml:space="preserve">&lt;Move </w:t>
-      </w:r>
-      <w:proofErr w:type="gramStart"/>
-      <w:r>
-        <w:rPr>
-          <w:rFonts w:ascii="Times New Roman" w:hAnsi="Times New Roman"/>
-          <w:sz w:val="24"/>
-          <w:szCs w:val="24"/>
-        </w:rPr>
-        <w:t>In</w:t>
-      </w:r>
-      <w:proofErr w:type="gramEnd"/>
-      <w:r>
-        <w:rPr>
-          <w:rFonts w:ascii="Times New Roman" w:hAnsi="Times New Roman"/>
-          <w:sz w:val="24"/>
-          <w:szCs w:val="24"/>
-        </w:rPr>
-        <w:t xml:space="preserve"> Date&gt;</w:t>
+        <w:t>&lt;Move In Date&gt;</w:t>
       </w:r>
       <w:r>
         <w:rPr>
@@ -5993,7 +5907,7 @@
         </w:rPr>
         <w:t xml:space="preserve">in this Complaint, but who are or </w:t>
       </w:r>
-      <w:bookmarkStart w:id="3" w:name="_Int_sCuw16He"/>
+      <w:bookmarkStart w:id="2" w:name="_Int_sCuw16He"/>
       <w:r>
         <w:rPr>
           <w:rFonts w:ascii="Times New Roman" w:hAnsi="Times New Roman"/>
@@ -6003,7 +5917,7 @@
         </w:rPr>
         <w:t>were</w:t>
       </w:r>
-      <w:bookmarkEnd w:id="3"/>
+      <w:bookmarkEnd w:id="2"/>
       <w:r>
         <w:rPr>
           <w:rFonts w:ascii="Times New Roman" w:hAnsi="Times New Roman"/>
@@ -11922,30 +11836,22 @@
     </w:p>
     <w:p>
       <w:pPr>
-        <w:pStyle w:val="ListParagraph"/>
         <w:tabs>
           <w:tab w:val="left" w:pos="720"/>
           <w:tab w:val="left" w:pos="1170"/>
         </w:tabs>
         <w:spacing w:line="480" w:lineRule="exact"/>
-        <w:ind w:left="1080" w:firstLine="0"/>
         <w:jc w:val="center"/>
         <w:rPr>
-          <w:rFonts w:ascii="Times New Roman" w:hAnsi="Times New Roman"/>
           <w:b/>
           <w:bCs/>
-          <w:sz w:val="24"/>
-          <w:szCs w:val="24"/>
           <w:u w:val="single"/>
         </w:rPr>
       </w:pPr>
       <w:r>
         <w:rPr>
-          <w:rFonts w:ascii="Times New Roman" w:hAnsi="Times New Roman"/>
           <w:b/>
           <w:bCs/>
-          <w:sz w:val="24"/>
-          <w:szCs w:val="24"/>
           <w:u w:val="single"/>
         </w:rPr>
         <w:t>FAULTY ELECTRICAL CIRCUIT</w:t>
@@ -13598,7 +13504,7 @@
         </w:rPr>
         <w:t xml:space="preserve"> </w:t>
       </w:r>
-      <w:bookmarkStart w:id="4" w:name="_Hlk208937746"/>
+      <w:bookmarkStart w:id="3" w:name="_Hlk208937746"/>
       <w:r>
         <w:rPr>
           <w:rFonts w:ascii="Times New Roman" w:hAnsi="Times New Roman"/>
@@ -14019,7 +13925,7 @@
         </w:rPr>
         <w:t xml:space="preserve"> infestation</w:t>
       </w:r>
-      <w:bookmarkEnd w:id="4"/>
+      <w:bookmarkEnd w:id="3"/>
       <w:r>
         <w:rPr>
           <w:rFonts w:ascii="Times New Roman" w:hAnsi="Times New Roman"/>
@@ -15589,6 +15495,7 @@
           <w:color w:val="FFFFFF" w:themeColor="background1"/>
           <w:sz w:val="2"/>
           <w:szCs w:val="2"/>
+          <w:u w:val="single"/>
         </w:rPr>
       </w:pPr>
     </w:p>
@@ -15603,6 +15510,7 @@
           <w:b/>
           <w:bCs/>
           <w:color w:val="000000" w:themeColor="text1"/>
+          <w:u w:val="single"/>
         </w:rPr>
       </w:pPr>
       <w:r>
@@ -15610,6 +15518,7 @@
           <w:b/>
           <w:bCs/>
           <w:color w:val="000000" w:themeColor="text1"/>
+          <w:u w:val="single"/>
         </w:rPr>
         <w:t>&lt;</w:t>
       </w:r>
@@ -15619,6 +15528,7 @@
           <w:b/>
           <w:bCs/>
           <w:color w:val="000000" w:themeColor="text1"/>
+          <w:u w:val="single"/>
         </w:rPr>
         <w:t>causeHeading</w:t>
       </w:r>
@@ -15628,6 +15538,7 @@
           <w:b/>
           <w:bCs/>
           <w:color w:val="000000" w:themeColor="text1"/>
+          <w:u w:val="single"/>
         </w:rPr>
         <w:t>&gt;</w:t>
       </w:r>
@@ -15643,6 +15554,7 @@
           <w:b/>
           <w:bCs/>
           <w:color w:val="000000" w:themeColor="text1"/>
+          <w:u w:val="single"/>
         </w:rPr>
       </w:pPr>
       <w:r>
@@ -15650,6 +15562,7 @@
           <w:b/>
           <w:bCs/>
           <w:color w:val="000000" w:themeColor="text1"/>
+          <w:u w:val="single"/>
         </w:rPr>
         <w:t>&lt;</w:t>
       </w:r>
@@ -15659,6 +15572,7 @@
           <w:b/>
           <w:bCs/>
           <w:color w:val="000000" w:themeColor="text1"/>
+          <w:u w:val="single"/>
         </w:rPr>
         <w:t>causeTitle</w:t>
       </w:r>
@@ -15668,6 +15582,7 @@
           <w:b/>
           <w:bCs/>
           <w:color w:val="000000" w:themeColor="text1"/>
+          <w:u w:val="single"/>
         </w:rPr>
         <w:t>&gt;</w:t>
       </w:r>
@@ -15685,6 +15600,7 @@
           <w:i/>
           <w:iCs/>
           <w:color w:val="000000" w:themeColor="text1"/>
+          <w:u w:val="single"/>
         </w:rPr>
       </w:pPr>
       <w:r>
@@ -15694,6 +15610,7 @@
           <w:i/>
           <w:iCs/>
           <w:color w:val="000000" w:themeColor="text1"/>
+          <w:u w:val="single"/>
         </w:rPr>
         <w:t>&lt;</w:t>
       </w:r>
@@ -15705,6 +15622,7 @@
           <w:i/>
           <w:iCs/>
           <w:color w:val="000000" w:themeColor="text1"/>
+          <w:u w:val="single"/>
         </w:rPr>
         <w:t>causePlaintiffLine</w:t>
       </w:r>
@@ -15716,6 +15634,7 @@
           <w:i/>
           <w:iCs/>
           <w:color w:val="000000" w:themeColor="text1"/>
+          <w:u w:val="single"/>
         </w:rPr>
         <w:t>&gt;</w:t>
       </w:r>
@@ -15877,7 +15796,33 @@
         <w:rPr>
           <w:szCs w:val="24"/>
         </w:rPr>
-        <w:t>For temporary, preliminary, and permanent injunctive relief restraining and enjoining Defendants, their managers, servants, agents, officers, employees, and all other persons acting on their behalf and/or at their direction, from violating any and all applicable codes, ordinances, regulations</w:t>
+        <w:t xml:space="preserve">For temporary, preliminary, and permanent injunctive relief restraining and enjoining Defendants, their managers, servants, agents, </w:t>
+      </w:r>
+      <w:proofErr w:type="spellStart"/>
+      <w:r>
+        <w:rPr>
+          <w:szCs w:val="24"/>
+        </w:rPr>
+        <w:t>off</w:t>
+      </w:r>
+      <w:r>
+        <w:rPr>
+          <w:szCs w:val="24"/>
+        </w:rPr>
+        <w:t>kokOk</w:t>
+      </w:r>
+      <w:r>
+        <w:rPr>
+          <w:szCs w:val="24"/>
+        </w:rPr>
+        <w:t>icers</w:t>
+      </w:r>
+      <w:proofErr w:type="spellEnd"/>
+      <w:r>
+        <w:rPr>
+          <w:szCs w:val="24"/>
+        </w:rPr>
+        <w:t>, employees, and all other persons acting on their behalf and/or at their direction, from violating any and all applicable codes, ordinances, regulations</w:t>
       </w:r>
       <w:r>
         <w:rPr>
@@ -16439,7 +16384,6 @@
         </w:numPr>
         <w:ind w:left="0" w:firstLine="720"/>
         <w:rPr>
-          <w:rFonts w:hint="cs"/>
           <w:szCs w:val="24"/>
         </w:rPr>
       </w:pPr>
@@ -16487,7 +16431,6 @@
         </w:numPr>
         <w:ind w:left="0" w:firstLine="720"/>
         <w:rPr>
-          <w:rFonts w:hint="cs"/>
           <w:szCs w:val="24"/>
         </w:rPr>
       </w:pPr>
@@ -16504,7 +16447,6 @@
         <w:pStyle w:val="Text"/>
         <w:ind w:firstLine="0"/>
         <w:rPr>
-          <w:rFonts w:hint="cs"/>
           <w:szCs w:val="24"/>
         </w:rPr>
       </w:pPr>
@@ -16515,7 +16457,7 @@
         <w:ind w:left="0"/>
         <w:outlineLvl w:val="0"/>
         <w:rPr>
-          <w:rFonts w:ascii="Times New Roman" w:hAnsi="Times New Roman" w:hint="cs"/>
+          <w:rFonts w:ascii="Times New Roman" w:hAnsi="Times New Roman"/>
           <w:b/>
           <w:color w:val="000000" w:themeColor="text1"/>
           <w:sz w:val="24"/>
@@ -16529,13 +16471,23 @@
         <w:ind w:left="0"/>
         <w:outlineLvl w:val="0"/>
         <w:rPr>
+          <w:rFonts w:ascii="Times New Roman" w:hAnsi="Times New Roman"/>
+          <w:b/>
+          <w:color w:val="000000" w:themeColor="text1"/>
+          <w:sz w:val="24"/>
+          <w:szCs w:val="24"/>
+        </w:rPr>
+      </w:pPr>
+      <w:r>
+        <w:rPr>
           <w:rFonts w:ascii="Times New Roman" w:hAnsi="Times New Roman" w:hint="cs"/>
           <w:b/>
           <w:color w:val="000000" w:themeColor="text1"/>
           <w:sz w:val="24"/>
           <w:szCs w:val="24"/>
         </w:rPr>
-      </w:pPr>
+        <w:t>Dated this</w:t>
+      </w:r>
       <w:r>
         <w:rPr>
           <w:rFonts w:ascii="Times New Roman" w:hAnsi="Times New Roman" w:hint="cs"/>
@@ -16544,7 +16496,7 @@
           <w:sz w:val="24"/>
           <w:szCs w:val="24"/>
         </w:rPr>
-        <w:t>Dated this</w:t>
+        <w:tab/>
       </w:r>
       <w:r>
         <w:rPr>
@@ -16555,91 +16507,68 @@
           <w:szCs w:val="24"/>
         </w:rPr>
         <w:tab/>
-      </w:r>
-      <w:r>
-        <w:rPr>
-          <w:rFonts w:ascii="Times New Roman" w:hAnsi="Times New Roman" w:hint="cs"/>
+        <w:t xml:space="preserve">    </w:t>
+      </w:r>
+    </w:p>
+    <w:p/>
+    <w:p>
+      <w:pPr>
+        <w:rPr>
           <w:b/>
-          <w:color w:val="000000" w:themeColor="text1"/>
-          <w:sz w:val="24"/>
-          <w:szCs w:val="24"/>
+        </w:rPr>
+      </w:pPr>
+      <w:r>
+        <w:rPr>
+          <w:rFonts w:hint="cs"/>
         </w:rPr>
         <w:tab/>
-        <w:t xml:space="preserve">    </w:t>
-      </w:r>
-    </w:p>
-    <w:p>
-      <w:pPr>
+      </w:r>
+      <w:r>
         <w:rPr>
           <w:rFonts w:hint="cs"/>
         </w:rPr>
-      </w:pPr>
-    </w:p>
-    <w:p>
-      <w:pPr>
+        <w:tab/>
+      </w:r>
+      <w:r>
+        <w:rPr>
+          <w:rFonts w:hint="cs"/>
+        </w:rPr>
+        <w:tab/>
+      </w:r>
+      <w:r>
+        <w:rPr>
+          <w:rFonts w:hint="cs"/>
+        </w:rPr>
+        <w:tab/>
+      </w:r>
+      <w:r>
+        <w:rPr>
+          <w:rFonts w:hint="cs"/>
+        </w:rPr>
+        <w:tab/>
+      </w:r>
+      <w:r>
+        <w:rPr>
+          <w:rFonts w:hint="cs"/>
+        </w:rPr>
+        <w:tab/>
+      </w:r>
+      <w:r>
         <w:rPr>
           <w:rFonts w:hint="cs"/>
           <w:b/>
         </w:rPr>
-      </w:pPr>
-      <w:r>
-        <w:rPr>
-          <w:rFonts w:hint="cs"/>
-        </w:rPr>
-        <w:tab/>
-      </w:r>
-      <w:r>
-        <w:rPr>
-          <w:rFonts w:hint="cs"/>
-        </w:rPr>
-        <w:tab/>
-      </w:r>
-      <w:r>
-        <w:rPr>
-          <w:rFonts w:hint="cs"/>
-        </w:rPr>
-        <w:tab/>
-      </w:r>
-      <w:r>
-        <w:rPr>
-          <w:rFonts w:hint="cs"/>
-        </w:rPr>
-        <w:tab/>
-      </w:r>
-      <w:r>
-        <w:rPr>
-          <w:rFonts w:hint="cs"/>
-        </w:rPr>
-        <w:tab/>
-      </w:r>
-      <w:r>
-        <w:rPr>
-          <w:rFonts w:hint="cs"/>
-        </w:rPr>
-        <w:tab/>
-      </w:r>
-      <w:r>
-        <w:rPr>
-          <w:rFonts w:hint="cs"/>
-          <w:b/>
-        </w:rPr>
         <w:t>LIPTON LEGAL GROUP, APC</w:t>
       </w:r>
     </w:p>
-    <w:p>
-      <w:pPr>
-        <w:rPr>
-          <w:rFonts w:hint="cs"/>
-        </w:rPr>
-      </w:pPr>
-    </w:p>
+    <w:p/>
     <w:p>
       <w:pPr>
         <w:pStyle w:val="Signature"/>
         <w:contextualSpacing/>
         <w:outlineLvl w:val="0"/>
         <w:rPr>
-          <w:rFonts w:ascii="Times New Roman" w:hAnsi="Times New Roman" w:hint="cs"/>
+          <w:rFonts w:ascii="Times New Roman" w:hAnsi="Times New Roman"/>
           <w:color w:val="000000" w:themeColor="text1"/>
           <w:sz w:val="24"/>
           <w:szCs w:val="24"/>
@@ -16662,7 +16591,7 @@
         <w:contextualSpacing/>
         <w:outlineLvl w:val="0"/>
         <w:rPr>
-          <w:rFonts w:ascii="Times New Roman" w:hAnsi="Times New Roman" w:hint="cs"/>
+          <w:rFonts w:ascii="Times New Roman" w:hAnsi="Times New Roman"/>
           <w:color w:val="000000" w:themeColor="text1"/>
           <w:sz w:val="24"/>
           <w:szCs w:val="24"/>
@@ -16680,7 +16609,7 @@
       <w:pPr>
         <w:pStyle w:val="Date"/>
         <w:rPr>
-          <w:rFonts w:ascii="Times New Roman" w:hAnsi="Times New Roman" w:hint="cs"/>
+          <w:rFonts w:ascii="Times New Roman" w:hAnsi="Times New Roman"/>
           <w:sz w:val="24"/>
           <w:szCs w:val="24"/>
         </w:rPr>
@@ -16700,7 +16629,6 @@
         <w:pStyle w:val="Text"/>
         <w:ind w:firstLine="0"/>
         <w:rPr>
-          <w:rFonts w:hint="cs"/>
           <w:b/>
           <w:szCs w:val="24"/>
           <w:u w:val="single"/>
@@ -16713,7 +16641,6 @@
         <w:ind w:firstLine="0"/>
         <w:jc w:val="center"/>
         <w:rPr>
-          <w:rFonts w:hint="cs"/>
           <w:b/>
           <w:szCs w:val="24"/>
           <w:u w:val="single"/>
@@ -16726,7 +16653,6 @@
         <w:ind w:firstLine="0"/>
         <w:jc w:val="center"/>
         <w:rPr>
-          <w:rFonts w:hint="cs"/>
           <w:b/>
           <w:szCs w:val="24"/>
           <w:u w:val="single"/>
@@ -16739,7 +16665,6 @@
         <w:ind w:firstLine="0"/>
         <w:jc w:val="center"/>
         <w:rPr>
-          <w:rFonts w:hint="cs"/>
           <w:b/>
           <w:szCs w:val="24"/>
           <w:u w:val="single"/>
@@ -16748,18 +16673,17 @@
     </w:p>
     <w:p>
       <w:pPr>
+        <w:rPr>
+          <w:b/>
+          <w:u w:val="single"/>
+        </w:rPr>
+      </w:pPr>
+      <w:r>
         <w:rPr>
           <w:rFonts w:hint="cs"/>
           <w:b/>
           <w:u w:val="single"/>
         </w:rPr>
-      </w:pPr>
-      <w:r>
-        <w:rPr>
-          <w:rFonts w:hint="cs"/>
-          <w:b/>
-          <w:u w:val="single"/>
-        </w:rPr>
         <w:br w:type="page"/>
       </w:r>
     </w:p>
@@ -16769,7 +16693,6 @@
         <w:ind w:firstLine="0"/>
         <w:jc w:val="center"/>
         <w:rPr>
-          <w:rFonts w:hint="cs"/>
           <w:szCs w:val="24"/>
         </w:rPr>
       </w:pPr>
@@ -16789,50 +16712,42 @@
         <w:pStyle w:val="Text"/>
         <w:ind w:firstLine="0"/>
         <w:rPr>
+          <w:szCs w:val="24"/>
+        </w:rPr>
+      </w:pPr>
+      <w:r>
+        <w:rPr>
           <w:rFonts w:hint="cs"/>
           <w:szCs w:val="24"/>
         </w:rPr>
-      </w:pPr>
+        <w:tab/>
+      </w:r>
       <w:r>
         <w:rPr>
           <w:rFonts w:hint="cs"/>
           <w:szCs w:val="24"/>
         </w:rPr>
-        <w:tab/>
+        <w:t xml:space="preserve">PLAINTIFF </w:t>
       </w:r>
       <w:r>
         <w:rPr>
           <w:rFonts w:hint="cs"/>
           <w:szCs w:val="24"/>
         </w:rPr>
-        <w:t xml:space="preserve">PLAINTIFF </w:t>
+        <w:t>demands</w:t>
       </w:r>
       <w:r>
         <w:rPr>
           <w:rFonts w:hint="cs"/>
           <w:szCs w:val="24"/>
         </w:rPr>
-        <w:t>demands</w:t>
-      </w:r>
-      <w:r>
-        <w:rPr>
-          <w:rFonts w:hint="cs"/>
-          <w:szCs w:val="24"/>
-        </w:rPr>
         <w:t xml:space="preserve"> a jury trial on all causes of action triable by jury.</w:t>
       </w:r>
     </w:p>
+    <w:p/>
     <w:p>
       <w:pPr>
         <w:rPr>
-          <w:rFonts w:hint="cs"/>
-        </w:rPr>
-      </w:pPr>
-    </w:p>
-    <w:p>
-      <w:pPr>
-        <w:rPr>
-          <w:rFonts w:hint="cs"/>
           <w:color w:val="000000" w:themeColor="text1"/>
         </w:rPr>
       </w:pPr>
@@ -16843,13 +16758,23 @@
         <w:ind w:left="0"/>
         <w:outlineLvl w:val="0"/>
         <w:rPr>
+          <w:rFonts w:ascii="Times New Roman" w:hAnsi="Times New Roman"/>
+          <w:b/>
+          <w:color w:val="000000" w:themeColor="text1"/>
+          <w:sz w:val="24"/>
+          <w:szCs w:val="24"/>
+        </w:rPr>
+      </w:pPr>
+      <w:r>
+        <w:rPr>
           <w:rFonts w:ascii="Times New Roman" w:hAnsi="Times New Roman" w:hint="cs"/>
           <w:b/>
           <w:color w:val="000000" w:themeColor="text1"/>
           <w:sz w:val="24"/>
           <w:szCs w:val="24"/>
         </w:rPr>
-      </w:pPr>
+        <w:t>Dated this</w:t>
+      </w:r>
       <w:r>
         <w:rPr>
           <w:rFonts w:ascii="Times New Roman" w:hAnsi="Times New Roman" w:hint="cs"/>
@@ -16858,7 +16783,7 @@
           <w:sz w:val="24"/>
           <w:szCs w:val="24"/>
         </w:rPr>
-        <w:t>Dated this</w:t>
+        <w:t xml:space="preserve"> </w:t>
       </w:r>
       <w:r>
         <w:rPr>
@@ -16868,92 +16793,69 @@
           <w:sz w:val="24"/>
           <w:szCs w:val="24"/>
         </w:rPr>
-        <w:t xml:space="preserve"> </w:t>
-      </w:r>
-      <w:r>
-        <w:rPr>
-          <w:rFonts w:ascii="Times New Roman" w:hAnsi="Times New Roman" w:hint="cs"/>
-          <w:b/>
-          <w:color w:val="000000" w:themeColor="text1"/>
-          <w:sz w:val="24"/>
-          <w:szCs w:val="24"/>
-        </w:rPr>
         <w:tab/>
         <w:t xml:space="preserve">    </w:t>
       </w:r>
     </w:p>
+    <w:p/>
     <w:p>
       <w:pPr>
         <w:rPr>
+          <w:b/>
+        </w:rPr>
+      </w:pPr>
+      <w:r>
+        <w:rPr>
           <w:rFonts w:hint="cs"/>
         </w:rPr>
-      </w:pPr>
-    </w:p>
-    <w:p>
-      <w:pPr>
+        <w:tab/>
+      </w:r>
+      <w:r>
+        <w:rPr>
+          <w:rFonts w:hint="cs"/>
+        </w:rPr>
+        <w:tab/>
+      </w:r>
+      <w:r>
+        <w:rPr>
+          <w:rFonts w:hint="cs"/>
+        </w:rPr>
+        <w:tab/>
+      </w:r>
+      <w:r>
+        <w:rPr>
+          <w:rFonts w:hint="cs"/>
+        </w:rPr>
+        <w:tab/>
+      </w:r>
+      <w:r>
+        <w:rPr>
+          <w:rFonts w:hint="cs"/>
+        </w:rPr>
+        <w:tab/>
+      </w:r>
+      <w:r>
+        <w:rPr>
+          <w:rFonts w:hint="cs"/>
+        </w:rPr>
+        <w:tab/>
+      </w:r>
+      <w:r>
         <w:rPr>
           <w:rFonts w:hint="cs"/>
           <w:b/>
         </w:rPr>
-      </w:pPr>
-      <w:r>
-        <w:rPr>
-          <w:rFonts w:hint="cs"/>
-        </w:rPr>
-        <w:tab/>
-      </w:r>
-      <w:r>
-        <w:rPr>
-          <w:rFonts w:hint="cs"/>
-        </w:rPr>
-        <w:tab/>
-      </w:r>
-      <w:r>
-        <w:rPr>
-          <w:rFonts w:hint="cs"/>
-        </w:rPr>
-        <w:tab/>
-      </w:r>
-      <w:r>
-        <w:rPr>
-          <w:rFonts w:hint="cs"/>
-        </w:rPr>
-        <w:tab/>
-      </w:r>
-      <w:r>
-        <w:rPr>
-          <w:rFonts w:hint="cs"/>
-        </w:rPr>
-        <w:tab/>
-      </w:r>
-      <w:r>
-        <w:rPr>
-          <w:rFonts w:hint="cs"/>
-        </w:rPr>
-        <w:tab/>
-      </w:r>
-      <w:r>
-        <w:rPr>
-          <w:rFonts w:hint="cs"/>
-          <w:b/>
-        </w:rPr>
         <w:t>LIPTON LEGAL GROUP, APC</w:t>
       </w:r>
     </w:p>
-    <w:p>
-      <w:pPr>
-        <w:rPr>
-          <w:rFonts w:hint="cs"/>
-        </w:rPr>
-      </w:pPr>
-    </w:p>
+    <w:p/>
     <w:p>
       <w:pPr>
         <w:pStyle w:val="Signature"/>
         <w:contextualSpacing/>
         <w:outlineLvl w:val="0"/>
         <w:rPr>
-          <w:rFonts w:ascii="Times New Roman" w:hAnsi="Times New Roman" w:hint="cs"/>
+          <w:rFonts w:ascii="Times New Roman" w:hAnsi="Times New Roman"/>
           <w:color w:val="000000" w:themeColor="text1"/>
           <w:sz w:val="24"/>
           <w:szCs w:val="24"/>
@@ -16984,7 +16886,7 @@
         <w:contextualSpacing/>
         <w:outlineLvl w:val="0"/>
         <w:rPr>
-          <w:rFonts w:ascii="Times New Roman" w:hAnsi="Times New Roman" w:hint="cs"/>
+          <w:rFonts w:ascii="Times New Roman" w:hAnsi="Times New Roman"/>
         </w:rPr>
       </w:pPr>
       <w:r>
@@ -17013,7 +16915,7 @@
       <w:pPr>
         <w:pStyle w:val="Date"/>
         <w:rPr>
-          <w:rFonts w:ascii="Times New Roman" w:hAnsi="Times New Roman" w:hint="cs"/>
+          <w:rFonts w:ascii="Times New Roman" w:hAnsi="Times New Roman"/>
           <w:sz w:val="24"/>
           <w:szCs w:val="24"/>
         </w:rPr>
@@ -17032,7 +16934,7 @@
       <w:pPr>
         <w:pStyle w:val="Date"/>
         <w:rPr>
-          <w:rFonts w:ascii="Times New Roman" w:hAnsi="Times New Roman" w:hint="cs"/>
+          <w:rFonts w:ascii="Times New Roman" w:hAnsi="Times New Roman"/>
           <w:sz w:val="24"/>
           <w:szCs w:val="24"/>
         </w:rPr>
@@ -17908,11 +17810,7 @@
         </mc:Choice>
         <mc:Fallback>
           <w:pict>
-            <v:shapetype w14:anchorId="6D877F21" id="_x0000_t202" coordsize="21600,21600" o:spt="202" path="m,l,21600r21600,l21600,xe">
-              <v:stroke joinstyle="miter"/>
-              <v:path gradientshapeok="t" o:connecttype="rect"/>
-            </v:shapetype>
-            <v:shape id="LineNumbers" o:spid="_x0000_s1026" type="#_x0000_t202" style="position:absolute;margin-left:-50.25pt;margin-top:1in;width:36pt;height:672.75pt;z-index:251659264;visibility:visible;mso-wrap-style:square;mso-width-percent:0;mso-height-percent:0;mso-wrap-distance-left:9pt;mso-wrap-distance-top:0;mso-wrap-distance-right:9pt;mso-wrap-distance-bottom:0;mso-position-horizontal:absolute;mso-position-horizontal-relative:margin;mso-position-vertical:absolute;mso-position-vertical-relative:page;mso-width-percent:0;mso-height-percent:0;mso-width-relative:page;mso-height-relative:page;v-text-anchor:top" o:gfxdata="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" o:allowincell="f" stroked="f">
+            <v:shape w14:anchorId="6D877F21" id="LineNumbers" o:spid="_x0000_s1027" type="#_x0000_t202" style="position:absolute;margin-left:-50.25pt;margin-top:1in;width:36pt;height:672.75pt;z-index:251659264;visibility:visible;mso-wrap-style:square;mso-width-percent:0;mso-height-percent:0;mso-wrap-distance-left:9pt;mso-wrap-distance-top:0;mso-wrap-distance-right:9pt;mso-wrap-distance-bottom:0;mso-position-horizontal:absolute;mso-position-horizontal-relative:margin;mso-position-vertical:absolute;mso-position-vertical-relative:page;mso-width-percent:0;mso-height-percent:0;mso-width-relative:page;mso-height-relative:page;v-text-anchor:top" o:gfxdata="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" o:allowincell="f" stroked="f">
               <v:textbox inset="0,0,0,0">
                 <w:txbxContent>
                   <w:p>
@@ -18247,7 +18145,7 @@
             </wp:anchor>
           </w:drawing>
         </mc:Choice>
-        <mc:Fallback xmlns:mo="http://schemas.microsoft.com/office/mac/office/2008/main" xmlns:mv="urn:schemas-microsoft-com:mac:vml" xmlns:a14="http://schemas.microsoft.com/office/drawing/2010/main" xmlns:a="http://schemas.openxmlformats.org/drawingml/2006/main">
+        <mc:Fallback xmlns:a="http://schemas.openxmlformats.org/drawingml/2006/main" xmlns:a14="http://schemas.microsoft.com/office/drawing/2010/main" xmlns:mv="urn:schemas-microsoft-com:mac:vml" xmlns:mo="http://schemas.microsoft.com/office/mac/office/2008/main">
           <w:pict w14:anchorId="21EEE677">
             <v:line id="RightBorder" style="position:absolute;z-index:251658240;visibility:visible;mso-wrap-style:square;mso-width-percent:0;mso-height-percent:0;mso-wrap-distance-left:114299emu;mso-wrap-distance-top:0;mso-wrap-distance-right:114299emu;mso-wrap-distance-bottom:0;mso-position-horizontal:absolute;mso-position-horizontal-relative:margin;mso-position-vertical:absolute;mso-position-vertical-relative:page;mso-width-percent:0;mso-height-percent:0;mso-width-relative:page;mso-height-relative:page" o:spid="_x0000_s1026" from="468pt,0" to="468pt,11in" w14:anchorId="30CF3CBA" o:gfxdata="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">
               <w10:wrap anchorx="margin" anchory="page"/>
@@ -18322,7 +18220,7 @@
             </wp:anchor>
           </w:drawing>
         </mc:Choice>
-        <mc:Fallback xmlns:mo="http://schemas.microsoft.com/office/mac/office/2008/main" xmlns:mv="urn:schemas-microsoft-com:mac:vml" xmlns:a14="http://schemas.microsoft.com/office/drawing/2010/main" xmlns:a="http://schemas.openxmlformats.org/drawingml/2006/main">
+        <mc:Fallback xmlns:a="http://schemas.openxmlformats.org/drawingml/2006/main" xmlns:a14="http://schemas.microsoft.com/office/drawing/2010/main" xmlns:mv="urn:schemas-microsoft-com:mac:vml" xmlns:mo="http://schemas.microsoft.com/office/mac/office/2008/main">
           <w:pict w14:anchorId="25CCB756">
             <v:line id="LeftBorder2" style="position:absolute;z-index:251657216;visibility:visible;mso-wrap-style:square;mso-width-percent:0;mso-height-percent:0;mso-wrap-distance-left:114299emu;mso-wrap-distance-top:0;mso-wrap-distance-right:114299emu;mso-wrap-distance-bottom:0;mso-position-horizontal:absolute;mso-position-horizontal-relative:margin;mso-position-vertical:absolute;mso-position-vertical-relative:page;mso-width-percent:0;mso-height-percent:0;mso-width-relative:page;mso-height-relative:page" o:spid="_x0000_s1026" from="-7.2pt,0" to="-7.2pt,11in" w14:anchorId="1B37F9FC" o:gfxdata="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">
               <w10:wrap anchorx="margin" anchory="page"/>
@@ -18397,7 +18295,7 @@
             </wp:anchor>
           </w:drawing>
         </mc:Choice>
-        <mc:Fallback xmlns:mo="http://schemas.microsoft.com/office/mac/office/2008/main" xmlns:mv="urn:schemas-microsoft-com:mac:vml" xmlns:a14="http://schemas.microsoft.com/office/drawing/2010/main" xmlns:a="http://schemas.openxmlformats.org/drawingml/2006/main">
+        <mc:Fallback xmlns:a="http://schemas.openxmlformats.org/drawingml/2006/main" xmlns:a14="http://schemas.microsoft.com/office/drawing/2010/main" xmlns:mv="urn:schemas-microsoft-com:mac:vml" xmlns:mo="http://schemas.microsoft.com/office/mac/office/2008/main">
           <w:pict w14:anchorId="06B6C051">
             <v:line id="LeftBorder1" style="position:absolute;z-index:251656192;visibility:visible;mso-wrap-style:square;mso-width-percent:0;mso-height-percent:0;mso-wrap-distance-left:114299emu;mso-wrap-distance-top:0;mso-wrap-distance-right:114299emu;mso-wrap-distance-bottom:0;mso-position-horizontal:absolute;mso-position-horizontal-relative:margin;mso-position-vertical:absolute;mso-position-vertical-relative:page;mso-width-percent:0;mso-height-percent:0;mso-width-relative:page;mso-height-relative:page" o:spid="_x0000_s1026" from="-3.6pt,0" to="-3.6pt,11in" w14:anchorId="60EEB86F" o:gfxdata="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">
               <w10:wrap anchorx="margin" anchory="page"/>
@@ -22673,6 +22571,146 @@
 </file>
 
 <file path=customXml/item1.xml><?xml version="1.0" encoding="utf-8"?>
+<?mso-contentType ?>
+<FormTemplates xmlns="http://schemas.microsoft.com/sharepoint/v3/contenttype/forms">
+  <Display>DocumentLibraryForm</Display>
+  <Edit>AssetEditForm</Edit>
+  <New>DocumentLibraryForm</New>
+</FormTemplates>
+</file>
+
+<file path=customXml/item2.xml><?xml version="1.0" encoding="utf-8"?>
+<p:properties xmlns:p="http://schemas.microsoft.com/office/2006/metadata/properties" xmlns:xsi="http://www.w3.org/2001/XMLSchema-instance" xmlns:pc="http://schemas.microsoft.com/office/infopath/2007/PartnerControls">
+  <documentManagement>
+    <APDescription xmlns="4873beb7-5857-4685-be1f-d57550cc96cc" xsi:nil="true"/>
+    <AssetExpire xmlns="4873beb7-5857-4685-be1f-d57550cc96cc">2035-01-01T08:00:00+00:00</AssetExpire>
+    <CampaignTagsTaxHTField0 xmlns="4873beb7-5857-4685-be1f-d57550cc96cc">
+      <Terms xmlns="http://schemas.microsoft.com/office/infopath/2007/PartnerControls"/>
+    </CampaignTagsTaxHTField0>
+    <IntlLangReviewDate xmlns="4873beb7-5857-4685-be1f-d57550cc96cc" xsi:nil="true"/>
+    <TPFriendlyName xmlns="4873beb7-5857-4685-be1f-d57550cc96cc" xsi:nil="true"/>
+    <IntlLangReview xmlns="4873beb7-5857-4685-be1f-d57550cc96cc">false</IntlLangReview>
+    <LocLastLocAttemptVersionLookup xmlns="4873beb7-5857-4685-be1f-d57550cc96cc">752697</LocLastLocAttemptVersionLookup>
+    <PolicheckWords xmlns="4873beb7-5857-4685-be1f-d57550cc96cc" xsi:nil="true"/>
+    <SubmitterId xmlns="4873beb7-5857-4685-be1f-d57550cc96cc" xsi:nil="true"/>
+    <AcquiredFrom xmlns="4873beb7-5857-4685-be1f-d57550cc96cc">Internal MS</AcquiredFrom>
+    <EditorialStatus xmlns="4873beb7-5857-4685-be1f-d57550cc96cc" xsi:nil="true"/>
+    <Markets xmlns="4873beb7-5857-4685-be1f-d57550cc96cc"/>
+    <OriginAsset xmlns="4873beb7-5857-4685-be1f-d57550cc96cc" xsi:nil="true"/>
+    <AssetStart xmlns="4873beb7-5857-4685-be1f-d57550cc96cc">2012-01-04T19:17:00+00:00</AssetStart>
+    <FriendlyTitle xmlns="4873beb7-5857-4685-be1f-d57550cc96cc" xsi:nil="true"/>
+    <MarketSpecific xmlns="4873beb7-5857-4685-be1f-d57550cc96cc">false</MarketSpecific>
+    <TPNamespace xmlns="4873beb7-5857-4685-be1f-d57550cc96cc" xsi:nil="true"/>
+    <PublishStatusLookup xmlns="4873beb7-5857-4685-be1f-d57550cc96cc">
+      <Value>1422980</Value>
+      <Value>1526467</Value>
+    </PublishStatusLookup>
+    <APAuthor xmlns="4873beb7-5857-4685-be1f-d57550cc96cc">
+      <UserInfo>
+        <DisplayName>REDMOND\v-gehous</DisplayName>
+        <AccountId>2365</AccountId>
+        <AccountType/>
+      </UserInfo>
+    </APAuthor>
+    <TPCommandLine xmlns="4873beb7-5857-4685-be1f-d57550cc96cc" xsi:nil="true"/>
+    <IntlLangReviewer xmlns="4873beb7-5857-4685-be1f-d57550cc96cc" xsi:nil="true"/>
+    <OpenTemplate xmlns="4873beb7-5857-4685-be1f-d57550cc96cc">true</OpenTemplate>
+    <CSXSubmissionDate xmlns="4873beb7-5857-4685-be1f-d57550cc96cc" xsi:nil="true"/>
+    <TaxCatchAll xmlns="4873beb7-5857-4685-be1f-d57550cc96cc"/>
+    <Manager xmlns="4873beb7-5857-4685-be1f-d57550cc96cc" xsi:nil="true"/>
+    <NumericId xmlns="4873beb7-5857-4685-be1f-d57550cc96cc" xsi:nil="true"/>
+    <ParentAssetId xmlns="4873beb7-5857-4685-be1f-d57550cc96cc" xsi:nil="true"/>
+    <OriginalSourceMarket xmlns="4873beb7-5857-4685-be1f-d57550cc96cc" xsi:nil="true"/>
+    <ApprovalStatus xmlns="4873beb7-5857-4685-be1f-d57550cc96cc">InProgress</ApprovalStatus>
+    <TPComponent xmlns="4873beb7-5857-4685-be1f-d57550cc96cc" xsi:nil="true"/>
+    <EditorialTags xmlns="4873beb7-5857-4685-be1f-d57550cc96cc" xsi:nil="true"/>
+    <TPExecutable xmlns="4873beb7-5857-4685-be1f-d57550cc96cc" xsi:nil="true"/>
+    <TPLaunchHelpLink xmlns="4873beb7-5857-4685-be1f-d57550cc96cc" xsi:nil="true"/>
+    <LocComments xmlns="4873beb7-5857-4685-be1f-d57550cc96cc" xsi:nil="true"/>
+    <LocRecommendedHandoff xmlns="4873beb7-5857-4685-be1f-d57550cc96cc" xsi:nil="true"/>
+    <SourceTitle xmlns="4873beb7-5857-4685-be1f-d57550cc96cc" xsi:nil="true"/>
+    <CSXUpdate xmlns="4873beb7-5857-4685-be1f-d57550cc96cc">false</CSXUpdate>
+    <IntlLocPriority xmlns="4873beb7-5857-4685-be1f-d57550cc96cc" xsi:nil="true"/>
+    <UAProjectedTotalWords xmlns="4873beb7-5857-4685-be1f-d57550cc96cc" xsi:nil="true"/>
+    <AssetType xmlns="4873beb7-5857-4685-be1f-d57550cc96cc">TP</AssetType>
+    <MachineTranslated xmlns="4873beb7-5857-4685-be1f-d57550cc96cc">false</MachineTranslated>
+    <OutputCachingOn xmlns="4873beb7-5857-4685-be1f-d57550cc96cc">false</OutputCachingOn>
+    <TemplateStatus xmlns="4873beb7-5857-4685-be1f-d57550cc96cc" xsi:nil="true"/>
+    <IsSearchable xmlns="4873beb7-5857-4685-be1f-d57550cc96cc">true</IsSearchable>
+    <ContentItem xmlns="4873beb7-5857-4685-be1f-d57550cc96cc" xsi:nil="true"/>
+    <HandoffToMSDN xmlns="4873beb7-5857-4685-be1f-d57550cc96cc" xsi:nil="true"/>
+    <ShowIn xmlns="4873beb7-5857-4685-be1f-d57550cc96cc">Show everywhere</ShowIn>
+    <ThumbnailAssetId xmlns="4873beb7-5857-4685-be1f-d57550cc96cc" xsi:nil="true"/>
+    <UALocComments xmlns="4873beb7-5857-4685-be1f-d57550cc96cc">2007 Template UpLeveling Do Not HandOff</UALocComments>
+    <UALocRecommendation xmlns="4873beb7-5857-4685-be1f-d57550cc96cc">Localize</UALocRecommendation>
+    <LastModifiedDateTime xmlns="4873beb7-5857-4685-be1f-d57550cc96cc" xsi:nil="true"/>
+    <LegacyData xmlns="4873beb7-5857-4685-be1f-d57550cc96cc" xsi:nil="true"/>
+    <LocManualTestRequired xmlns="4873beb7-5857-4685-be1f-d57550cc96cc">false</LocManualTestRequired>
+    <ClipArtFilename xmlns="4873beb7-5857-4685-be1f-d57550cc96cc" xsi:nil="true"/>
+    <TPApplication xmlns="4873beb7-5857-4685-be1f-d57550cc96cc" xsi:nil="true"/>
+    <CSXHash xmlns="4873beb7-5857-4685-be1f-d57550cc96cc" xsi:nil="true"/>
+    <DirectSourceMarket xmlns="4873beb7-5857-4685-be1f-d57550cc96cc" xsi:nil="true"/>
+    <PrimaryImageGen xmlns="4873beb7-5857-4685-be1f-d57550cc96cc">true</PrimaryImageGen>
+    <PlannedPubDate xmlns="4873beb7-5857-4685-be1f-d57550cc96cc" xsi:nil="true"/>
+    <CSXSubmissionMarket xmlns="4873beb7-5857-4685-be1f-d57550cc96cc" xsi:nil="true"/>
+    <Downloads xmlns="4873beb7-5857-4685-be1f-d57550cc96cc">0</Downloads>
+    <ArtSampleDocs xmlns="4873beb7-5857-4685-be1f-d57550cc96cc" xsi:nil="true"/>
+    <TrustLevel xmlns="4873beb7-5857-4685-be1f-d57550cc96cc">1 Microsoft Managed Content</TrustLevel>
+    <BlockPublish xmlns="4873beb7-5857-4685-be1f-d57550cc96cc">false</BlockPublish>
+    <TPLaunchHelpLinkType xmlns="4873beb7-5857-4685-be1f-d57550cc96cc">Template</TPLaunchHelpLinkType>
+    <LocalizationTagsTaxHTField0 xmlns="4873beb7-5857-4685-be1f-d57550cc96cc">
+      <Terms xmlns="http://schemas.microsoft.com/office/infopath/2007/PartnerControls"/>
+    </LocalizationTagsTaxHTField0>
+    <BusinessGroup xmlns="4873beb7-5857-4685-be1f-d57550cc96cc" xsi:nil="true"/>
+    <Providers xmlns="4873beb7-5857-4685-be1f-d57550cc96cc" xsi:nil="true"/>
+    <TemplateTemplateType xmlns="4873beb7-5857-4685-be1f-d57550cc96cc">Word 2007 Default</TemplateTemplateType>
+    <TimesCloned xmlns="4873beb7-5857-4685-be1f-d57550cc96cc" xsi:nil="true"/>
+    <TPAppVersion xmlns="4873beb7-5857-4685-be1f-d57550cc96cc" xsi:nil="true"/>
+    <VoteCount xmlns="4873beb7-5857-4685-be1f-d57550cc96cc" xsi:nil="true"/>
+    <AverageRating xmlns="4873beb7-5857-4685-be1f-d57550cc96cc" xsi:nil="true"/>
+    <FeatureTagsTaxHTField0 xmlns="4873beb7-5857-4685-be1f-d57550cc96cc">
+      <Terms xmlns="http://schemas.microsoft.com/office/infopath/2007/PartnerControls"/>
+    </FeatureTagsTaxHTField0>
+    <Provider xmlns="4873beb7-5857-4685-be1f-d57550cc96cc" xsi:nil="true"/>
+    <UACurrentWords xmlns="4873beb7-5857-4685-be1f-d57550cc96cc" xsi:nil="true"/>
+    <AssetId xmlns="4873beb7-5857-4685-be1f-d57550cc96cc">TP102810049</AssetId>
+    <TPClientViewer xmlns="4873beb7-5857-4685-be1f-d57550cc96cc" xsi:nil="true"/>
+    <DSATActionTaken xmlns="4873beb7-5857-4685-be1f-d57550cc96cc" xsi:nil="true"/>
+    <APEditor xmlns="4873beb7-5857-4685-be1f-d57550cc96cc">
+      <UserInfo>
+        <DisplayName/>
+        <AccountId xsi:nil="true"/>
+        <AccountType/>
+      </UserInfo>
+    </APEditor>
+    <TPInstallLocation xmlns="4873beb7-5857-4685-be1f-d57550cc96cc" xsi:nil="true"/>
+    <OOCacheId xmlns="4873beb7-5857-4685-be1f-d57550cc96cc" xsi:nil="true"/>
+    <IsDeleted xmlns="4873beb7-5857-4685-be1f-d57550cc96cc">false</IsDeleted>
+    <PublishTargets xmlns="4873beb7-5857-4685-be1f-d57550cc96cc">OfficeOnlineVNext,OfficeOnline</PublishTargets>
+    <ApprovalLog xmlns="4873beb7-5857-4685-be1f-d57550cc96cc" xsi:nil="true"/>
+    <BugNumber xmlns="4873beb7-5857-4685-be1f-d57550cc96cc" xsi:nil="true"/>
+    <CrawlForDependencies xmlns="4873beb7-5857-4685-be1f-d57550cc96cc">false</CrawlForDependencies>
+    <InternalTagsTaxHTField0 xmlns="4873beb7-5857-4685-be1f-d57550cc96cc">
+      <Terms xmlns="http://schemas.microsoft.com/office/infopath/2007/PartnerControls"/>
+    </InternalTagsTaxHTField0>
+    <LastHandOff xmlns="4873beb7-5857-4685-be1f-d57550cc96cc" xsi:nil="true"/>
+    <Milestone xmlns="4873beb7-5857-4685-be1f-d57550cc96cc" xsi:nil="true"/>
+    <OriginalRelease xmlns="4873beb7-5857-4685-be1f-d57550cc96cc">14</OriginalRelease>
+    <RecommendationsModifier xmlns="4873beb7-5857-4685-be1f-d57550cc96cc" xsi:nil="true"/>
+    <ScenarioTagsTaxHTField0 xmlns="4873beb7-5857-4685-be1f-d57550cc96cc">
+      <Terms xmlns="http://schemas.microsoft.com/office/infopath/2007/PartnerControls"/>
+    </ScenarioTagsTaxHTField0>
+    <UANotes xmlns="4873beb7-5857-4685-be1f-d57550cc96cc" xsi:nil="true"/>
+    <LocMarketGroupTiers2 xmlns="4873beb7-5857-4685-be1f-d57550cc96cc">,t:Tier 1,t:Tier 2,t:Tier 3,</LocMarketGroupTiers2>
+  </documentManagement>
+</p:properties>
+</file>
+
+<file path=customXml/item3.xml><?xml version="1.0" encoding="utf-8"?>
+<b:Sources xmlns:b="http://schemas.openxmlformats.org/officeDocument/2006/bibliography" xmlns="http://schemas.openxmlformats.org/officeDocument/2006/bibliography" SelectedStyle="\APASixthEditionOfficeOnline.xsl" StyleName="APA" Version="6"/>
+</file>
+
+<file path=customXml/item4.xml><?xml version="1.0" encoding="utf-8"?>
 <ct:contentTypeSchema xmlns:ct="http://schemas.microsoft.com/office/2006/metadata/contentType" xmlns:ma="http://schemas.microsoft.com/office/2006/metadata/properties/metaAttributes" ct:_="" ma:_="" ma:contentTypeName="TemplateFile" ma:contentTypeID="0x0101006EDDDB5EE6D98C44930B742096920B300400F5B6D36B3EF94B4E9A635CDF2A18F5B8" ma:contentTypeVersion="72" ma:contentTypeDescription="Create a new document." ma:contentTypeScope="" ma:versionID="a23e56308344d904b51738559c3d67c9">
   <xsd:schema xmlns:xsd="http://www.w3.org/2001/XMLSchema" xmlns:xs="http://www.w3.org/2001/XMLSchema" xmlns:p="http://schemas.microsoft.com/office/2006/metadata/properties" xmlns:ns2="4873beb7-5857-4685-be1f-d57550cc96cc" targetNamespace="http://schemas.microsoft.com/office/2006/metadata/properties" ma:root="true" ma:fieldsID="cd0908cc4600e77bf5da051303e00c8d" ns2:_="">
     <xsd:import namespace="4873beb7-5857-4685-be1f-d57550cc96cc"/>
@@ -23712,147 +23750,33 @@
 </ct:contentTypeSchema>
 </file>
 
-<file path=customXml/item2.xml><?xml version="1.0" encoding="utf-8"?>
-<b:Sources xmlns:b="http://schemas.openxmlformats.org/officeDocument/2006/bibliography" xmlns="http://schemas.openxmlformats.org/officeDocument/2006/bibliography" SelectedStyle="\APASixthEditionOfficeOnline.xsl" StyleName="APA" Version="6"/>
+<file path=customXml/itemProps1.xml><?xml version="1.0" encoding="utf-8"?>
+<ds:datastoreItem xmlns:ds="http://schemas.openxmlformats.org/officeDocument/2006/customXml" ds:itemID="{6DFD6874-8625-466B-B71B-2B032C1BE3E9}">
+  <ds:schemaRefs>
+    <ds:schemaRef ds:uri="http://schemas.microsoft.com/sharepoint/v3/contenttype/forms"/>
+  </ds:schemaRefs>
+</ds:datastoreItem>
 </file>
 
-<file path=customXml/item3.xml><?xml version="1.0" encoding="utf-8"?>
-<p:properties xmlns:p="http://schemas.microsoft.com/office/2006/metadata/properties" xmlns:xsi="http://www.w3.org/2001/XMLSchema-instance" xmlns:pc="http://schemas.microsoft.com/office/infopath/2007/PartnerControls">
-  <documentManagement>
-    <APDescription xmlns="4873beb7-5857-4685-be1f-d57550cc96cc" xsi:nil="true"/>
-    <AssetExpire xmlns="4873beb7-5857-4685-be1f-d57550cc96cc">2035-01-01T08:00:00+00:00</AssetExpire>
-    <CampaignTagsTaxHTField0 xmlns="4873beb7-5857-4685-be1f-d57550cc96cc">
-      <Terms xmlns="http://schemas.microsoft.com/office/infopath/2007/PartnerControls"/>
-    </CampaignTagsTaxHTField0>
-    <IntlLangReviewDate xmlns="4873beb7-5857-4685-be1f-d57550cc96cc" xsi:nil="true"/>
-    <TPFriendlyName xmlns="4873beb7-5857-4685-be1f-d57550cc96cc" xsi:nil="true"/>
-    <IntlLangReview xmlns="4873beb7-5857-4685-be1f-d57550cc96cc">false</IntlLangReview>
-    <LocLastLocAttemptVersionLookup xmlns="4873beb7-5857-4685-be1f-d57550cc96cc">752697</LocLastLocAttemptVersionLookup>
-    <PolicheckWords xmlns="4873beb7-5857-4685-be1f-d57550cc96cc" xsi:nil="true"/>
-    <SubmitterId xmlns="4873beb7-5857-4685-be1f-d57550cc96cc" xsi:nil="true"/>
-    <AcquiredFrom xmlns="4873beb7-5857-4685-be1f-d57550cc96cc">Internal MS</AcquiredFrom>
-    <EditorialStatus xmlns="4873beb7-5857-4685-be1f-d57550cc96cc" xsi:nil="true"/>
-    <Markets xmlns="4873beb7-5857-4685-be1f-d57550cc96cc"/>
-    <OriginAsset xmlns="4873beb7-5857-4685-be1f-d57550cc96cc" xsi:nil="true"/>
-    <AssetStart xmlns="4873beb7-5857-4685-be1f-d57550cc96cc">2012-01-04T19:17:00+00:00</AssetStart>
-    <FriendlyTitle xmlns="4873beb7-5857-4685-be1f-d57550cc96cc" xsi:nil="true"/>
-    <MarketSpecific xmlns="4873beb7-5857-4685-be1f-d57550cc96cc">false</MarketSpecific>
-    <TPNamespace xmlns="4873beb7-5857-4685-be1f-d57550cc96cc" xsi:nil="true"/>
-    <PublishStatusLookup xmlns="4873beb7-5857-4685-be1f-d57550cc96cc">
-      <Value>1422980</Value>
-      <Value>1526467</Value>
-    </PublishStatusLookup>
-    <APAuthor xmlns="4873beb7-5857-4685-be1f-d57550cc96cc">
-      <UserInfo>
-        <DisplayName>REDMOND\v-gehous</DisplayName>
-        <AccountId>2365</AccountId>
-        <AccountType/>
-      </UserInfo>
-    </APAuthor>
-    <TPCommandLine xmlns="4873beb7-5857-4685-be1f-d57550cc96cc" xsi:nil="true"/>
-    <IntlLangReviewer xmlns="4873beb7-5857-4685-be1f-d57550cc96cc" xsi:nil="true"/>
-    <OpenTemplate xmlns="4873beb7-5857-4685-be1f-d57550cc96cc">true</OpenTemplate>
-    <CSXSubmissionDate xmlns="4873beb7-5857-4685-be1f-d57550cc96cc" xsi:nil="true"/>
-    <TaxCatchAll xmlns="4873beb7-5857-4685-be1f-d57550cc96cc"/>
-    <Manager xmlns="4873beb7-5857-4685-be1f-d57550cc96cc" xsi:nil="true"/>
-    <NumericId xmlns="4873beb7-5857-4685-be1f-d57550cc96cc" xsi:nil="true"/>
-    <ParentAssetId xmlns="4873beb7-5857-4685-be1f-d57550cc96cc" xsi:nil="true"/>
-    <OriginalSourceMarket xmlns="4873beb7-5857-4685-be1f-d57550cc96cc" xsi:nil="true"/>
-    <ApprovalStatus xmlns="4873beb7-5857-4685-be1f-d57550cc96cc">InProgress</ApprovalStatus>
-    <TPComponent xmlns="4873beb7-5857-4685-be1f-d57550cc96cc" xsi:nil="true"/>
-    <EditorialTags xmlns="4873beb7-5857-4685-be1f-d57550cc96cc" xsi:nil="true"/>
-    <TPExecutable xmlns="4873beb7-5857-4685-be1f-d57550cc96cc" xsi:nil="true"/>
-    <TPLaunchHelpLink xmlns="4873beb7-5857-4685-be1f-d57550cc96cc" xsi:nil="true"/>
-    <LocComments xmlns="4873beb7-5857-4685-be1f-d57550cc96cc" xsi:nil="true"/>
-    <LocRecommendedHandoff xmlns="4873beb7-5857-4685-be1f-d57550cc96cc" xsi:nil="true"/>
-    <SourceTitle xmlns="4873beb7-5857-4685-be1f-d57550cc96cc" xsi:nil="true"/>
-    <CSXUpdate xmlns="4873beb7-5857-4685-be1f-d57550cc96cc">false</CSXUpdate>
-    <IntlLocPriority xmlns="4873beb7-5857-4685-be1f-d57550cc96cc" xsi:nil="true"/>
-    <UAProjectedTotalWords xmlns="4873beb7-5857-4685-be1f-d57550cc96cc" xsi:nil="true"/>
-    <AssetType xmlns="4873beb7-5857-4685-be1f-d57550cc96cc">TP</AssetType>
-    <MachineTranslated xmlns="4873beb7-5857-4685-be1f-d57550cc96cc">false</MachineTranslated>
-    <OutputCachingOn xmlns="4873beb7-5857-4685-be1f-d57550cc96cc">false</OutputCachingOn>
-    <TemplateStatus xmlns="4873beb7-5857-4685-be1f-d57550cc96cc" xsi:nil="true"/>
-    <IsSearchable xmlns="4873beb7-5857-4685-be1f-d57550cc96cc">true</IsSearchable>
-    <ContentItem xmlns="4873beb7-5857-4685-be1f-d57550cc96cc" xsi:nil="true"/>
-    <HandoffToMSDN xmlns="4873beb7-5857-4685-be1f-d57550cc96cc" xsi:nil="true"/>
-    <ShowIn xmlns="4873beb7-5857-4685-be1f-d57550cc96cc">Show everywhere</ShowIn>
-    <ThumbnailAssetId xmlns="4873beb7-5857-4685-be1f-d57550cc96cc" xsi:nil="true"/>
-    <UALocComments xmlns="4873beb7-5857-4685-be1f-d57550cc96cc">2007 Template UpLeveling Do Not HandOff</UALocComments>
-    <UALocRecommendation xmlns="4873beb7-5857-4685-be1f-d57550cc96cc">Localize</UALocRecommendation>
-    <LastModifiedDateTime xmlns="4873beb7-5857-4685-be1f-d57550cc96cc" xsi:nil="true"/>
-    <LegacyData xmlns="4873beb7-5857-4685-be1f-d57550cc96cc" xsi:nil="true"/>
-    <LocManualTestRequired xmlns="4873beb7-5857-4685-be1f-d57550cc96cc">false</LocManualTestRequired>
-    <ClipArtFilename xmlns="4873beb7-5857-4685-be1f-d57550cc96cc" xsi:nil="true"/>
-    <TPApplication xmlns="4873beb7-5857-4685-be1f-d57550cc96cc" xsi:nil="true"/>
-    <CSXHash xmlns="4873beb7-5857-4685-be1f-d57550cc96cc" xsi:nil="true"/>
-    <DirectSourceMarket xmlns="4873beb7-5857-4685-be1f-d57550cc96cc" xsi:nil="true"/>
-    <PrimaryImageGen xmlns="4873beb7-5857-4685-be1f-d57550cc96cc">true</PrimaryImageGen>
-    <PlannedPubDate xmlns="4873beb7-5857-4685-be1f-d57550cc96cc" xsi:nil="true"/>
-    <CSXSubmissionMarket xmlns="4873beb7-5857-4685-be1f-d57550cc96cc" xsi:nil="true"/>
-    <Downloads xmlns="4873beb7-5857-4685-be1f-d57550cc96cc">0</Downloads>
-    <ArtSampleDocs xmlns="4873beb7-5857-4685-be1f-d57550cc96cc" xsi:nil="true"/>
-    <TrustLevel xmlns="4873beb7-5857-4685-be1f-d57550cc96cc">1 Microsoft Managed Content</TrustLevel>
-    <BlockPublish xmlns="4873beb7-5857-4685-be1f-d57550cc96cc">false</BlockPublish>
-    <TPLaunchHelpLinkType xmlns="4873beb7-5857-4685-be1f-d57550cc96cc">Template</TPLaunchHelpLinkType>
-    <LocalizationTagsTaxHTField0 xmlns="4873beb7-5857-4685-be1f-d57550cc96cc">
-      <Terms xmlns="http://schemas.microsoft.com/office/infopath/2007/PartnerControls"/>
-    </LocalizationTagsTaxHTField0>
-    <BusinessGroup xmlns="4873beb7-5857-4685-be1f-d57550cc96cc" xsi:nil="true"/>
-    <Providers xmlns="4873beb7-5857-4685-be1f-d57550cc96cc" xsi:nil="true"/>
-    <TemplateTemplateType xmlns="4873beb7-5857-4685-be1f-d57550cc96cc">Word 2007 Default</TemplateTemplateType>
-    <TimesCloned xmlns="4873beb7-5857-4685-be1f-d57550cc96cc" xsi:nil="true"/>
-    <TPAppVersion xmlns="4873beb7-5857-4685-be1f-d57550cc96cc" xsi:nil="true"/>
-    <VoteCount xmlns="4873beb7-5857-4685-be1f-d57550cc96cc" xsi:nil="true"/>
-    <AverageRating xmlns="4873beb7-5857-4685-be1f-d57550cc96cc" xsi:nil="true"/>
-    <FeatureTagsTaxHTField0 xmlns="4873beb7-5857-4685-be1f-d57550cc96cc">
-      <Terms xmlns="http://schemas.microsoft.com/office/infopath/2007/PartnerControls"/>
-    </FeatureTagsTaxHTField0>
-    <Provider xmlns="4873beb7-5857-4685-be1f-d57550cc96cc" xsi:nil="true"/>
-    <UACurrentWords xmlns="4873beb7-5857-4685-be1f-d57550cc96cc" xsi:nil="true"/>
-    <AssetId xmlns="4873beb7-5857-4685-be1f-d57550cc96cc">TP102810049</AssetId>
-    <TPClientViewer xmlns="4873beb7-5857-4685-be1f-d57550cc96cc" xsi:nil="true"/>
-    <DSATActionTaken xmlns="4873beb7-5857-4685-be1f-d57550cc96cc" xsi:nil="true"/>
-    <APEditor xmlns="4873beb7-5857-4685-be1f-d57550cc96cc">
-      <UserInfo>
-        <DisplayName/>
-        <AccountId xsi:nil="true"/>
-        <AccountType/>
-      </UserInfo>
-    </APEditor>
-    <TPInstallLocation xmlns="4873beb7-5857-4685-be1f-d57550cc96cc" xsi:nil="true"/>
-    <OOCacheId xmlns="4873beb7-5857-4685-be1f-d57550cc96cc" xsi:nil="true"/>
-    <IsDeleted xmlns="4873beb7-5857-4685-be1f-d57550cc96cc">false</IsDeleted>
-    <PublishTargets xmlns="4873beb7-5857-4685-be1f-d57550cc96cc">OfficeOnlineVNext,OfficeOnline</PublishTargets>
-    <ApprovalLog xmlns="4873beb7-5857-4685-be1f-d57550cc96cc" xsi:nil="true"/>
-    <BugNumber xmlns="4873beb7-5857-4685-be1f-d57550cc96cc" xsi:nil="true"/>
-    <CrawlForDependencies xmlns="4873beb7-5857-4685-be1f-d57550cc96cc">false</CrawlForDependencies>
-    <InternalTagsTaxHTField0 xmlns="4873beb7-5857-4685-be1f-d57550cc96cc">
-      <Terms xmlns="http://schemas.microsoft.com/office/infopath/2007/PartnerControls"/>
-    </InternalTagsTaxHTField0>
-    <LastHandOff xmlns="4873beb7-5857-4685-be1f-d57550cc96cc" xsi:nil="true"/>
-    <Milestone xmlns="4873beb7-5857-4685-be1f-d57550cc96cc" xsi:nil="true"/>
-    <OriginalRelease xmlns="4873beb7-5857-4685-be1f-d57550cc96cc">14</OriginalRelease>
-    <RecommendationsModifier xmlns="4873beb7-5857-4685-be1f-d57550cc96cc" xsi:nil="true"/>
-    <ScenarioTagsTaxHTField0 xmlns="4873beb7-5857-4685-be1f-d57550cc96cc">
-      <Terms xmlns="http://schemas.microsoft.com/office/infopath/2007/PartnerControls"/>
-    </ScenarioTagsTaxHTField0>
-    <UANotes xmlns="4873beb7-5857-4685-be1f-d57550cc96cc" xsi:nil="true"/>
-    <LocMarketGroupTiers2 xmlns="4873beb7-5857-4685-be1f-d57550cc96cc">,t:Tier 1,t:Tier 2,t:Tier 3,</LocMarketGroupTiers2>
-  </documentManagement>
-</p:properties>
+<file path=customXml/itemProps2.xml><?xml version="1.0" encoding="utf-8"?>
+<ds:datastoreItem xmlns:ds="http://schemas.openxmlformats.org/officeDocument/2006/customXml" ds:itemID="{4D03386A-0ED0-4998-85A1-A0A863BDA4FB}">
+  <ds:schemaRefs>
+    <ds:schemaRef ds:uri="http://schemas.microsoft.com/office/2006/metadata/properties"/>
+    <ds:schemaRef ds:uri="http://schemas.microsoft.com/office/infopath/2007/PartnerControls"/>
+    <ds:schemaRef ds:uri="4873beb7-5857-4685-be1f-d57550cc96cc"/>
+  </ds:schemaRefs>
+</ds:datastoreItem>
 </file>
 
-<file path=customXml/item4.xml><?xml version="1.0" encoding="utf-8"?>
-<?mso-contentType ?>
-<FormTemplates xmlns="http://schemas.microsoft.com/sharepoint/v3/contenttype/forms">
-  <Display>DocumentLibraryForm</Display>
-  <Edit>AssetEditForm</Edit>
-  <New>DocumentLibraryForm</New>
-</FormTemplates>
+<file path=customXml/itemProps3.xml><?xml version="1.0" encoding="utf-8"?>
+<ds:datastoreItem xmlns:ds="http://schemas.openxmlformats.org/officeDocument/2006/customXml" ds:itemID="{EA486109-08B2-E843-A1A0-812077317A8E}">
+  <ds:schemaRefs>
+    <ds:schemaRef ds:uri="http://schemas.openxmlformats.org/officeDocument/2006/bibliography"/>
+  </ds:schemaRefs>
+</ds:datastoreItem>
 </file>
 
-<file path=customXml/itemProps1.xml><?xml version="1.0" encoding="utf-8"?>
+<file path=customXml/itemProps4.xml><?xml version="1.0" encoding="utf-8"?>
 <ds:datastoreItem xmlns:ds="http://schemas.openxmlformats.org/officeDocument/2006/customXml" ds:itemID="{443875C6-06B4-474E-8EEF-2F17FA9EA70E}">
   <ds:schemaRefs>
     <ds:schemaRef ds:uri="http://schemas.microsoft.com/office/2006/metadata/contentType"/>
@@ -23868,30 +23792,4 @@
     <ds:schemaRef ds:uri="http://schemas.microsoft.com/internal/obd"/>
   </ds:schemaRefs>
 </ds:datastoreItem>
-</file>
-
-<file path=customXml/itemProps2.xml><?xml version="1.0" encoding="utf-8"?>
-<ds:datastoreItem xmlns:ds="http://schemas.openxmlformats.org/officeDocument/2006/customXml" ds:itemID="{EA486109-08B2-E843-A1A0-812077317A8E}">
-  <ds:schemaRefs>
-    <ds:schemaRef ds:uri="http://schemas.openxmlformats.org/officeDocument/2006/bibliography"/>
-  </ds:schemaRefs>
-</ds:datastoreItem>
-</file>
-
-<file path=customXml/itemProps3.xml><?xml version="1.0" encoding="utf-8"?>
-<ds:datastoreItem xmlns:ds="http://schemas.openxmlformats.org/officeDocument/2006/customXml" ds:itemID="{4D03386A-0ED0-4998-85A1-A0A863BDA4FB}">
-  <ds:schemaRefs>
-    <ds:schemaRef ds:uri="http://schemas.microsoft.com/office/2006/metadata/properties"/>
-    <ds:schemaRef ds:uri="http://schemas.microsoft.com/office/infopath/2007/PartnerControls"/>
-    <ds:schemaRef ds:uri="4873beb7-5857-4685-be1f-d57550cc96cc"/>
-  </ds:schemaRefs>
-</ds:datastoreItem>
-</file>
-
-<file path=customXml/itemProps4.xml><?xml version="1.0" encoding="utf-8"?>
-<ds:datastoreItem xmlns:ds="http://schemas.openxmlformats.org/officeDocument/2006/customXml" ds:itemID="{6DFD6874-8625-466B-B71B-2B032C1BE3E9}">
-  <ds:schemaRefs>
-    <ds:schemaRef ds:uri="http://schemas.microsoft.com/sharepoint/v3/contenttype/forms"/>
-  </ds:schemaRefs>
-</ds:datastoreItem>
 </file>